--- a/fuentes/228126_CF07_CFA.docx
+++ b/fuentes/228126_CF07_CFA.docx
@@ -1,6 +1,6 @@
 
 <file path=word/document.xml><?xml version="1.0" encoding="utf-8"?>
-<w:document xmlns:wpc="http://schemas.microsoft.com/office/word/2010/wordprocessingCanvas" xmlns:cx="http://schemas.microsoft.com/office/drawing/2014/chartex" xmlns:cx1="http://schemas.microsoft.com/office/drawing/2015/9/8/chartex" xmlns:cx2="http://schemas.microsoft.com/office/drawing/2015/10/21/chartex" xmlns:cx3="http://schemas.microsoft.com/office/drawing/2016/5/9/chartex" xmlns:cx4="http://schemas.microsoft.com/office/drawing/2016/5/10/chartex" xmlns:cx5="http://schemas.microsoft.com/office/drawing/2016/5/11/chartex" xmlns:cx6="http://schemas.microsoft.com/office/drawing/2016/5/12/chartex" xmlns:cx7="http://schemas.microsoft.com/office/drawing/2016/5/13/chartex" xmlns:cx8="http://schemas.microsoft.com/office/drawing/2016/5/14/chartex" xmlns:mc="http://schemas.openxmlformats.org/markup-compatibility/2006" xmlns:aink="http://schemas.microsoft.com/office/drawing/2016/ink" xmlns:am3d="http://schemas.microsoft.com/office/drawing/2017/model3d" xmlns:o="urn:schemas-microsoft-com:office:office" xmlns:r="http://schemas.openxmlformats.org/officeDocument/2006/relationships" xmlns:m="http://schemas.openxmlformats.org/officeDocument/2006/math" xmlns:v="urn:schemas-microsoft-com:vml" xmlns:wp14="http://schemas.microsoft.com/office/word/2010/wordprocessingDrawing" xmlns:wp="http://schemas.openxmlformats.org/drawingml/2006/wordprocessingDrawing" xmlns:w10="urn:schemas-microsoft-com:office:word" xmlns:w="http://schemas.openxmlformats.org/wordprocessingml/2006/main" xmlns:w14="http://schemas.microsoft.com/office/word/2010/wordml" xmlns:w15="http://schemas.microsoft.com/office/word/2012/wordml" xmlns:w16cex="http://schemas.microsoft.com/office/word/2018/wordml/cex" xmlns:w16cid="http://schemas.microsoft.com/office/word/2016/wordml/cid" xmlns:w16="http://schemas.microsoft.com/office/word/2018/wordml" xmlns:w16sdtdh="http://schemas.microsoft.com/office/word/2020/wordml/sdtdatahash" xmlns:w16se="http://schemas.microsoft.com/office/word/2015/wordml/symex" xmlns:wpg="http://schemas.microsoft.com/office/word/2010/wordprocessingGroup" xmlns:wpi="http://schemas.microsoft.com/office/word/2010/wordprocessingInk" xmlns:wne="http://schemas.microsoft.com/office/word/2006/wordml" xmlns:wps="http://schemas.microsoft.com/office/word/2010/wordprocessingShape" mc:Ignorable="w14 w15 w16se w16cid w16 w16cex w16sdtdh wp14">
+<w:document xmlns:wpc="http://schemas.microsoft.com/office/word/2010/wordprocessingCanvas" xmlns:cx="http://schemas.microsoft.com/office/drawing/2014/chartex" xmlns:cx1="http://schemas.microsoft.com/office/drawing/2015/9/8/chartex" xmlns:cx2="http://schemas.microsoft.com/office/drawing/2015/10/21/chartex" xmlns:cx3="http://schemas.microsoft.com/office/drawing/2016/5/9/chartex" xmlns:cx4="http://schemas.microsoft.com/office/drawing/2016/5/10/chartex" xmlns:cx5="http://schemas.microsoft.com/office/drawing/2016/5/11/chartex" xmlns:cx6="http://schemas.microsoft.com/office/drawing/2016/5/12/chartex" xmlns:cx7="http://schemas.microsoft.com/office/drawing/2016/5/13/chartex" xmlns:cx8="http://schemas.microsoft.com/office/drawing/2016/5/14/chartex" xmlns:mc="http://schemas.openxmlformats.org/markup-compatibility/2006" xmlns:aink="http://schemas.microsoft.com/office/drawing/2016/ink" xmlns:am3d="http://schemas.microsoft.com/office/drawing/2017/model3d" xmlns:o="urn:schemas-microsoft-com:office:office" xmlns:r="http://schemas.openxmlformats.org/officeDocument/2006/relationships" xmlns:m="http://schemas.openxmlformats.org/officeDocument/2006/math" xmlns:v="urn:schemas-microsoft-com:vml" xmlns:wp14="http://schemas.microsoft.com/office/word/2010/wordprocessingDrawing" xmlns:wp="http://schemas.openxmlformats.org/drawingml/2006/wordprocessingDrawing" xmlns:w10="urn:schemas-microsoft-com:office:word" xmlns:w="http://schemas.openxmlformats.org/wordprocessingml/2006/main" xmlns:w14="http://schemas.microsoft.com/office/word/2010/wordml" xmlns:w15="http://schemas.microsoft.com/office/word/2012/wordml" xmlns:w16cex="http://schemas.microsoft.com/office/word/2018/wordml/cex" xmlns:w16cid="http://schemas.microsoft.com/office/word/2016/wordml/cid" xmlns:w16="http://schemas.microsoft.com/office/word/2018/wordml" xmlns:w16se="http://schemas.microsoft.com/office/word/2015/wordml/symex" xmlns:wpg="http://schemas.microsoft.com/office/word/2010/wordprocessingGroup" xmlns:wpi="http://schemas.microsoft.com/office/word/2010/wordprocessingInk" xmlns:wne="http://schemas.microsoft.com/office/word/2006/wordml" xmlns:wps="http://schemas.microsoft.com/office/word/2010/wordprocessingShape" mc:Ignorable="w14 w15 w16se w16cid w16 w16cex wp14">
   <w:body>
     <w:p>
       <w:pPr>
@@ -205,7 +205,7 @@
               </wp:anchor>
             </w:drawing>
           </mc:Choice>
-          <mc:Fallback xmlns:oel="http://schemas.microsoft.com/office/2019/extlst">
+          <mc:Fallback xmlns:w16sdtdh="http://schemas.microsoft.com/office/word/2020/wordml/sdtdatahash" xmlns:oel="http://schemas.microsoft.com/office/2019/extlst">
             <w:pict>
               <v:rect w14:anchorId="4C256C62" id="Rectángulo 3" o:spid="_x0000_s1026" alt="&quot;&quot;" style="position:absolute;margin-left:-55.95pt;margin-top:26.4pt;width:613.85pt;height:164.25pt;z-index:-251655168;visibility:visible;mso-wrap-style:square;mso-height-percent:0;mso-wrap-distance-left:9pt;mso-wrap-distance-top:0;mso-wrap-distance-right:9pt;mso-wrap-distance-bottom:0;mso-position-horizontal:absolute;mso-position-horizontal-relative:text;mso-position-vertical:absolute;mso-position-vertical-relative:text;mso-height-percent:0;mso-height-relative:margin;v-text-anchor:middle" o:gfxdata="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" fillcolor="#00314d" stroked="f" strokeweight="1pt"/>
             </w:pict>
@@ -493,7 +493,7 @@
           <w:kern w:val="0"/>
           <w14:ligatures w14:val="none"/>
         </w:rPr>
-        <w:t>Agosto</w:t>
+        <w:t>Septiembre</w:t>
       </w:r>
       <w:r>
         <w:rPr>
@@ -2190,7 +2190,7 @@
                 <w:noProof/>
                 <w:webHidden/>
               </w:rPr>
-              <w:t>43</w:t>
+              <w:t>44</w:t>
             </w:r>
             <w:r>
               <w:rPr>
@@ -2628,7 +2628,7 @@
                 <w:noProof/>
                 <w:webHidden/>
               </w:rPr>
-              <w:t>56</w:t>
+              <w:t>57</w:t>
             </w:r>
             <w:r>
               <w:rPr>
@@ -3405,10 +3405,10 @@
           <w:lang w:val="en-US"/>
         </w:rPr>
         <w:drawing>
-          <wp:inline distT="0" distB="0" distL="0" distR="0" wp14:anchorId="202FFB29" wp14:editId="6AF320A2">
-            <wp:extent cx="4680000" cy="2635200"/>
+          <wp:inline distT="0" distB="0" distL="0" distR="0" wp14:anchorId="5CE6A2E1" wp14:editId="47301A9A">
+            <wp:extent cx="4680000" cy="2631600"/>
             <wp:effectExtent l="0" t="0" r="6350" b="0"/>
-            <wp:docPr id="2" name="Imagen 2">
+            <wp:docPr id="1" name="Imagen 1">
               <a:extLst xmlns:a="http://schemas.openxmlformats.org/drawingml/2006/main">
                 <a:ext uri="{C183D7F6-B498-43B3-948B-1728B52AA6E4}">
                   <adec:decorative xmlns:adec="http://schemas.microsoft.com/office/drawing/2017/decorative" val="1"/>
@@ -3422,7 +3422,7 @@
               <a:graphicData uri="http://schemas.openxmlformats.org/drawingml/2006/picture">
                 <pic:pic xmlns:pic="http://schemas.openxmlformats.org/drawingml/2006/picture">
                   <pic:nvPicPr>
-                    <pic:cNvPr id="2" name="Imagen 2">
+                    <pic:cNvPr id="1" name="Imagen 1">
                       <a:extLst>
                         <a:ext uri="{C183D7F6-B498-43B3-948B-1728B52AA6E4}">
                           <adec:decorative xmlns:adec="http://schemas.microsoft.com/office/drawing/2017/decorative" val="1"/>
@@ -3449,7 +3449,7 @@
                   <pic:spPr bwMode="auto">
                     <a:xfrm>
                       <a:off x="0" y="0"/>
-                      <a:ext cx="4680000" cy="2635200"/>
+                      <a:ext cx="4680000" cy="2631600"/>
                     </a:xfrm>
                     <a:prstGeom prst="rect">
                       <a:avLst/>
@@ -4327,6 +4327,12 @@
         </w:rPr>
         <w:t>Aunque ambos conceptos mantienen una relación directa, presentan diferencias en cuanto a su propósito, existencia y comportamiento durante la ejecución de una aplicación. La siguiente tabla resume las principales características que permiten distinguir una clase de un objeto.</w:t>
       </w:r>
+      <w:r>
+        <w:rPr>
+          <w:lang w:val="es-419" w:eastAsia="es-CO"/>
+        </w:rPr>
+        <w:t xml:space="preserve"> </w:t>
+      </w:r>
     </w:p>
     <w:p>
       <w:pPr>
@@ -5425,10 +5431,10 @@
           <w:lang w:val="es-419" w:eastAsia="es-CO"/>
         </w:rPr>
         <w:drawing>
-          <wp:inline distT="0" distB="0" distL="0" distR="0" wp14:anchorId="0AA46F5C" wp14:editId="7B838163">
+          <wp:inline distT="0" distB="0" distL="0" distR="0" wp14:anchorId="23E83112" wp14:editId="127CB202">
             <wp:extent cx="6334125" cy="2647950"/>
             <wp:effectExtent l="0" t="0" r="9525" b="0"/>
-            <wp:docPr id="4" name="Imagen 4" descr="En la figura 2 se presenta el flujo general de entrada y salida de información en una aplicación orientada a objetos, desde la recepción de los datos hasta la generación de la respuesta."/>
+            <wp:docPr id="9" name="Imagen 9" descr="En la figura 2 se presenta el flujo general de entrada y salida de información en una aplicación orientada a objetos, desde la recepción de los datos hasta la generación de la respuesta."/>
             <wp:cNvGraphicFramePr>
               <a:graphicFrameLocks xmlns:a="http://schemas.openxmlformats.org/drawingml/2006/main" noChangeAspect="1"/>
             </wp:cNvGraphicFramePr>
@@ -5436,7 +5442,7 @@
               <a:graphicData uri="http://schemas.openxmlformats.org/drawingml/2006/picture">
                 <pic:pic xmlns:pic="http://schemas.openxmlformats.org/drawingml/2006/picture">
                   <pic:nvPicPr>
-                    <pic:cNvPr id="4" name="Imagen 4" descr="En la figura 2 se presenta el flujo general de entrada y salida de información en una aplicación orientada a objetos, desde la recepción de los datos hasta la generación de la respuesta."/>
+                    <pic:cNvPr id="9" name="Imagen 9" descr="En la figura 2 se presenta el flujo general de entrada y salida de información en una aplicación orientada a objetos, desde la recepción de los datos hasta la generación de la respuesta."/>
                     <pic:cNvPicPr>
                       <a:picLocks noChangeAspect="1" noChangeArrowheads="1"/>
                     </pic:cNvPicPr>
@@ -6094,10 +6100,10 @@
           <w:lang w:val="es-419" w:eastAsia="es-CO"/>
         </w:rPr>
         <w:drawing>
-          <wp:inline distT="0" distB="0" distL="0" distR="0" wp14:anchorId="22038309" wp14:editId="7ED8E87C">
+          <wp:inline distT="0" distB="0" distL="0" distR="0" wp14:anchorId="16394CB7" wp14:editId="2F712280">
             <wp:extent cx="6334125" cy="3219450"/>
             <wp:effectExtent l="0" t="0" r="9525" b="0"/>
-            <wp:docPr id="5" name="Imagen 5" descr="En la figura 3 se presenta el intercambio de mensajes entre diferentes objetos para ejecutar una funcionalidad del sistema, evidenciando cómo cada objeto asume responsabilidades específicas y colabora con los demás para dar respuesta a una solicitud."/>
+            <wp:docPr id="12" name="Imagen 12" descr="En la figura 3 se presenta el intercambio de mensajes entre diferentes objetos para ejecutar una funcionalidad del sistema, evidenciando cómo cada objeto asume responsabilidades específicas y colabora con los demás para dar respuesta a una solicitud."/>
             <wp:cNvGraphicFramePr>
               <a:graphicFrameLocks xmlns:a="http://schemas.openxmlformats.org/drawingml/2006/main" noChangeAspect="1"/>
             </wp:cNvGraphicFramePr>
@@ -6105,7 +6111,7 @@
               <a:graphicData uri="http://schemas.openxmlformats.org/drawingml/2006/picture">
                 <pic:pic xmlns:pic="http://schemas.openxmlformats.org/drawingml/2006/picture">
                   <pic:nvPicPr>
-                    <pic:cNvPr id="5" name="Imagen 5" descr="En la figura 3 se presenta el intercambio de mensajes entre diferentes objetos para ejecutar una funcionalidad del sistema, evidenciando cómo cada objeto asume responsabilidades específicas y colabora con los demás para dar respuesta a una solicitud."/>
+                    <pic:cNvPr id="12" name="Imagen 12" descr="En la figura 3 se presenta el intercambio de mensajes entre diferentes objetos para ejecutar una funcionalidad del sistema, evidenciando cómo cada objeto asume responsabilidades específicas y colabora con los demás para dar respuesta a una solicitud."/>
                     <pic:cNvPicPr>
                       <a:picLocks noChangeAspect="1" noChangeArrowheads="1"/>
                     </pic:cNvPicPr>
@@ -6841,17 +6847,14 @@
       </w:pPr>
       <w:r>
         <w:rPr>
-          <w:b/>
           <w:noProof/>
-          <w:sz w:val="20"/>
-          <w:szCs w:val="20"/>
-          <w:lang w:val="en-US"/>
+          <w:lang w:val="es-419" w:eastAsia="es-CO"/>
         </w:rPr>
         <w:drawing>
-          <wp:inline distT="0" distB="0" distL="0" distR="0" wp14:anchorId="04A3034D" wp14:editId="21D67CDA">
+          <wp:inline distT="0" distB="0" distL="0" distR="0" wp14:anchorId="17417BC9" wp14:editId="5509FA1D">
             <wp:extent cx="6334125" cy="2533650"/>
             <wp:effectExtent l="0" t="0" r="9525" b="0"/>
-            <wp:docPr id="6" name="Imagen 6" descr="En la figura 4 se presentan los principales elementos de UML utilizados en el modelado orientado a objetos, exponiendo una clase con sus atributos y operaciones."/>
+            <wp:docPr id="16" name="Imagen 16" descr="En la figura 4 se presentan los principales elementos de UML utilizados en el modelado orientado a objetos, exponiendo una clase con sus atributos y operaciones."/>
             <wp:cNvGraphicFramePr>
               <a:graphicFrameLocks xmlns:a="http://schemas.openxmlformats.org/drawingml/2006/main" noChangeAspect="1"/>
             </wp:cNvGraphicFramePr>
@@ -6859,7 +6862,7 @@
               <a:graphicData uri="http://schemas.openxmlformats.org/drawingml/2006/picture">
                 <pic:pic xmlns:pic="http://schemas.openxmlformats.org/drawingml/2006/picture">
                   <pic:nvPicPr>
-                    <pic:cNvPr id="6" name="Imagen 6" descr="En la figura 4 se presentan los principales elementos de UML utilizados en el modelado orientado a objetos, exponiendo una clase con sus atributos y operaciones."/>
+                    <pic:cNvPr id="16" name="Imagen 16" descr="En la figura 4 se presentan los principales elementos de UML utilizados en el modelado orientado a objetos, exponiendo una clase con sus atributos y operaciones."/>
                     <pic:cNvPicPr>
                       <a:picLocks noChangeAspect="1" noChangeArrowheads="1"/>
                     </pic:cNvPicPr>
@@ -7121,10 +7124,10 @@
           <w:lang w:val="es-419" w:eastAsia="es-CO"/>
         </w:rPr>
         <w:drawing>
-          <wp:inline distT="0" distB="0" distL="0" distR="0" wp14:anchorId="4ECDF096" wp14:editId="37027F56">
+          <wp:inline distT="0" distB="0" distL="0" distR="0" wp14:anchorId="6F46EA30" wp14:editId="0F053153">
             <wp:extent cx="6334125" cy="2533650"/>
             <wp:effectExtent l="0" t="0" r="9525" b="0"/>
-            <wp:docPr id="7" name="Imagen 7" descr="En la figura 5 se evidencia la representación de una clase mediante un diagrama UML, compuesta por el nombre de la clase, sus atributos y las operaciones que describen su comportamiento."/>
+            <wp:docPr id="17" name="Imagen 17" descr="En la figura 5 se evidencia la representación de una clase mediante un diagrama UML, compuesta por el nombre de la clase, sus atributos y las operaciones que describen su comportamiento."/>
             <wp:cNvGraphicFramePr>
               <a:graphicFrameLocks xmlns:a="http://schemas.openxmlformats.org/drawingml/2006/main" noChangeAspect="1"/>
             </wp:cNvGraphicFramePr>
@@ -7132,7 +7135,7 @@
               <a:graphicData uri="http://schemas.openxmlformats.org/drawingml/2006/picture">
                 <pic:pic xmlns:pic="http://schemas.openxmlformats.org/drawingml/2006/picture">
                   <pic:nvPicPr>
-                    <pic:cNvPr id="7" name="Imagen 7" descr="En la figura 5 se evidencia la representación de una clase mediante un diagrama UML, compuesta por el nombre de la clase, sus atributos y las operaciones que describen su comportamiento."/>
+                    <pic:cNvPr id="17" name="Imagen 17" descr="En la figura 5 se evidencia la representación de una clase mediante un diagrama UML, compuesta por el nombre de la clase, sus atributos y las operaciones que describen su comportamiento."/>
                     <pic:cNvPicPr>
                       <a:picLocks noChangeAspect="1" noChangeArrowheads="1"/>
                     </pic:cNvPicPr>
@@ -7172,6 +7175,14 @@
     </w:p>
     <w:p>
       <w:pPr>
+        <w:ind w:firstLine="0"/>
+        <w:rPr>
+          <w:lang w:val="es-419" w:eastAsia="es-CO"/>
+        </w:rPr>
+      </w:pPr>
+    </w:p>
+    <w:p>
+      <w:pPr>
         <w:rPr>
           <w:lang w:val="es-419" w:eastAsia="es-CO"/>
         </w:rPr>
@@ -7206,7 +7217,19 @@
         <w:rPr>
           <w:lang w:val="es-419" w:eastAsia="es-CO"/>
         </w:rPr>
-        <w:t>Además de la representación de las clases, UML emplea símbolos para indicar el nivel de visibilidad o acceso de los atributos y las operaciones. Estos símbolos corresponden a los especificadores de acceso que posteriormente se implementan mediante la sintaxis del lenguaje de programación utilizado. Esta notación facilita la interpretación de los diagramas y permite identificar el alcance de cada elemento dentro del modelo.</w:t>
+        <w:t>Además de la representación de las clases, UML emplea símbolos para indicar el nivel de visibilidad o acceso de los atributos y las operaciones. Estos símbolos corresponden a los especificadores de acceso que posteriormente se implementan mediante la sintaxis del lenguaje de programación utilizado. Esta notación facilita la interpretación de los diagramas y permite identificar el alcance de cada elemento dentro del modelo</w:t>
+      </w:r>
+      <w:r>
+        <w:rPr>
+          <w:lang w:val="es-419" w:eastAsia="es-CO"/>
+        </w:rPr>
+        <w:t xml:space="preserve"> </w:t>
+      </w:r>
+      <w:r>
+        <w:rPr>
+          <w:lang w:val="es-419" w:eastAsia="es-CO"/>
+        </w:rPr>
+        <w:t>tal como se indica a continuación:</w:t>
       </w:r>
     </w:p>
     <w:p>
@@ -7866,6 +7889,18 @@
         </w:rPr>
         <w:lastRenderedPageBreak/>
         <w:t>Las relaciones entre clases permiten representar de manera organizada la interacción y dependencia entre los diferentes elementos de un sistema, facilitando el análisis, el diseño y la construcción de modelos orientados a objetos con una estructura clara y coherente.</w:t>
+      </w:r>
+      <w:r>
+        <w:rPr>
+          <w:lang w:val="es-419" w:eastAsia="es-CO"/>
+        </w:rPr>
+        <w:t xml:space="preserve"> </w:t>
+      </w:r>
+      <w:r>
+        <w:rPr>
+          <w:lang w:val="es-419" w:eastAsia="es-CO"/>
+        </w:rPr>
+        <w:t>Por lo tanto, a continuación, se presentan los principales tipos de relaciones entre clases en UML, junto con su símbolo y característica principal:</w:t>
       </w:r>
     </w:p>
     <w:p>
@@ -8220,6 +8255,7 @@
         <w:rPr>
           <w:lang w:val="es-419" w:eastAsia="es-CO"/>
         </w:rPr>
+        <w:lastRenderedPageBreak/>
         <w:t>Composición: Formulario</w:t>
       </w:r>
       <w:r>
@@ -8245,7 +8281,6 @@
         <w:rPr>
           <w:lang w:val="es-419" w:eastAsia="es-CO"/>
         </w:rPr>
-        <w:lastRenderedPageBreak/>
         <w:t>Herencia: Usuario</w:t>
       </w:r>
       <w:r>
@@ -8956,10 +8991,10 @@
           <w:lang w:val="es-419" w:eastAsia="es-CO"/>
         </w:rPr>
         <w:drawing>
-          <wp:inline distT="0" distB="0" distL="0" distR="0" wp14:anchorId="17F08D00" wp14:editId="1371C2EC">
+          <wp:inline distT="0" distB="0" distL="0" distR="0" wp14:anchorId="48C1CE46" wp14:editId="64379EB4">
             <wp:extent cx="6334125" cy="1390650"/>
             <wp:effectExtent l="0" t="0" r="9525" b="0"/>
-            <wp:docPr id="8" name="Imagen 8" descr="En la figura 6 se presenta la estructura básica de una clase, compuesta por: nombre, atributos, métodos y constructores."/>
+            <wp:docPr id="18" name="Imagen 18" descr="En la figura 6 se presenta la estructura básica de una clase, compuesta por: nombre, atributos, métodos y constructores."/>
             <wp:cNvGraphicFramePr>
               <a:graphicFrameLocks xmlns:a="http://schemas.openxmlformats.org/drawingml/2006/main" noChangeAspect="1"/>
             </wp:cNvGraphicFramePr>
@@ -8967,7 +9002,7 @@
               <a:graphicData uri="http://schemas.openxmlformats.org/drawingml/2006/picture">
                 <pic:pic xmlns:pic="http://schemas.openxmlformats.org/drawingml/2006/picture">
                   <pic:nvPicPr>
-                    <pic:cNvPr id="8" name="Imagen 8" descr="En la figura 6 se presenta la estructura básica de una clase, compuesta por: nombre, atributos, métodos y constructores."/>
+                    <pic:cNvPr id="18" name="Imagen 18" descr="En la figura 6 se presenta la estructura básica de una clase, compuesta por: nombre, atributos, métodos y constructores."/>
                     <pic:cNvPicPr>
                       <a:picLocks noChangeAspect="1" noChangeArrowheads="1"/>
                     </pic:cNvPicPr>
@@ -10820,10 +10855,10 @@
           <w:lang w:val="es-419" w:eastAsia="es-CO"/>
         </w:rPr>
         <w:drawing>
-          <wp:inline distT="0" distB="0" distL="0" distR="0" wp14:anchorId="1351F996" wp14:editId="117A89F1">
+          <wp:inline distT="0" distB="0" distL="0" distR="0" wp14:anchorId="711D3E45" wp14:editId="1AA17F41">
             <wp:extent cx="6334125" cy="2533650"/>
             <wp:effectExtent l="0" t="0" r="9525" b="0"/>
-            <wp:docPr id="10" name="Imagen 10" descr="En la figura 7 se presenta el ciclo de vida básico de un objeto en Java, desde su creación mediante un constructor hasta la liberación automática de la memoria por el recolector de basura."/>
+            <wp:docPr id="19" name="Imagen 19" descr="En la figura 7 se presenta el ciclo de vida básico de un objeto en Java, desde su creación mediante un constructor hasta la liberación automática de la memoria por el recolector de basura."/>
             <wp:cNvGraphicFramePr>
               <a:graphicFrameLocks xmlns:a="http://schemas.openxmlformats.org/drawingml/2006/main" noChangeAspect="1"/>
             </wp:cNvGraphicFramePr>
@@ -10831,7 +10866,7 @@
               <a:graphicData uri="http://schemas.openxmlformats.org/drawingml/2006/picture">
                 <pic:pic xmlns:pic="http://schemas.openxmlformats.org/drawingml/2006/picture">
                   <pic:nvPicPr>
-                    <pic:cNvPr id="10" name="Imagen 10" descr="En la figura 7 se presenta el ciclo de vida básico de un objeto en Java, desde su creación mediante un constructor hasta la liberación automática de la memoria por el recolector de basura."/>
+                    <pic:cNvPr id="19" name="Imagen 19" descr="En la figura 7 se presenta el ciclo de vida básico de un objeto en Java, desde su creación mediante un constructor hasta la liberación automática de la memoria por el recolector de basura."/>
                     <pic:cNvPicPr>
                       <a:picLocks noChangeAspect="1" noChangeArrowheads="1"/>
                     </pic:cNvPicPr>
@@ -11609,6 +11644,19 @@
     </w:p>
     <w:p>
       <w:pPr>
+        <w:rPr>
+          <w:lang w:val="es-419" w:eastAsia="es-CO"/>
+        </w:rPr>
+      </w:pPr>
+      <w:r>
+        <w:rPr>
+          <w:lang w:val="es-419" w:eastAsia="es-CO"/>
+        </w:rPr>
+        <w:t xml:space="preserve">A continuación, se presenta una comparación entre la herencia simple y la herencia múltiple, considerando sus principales características y su implementación en Java: </w:t>
+      </w:r>
+    </w:p>
+    <w:p>
+      <w:pPr>
         <w:pStyle w:val="Tabla"/>
         <w:rPr>
           <w:lang w:val="es-419" w:eastAsia="es-CO"/>
@@ -11809,6 +11857,7 @@
               </w:rPr>
             </w:pPr>
             <w:r>
+              <w:lastRenderedPageBreak/>
               <w:t>Disponible en Java</w:t>
             </w:r>
           </w:p>
@@ -11903,11 +11952,17 @@
           <w:lang w:val="es-419" w:eastAsia="es-CO"/>
         </w:rPr>
       </w:pPr>
-      <w:r>
-        <w:rPr>
-          <w:lang w:val="es-419" w:eastAsia="es-CO"/>
-        </w:rPr>
-        <w:lastRenderedPageBreak/>
+    </w:p>
+    <w:p>
+      <w:pPr>
+        <w:rPr>
+          <w:lang w:val="es-419" w:eastAsia="es-CO"/>
+        </w:rPr>
+      </w:pPr>
+      <w:r>
+        <w:rPr>
+          <w:lang w:val="es-419" w:eastAsia="es-CO"/>
+        </w:rPr>
         <w:t>La comprensión de estos tipos de herencia permite seleccionar la estrategia más adecuada durante el diseño de aplicaciones orientadas a objetos, favoreciendo soluciones organizadas, reutilizables y acordes con las características del lenguaje de programación empleado.</w:t>
       </w:r>
     </w:p>
@@ -12062,862 +12117,6 @@
         <w:rPr>
           <w:lang w:val="es-419" w:eastAsia="es-CO"/>
         </w:rPr>
-        <w:t>class</w:t>
-      </w:r>
-      <w:proofErr w:type="spellEnd"/>
-      <w:r>
-        <w:rPr>
-          <w:lang w:val="es-419" w:eastAsia="es-CO"/>
-        </w:rPr>
-        <w:t xml:space="preserve"> Persona {</w:t>
-      </w:r>
-    </w:p>
-    <w:p>
-      <w:pPr>
-        <w:rPr>
-          <w:lang w:val="es-419" w:eastAsia="es-CO"/>
-        </w:rPr>
-      </w:pPr>
-      <w:r>
-        <w:rPr>
-          <w:lang w:val="es-419" w:eastAsia="es-CO"/>
-        </w:rPr>
-        <w:t xml:space="preserve">    </w:t>
-      </w:r>
-      <w:proofErr w:type="spellStart"/>
-      <w:r>
-        <w:rPr>
-          <w:lang w:val="es-419" w:eastAsia="es-CO"/>
-        </w:rPr>
-        <w:t>public</w:t>
-      </w:r>
-      <w:proofErr w:type="spellEnd"/>
-      <w:r>
-        <w:rPr>
-          <w:lang w:val="es-419" w:eastAsia="es-CO"/>
-        </w:rPr>
-        <w:t xml:space="preserve"> </w:t>
-      </w:r>
-      <w:proofErr w:type="spellStart"/>
-      <w:r>
-        <w:rPr>
-          <w:lang w:val="es-419" w:eastAsia="es-CO"/>
-        </w:rPr>
-        <w:t>void</w:t>
-      </w:r>
-      <w:proofErr w:type="spellEnd"/>
-      <w:r>
-        <w:rPr>
-          <w:lang w:val="es-419" w:eastAsia="es-CO"/>
-        </w:rPr>
-        <w:t xml:space="preserve"> </w:t>
-      </w:r>
-      <w:proofErr w:type="gramStart"/>
-      <w:r>
-        <w:rPr>
-          <w:lang w:val="es-419" w:eastAsia="es-CO"/>
-        </w:rPr>
-        <w:t>presentarse(</w:t>
-      </w:r>
-      <w:proofErr w:type="gramEnd"/>
-      <w:r>
-        <w:rPr>
-          <w:lang w:val="es-419" w:eastAsia="es-CO"/>
-        </w:rPr>
-        <w:t>) {</w:t>
-      </w:r>
-    </w:p>
-    <w:p>
-      <w:pPr>
-        <w:rPr>
-          <w:lang w:val="es-419" w:eastAsia="es-CO"/>
-        </w:rPr>
-      </w:pPr>
-      <w:r>
-        <w:rPr>
-          <w:lang w:val="es-419" w:eastAsia="es-CO"/>
-        </w:rPr>
-        <w:t xml:space="preserve">        </w:t>
-      </w:r>
-      <w:proofErr w:type="spellStart"/>
-      <w:r>
-        <w:rPr>
-          <w:lang w:val="es-419" w:eastAsia="es-CO"/>
-        </w:rPr>
-        <w:t>System.out.println</w:t>
-      </w:r>
-      <w:proofErr w:type="spellEnd"/>
-      <w:r>
-        <w:rPr>
-          <w:lang w:val="es-419" w:eastAsia="es-CO"/>
-        </w:rPr>
-        <w:t>("Soy una persona.");</w:t>
-      </w:r>
-    </w:p>
-    <w:p>
-      <w:pPr>
-        <w:rPr>
-          <w:lang w:val="es-419" w:eastAsia="es-CO"/>
-        </w:rPr>
-      </w:pPr>
-      <w:r>
-        <w:rPr>
-          <w:lang w:val="es-419" w:eastAsia="es-CO"/>
-        </w:rPr>
-        <w:t xml:space="preserve">    }</w:t>
-      </w:r>
-    </w:p>
-    <w:p>
-      <w:pPr>
-        <w:rPr>
-          <w:lang w:val="es-419" w:eastAsia="es-CO"/>
-        </w:rPr>
-      </w:pPr>
-      <w:r>
-        <w:rPr>
-          <w:lang w:val="es-419" w:eastAsia="es-CO"/>
-        </w:rPr>
-        <w:lastRenderedPageBreak/>
-        <w:t>}</w:t>
-      </w:r>
-    </w:p>
-    <w:p>
-      <w:pPr>
-        <w:rPr>
-          <w:lang w:val="es-419" w:eastAsia="es-CO"/>
-        </w:rPr>
-      </w:pPr>
-      <w:proofErr w:type="spellStart"/>
-      <w:r>
-        <w:rPr>
-          <w:lang w:val="es-419" w:eastAsia="es-CO"/>
-        </w:rPr>
-        <w:t>class</w:t>
-      </w:r>
-      <w:proofErr w:type="spellEnd"/>
-      <w:r>
-        <w:rPr>
-          <w:lang w:val="es-419" w:eastAsia="es-CO"/>
-        </w:rPr>
-        <w:t xml:space="preserve"> Aprendiz </w:t>
-      </w:r>
-      <w:proofErr w:type="spellStart"/>
-      <w:r>
-        <w:rPr>
-          <w:lang w:val="es-419" w:eastAsia="es-CO"/>
-        </w:rPr>
-        <w:t>extends</w:t>
-      </w:r>
-      <w:proofErr w:type="spellEnd"/>
-      <w:r>
-        <w:rPr>
-          <w:lang w:val="es-419" w:eastAsia="es-CO"/>
-        </w:rPr>
-        <w:t xml:space="preserve"> Persona {</w:t>
-      </w:r>
-    </w:p>
-    <w:p>
-      <w:pPr>
-        <w:rPr>
-          <w:lang w:val="es-419" w:eastAsia="es-CO"/>
-        </w:rPr>
-      </w:pPr>
-      <w:r>
-        <w:rPr>
-          <w:lang w:val="es-419" w:eastAsia="es-CO"/>
-        </w:rPr>
-        <w:t xml:space="preserve">    @Override</w:t>
-      </w:r>
-    </w:p>
-    <w:p>
-      <w:pPr>
-        <w:rPr>
-          <w:lang w:val="es-419" w:eastAsia="es-CO"/>
-        </w:rPr>
-      </w:pPr>
-      <w:r>
-        <w:rPr>
-          <w:lang w:val="es-419" w:eastAsia="es-CO"/>
-        </w:rPr>
-        <w:t xml:space="preserve">    </w:t>
-      </w:r>
-      <w:proofErr w:type="spellStart"/>
-      <w:r>
-        <w:rPr>
-          <w:lang w:val="es-419" w:eastAsia="es-CO"/>
-        </w:rPr>
-        <w:t>public</w:t>
-      </w:r>
-      <w:proofErr w:type="spellEnd"/>
-      <w:r>
-        <w:rPr>
-          <w:lang w:val="es-419" w:eastAsia="es-CO"/>
-        </w:rPr>
-        <w:t xml:space="preserve"> </w:t>
-      </w:r>
-      <w:proofErr w:type="spellStart"/>
-      <w:r>
-        <w:rPr>
-          <w:lang w:val="es-419" w:eastAsia="es-CO"/>
-        </w:rPr>
-        <w:t>void</w:t>
-      </w:r>
-      <w:proofErr w:type="spellEnd"/>
-      <w:r>
-        <w:rPr>
-          <w:lang w:val="es-419" w:eastAsia="es-CO"/>
-        </w:rPr>
-        <w:t xml:space="preserve"> </w:t>
-      </w:r>
-      <w:proofErr w:type="gramStart"/>
-      <w:r>
-        <w:rPr>
-          <w:lang w:val="es-419" w:eastAsia="es-CO"/>
-        </w:rPr>
-        <w:t>presentarse(</w:t>
-      </w:r>
-      <w:proofErr w:type="gramEnd"/>
-      <w:r>
-        <w:rPr>
-          <w:lang w:val="es-419" w:eastAsia="es-CO"/>
-        </w:rPr>
-        <w:t>) {</w:t>
-      </w:r>
-    </w:p>
-    <w:p>
-      <w:pPr>
-        <w:rPr>
-          <w:lang w:val="es-419" w:eastAsia="es-CO"/>
-        </w:rPr>
-      </w:pPr>
-      <w:r>
-        <w:rPr>
-          <w:lang w:val="es-419" w:eastAsia="es-CO"/>
-        </w:rPr>
-        <w:t xml:space="preserve">        </w:t>
-      </w:r>
-      <w:proofErr w:type="spellStart"/>
-      <w:r>
-        <w:rPr>
-          <w:lang w:val="es-419" w:eastAsia="es-CO"/>
-        </w:rPr>
-        <w:t>System.out.println</w:t>
-      </w:r>
-      <w:proofErr w:type="spellEnd"/>
-      <w:r>
-        <w:rPr>
-          <w:lang w:val="es-419" w:eastAsia="es-CO"/>
-        </w:rPr>
-        <w:t>("Soy un aprendiz del SENA.");</w:t>
-      </w:r>
-    </w:p>
-    <w:p>
-      <w:pPr>
-        <w:rPr>
-          <w:lang w:val="es-419" w:eastAsia="es-CO"/>
-        </w:rPr>
-      </w:pPr>
-      <w:r>
-        <w:rPr>
-          <w:lang w:val="es-419" w:eastAsia="es-CO"/>
-        </w:rPr>
-        <w:t xml:space="preserve">    }</w:t>
-      </w:r>
-    </w:p>
-    <w:p>
-      <w:pPr>
-        <w:rPr>
-          <w:lang w:val="es-419" w:eastAsia="es-CO"/>
-        </w:rPr>
-      </w:pPr>
-      <w:r>
-        <w:rPr>
-          <w:lang w:val="es-419" w:eastAsia="es-CO"/>
-        </w:rPr>
-        <w:t>}</w:t>
-      </w:r>
-    </w:p>
-    <w:p>
-      <w:pPr>
-        <w:rPr>
-          <w:lang w:val="es-419" w:eastAsia="es-CO"/>
-        </w:rPr>
-      </w:pPr>
-      <w:r>
-        <w:rPr>
-          <w:lang w:val="es-419" w:eastAsia="es-CO"/>
-        </w:rPr>
-        <w:t xml:space="preserve">En el ejemplo anterior, la clase Aprendiz hereda el método </w:t>
-      </w:r>
-      <w:proofErr w:type="gramStart"/>
-      <w:r>
-        <w:rPr>
-          <w:lang w:val="es-419" w:eastAsia="es-CO"/>
-        </w:rPr>
-        <w:t>presentarse(</w:t>
-      </w:r>
-      <w:proofErr w:type="gramEnd"/>
-      <w:r>
-        <w:rPr>
-          <w:lang w:val="es-419" w:eastAsia="es-CO"/>
-        </w:rPr>
-        <w:t xml:space="preserve">) de la clase Persona, pero redefine su comportamiento para expresar un mensaje diferente. Gracias a la </w:t>
-      </w:r>
-      <w:proofErr w:type="spellStart"/>
-      <w:r>
-        <w:rPr>
-          <w:lang w:val="es-419" w:eastAsia="es-CO"/>
-        </w:rPr>
-        <w:t>sobrescritura</w:t>
-      </w:r>
-      <w:proofErr w:type="spellEnd"/>
-      <w:r>
-        <w:rPr>
-          <w:lang w:val="es-419" w:eastAsia="es-CO"/>
-        </w:rPr>
-        <w:t>, el método mantiene el mismo propósito, aunque su ejecución se adapta a las características de la clase derivada.</w:t>
-      </w:r>
-    </w:p>
-    <w:p>
-      <w:pPr>
-        <w:rPr>
-          <w:lang w:val="es-419" w:eastAsia="es-CO"/>
-        </w:rPr>
-      </w:pPr>
-      <w:r>
-        <w:rPr>
-          <w:lang w:val="es-419" w:eastAsia="es-CO"/>
-        </w:rPr>
-        <w:t xml:space="preserve">La </w:t>
-      </w:r>
-      <w:proofErr w:type="spellStart"/>
-      <w:r>
-        <w:rPr>
-          <w:lang w:val="es-419" w:eastAsia="es-CO"/>
-        </w:rPr>
-        <w:t>sobrescritura</w:t>
-      </w:r>
-      <w:proofErr w:type="spellEnd"/>
-      <w:r>
-        <w:rPr>
-          <w:lang w:val="es-419" w:eastAsia="es-CO"/>
-        </w:rPr>
-        <w:t xml:space="preserve"> de métodos favorece la reutilización del código y permite especializar el comportamiento de las clases derivadas, contribuyendo al desarrollo de aplicaciones más flexibles y acordes con los principios de la programación orientada a objetos.</w:t>
-      </w:r>
-    </w:p>
-    <w:p>
-      <w:pPr>
-        <w:rPr>
-          <w:lang w:val="es-419" w:eastAsia="es-CO"/>
-        </w:rPr>
-      </w:pPr>
-    </w:p>
-    <w:p>
-      <w:pPr>
-        <w:pStyle w:val="Ttulo2"/>
-      </w:pPr>
-      <w:bookmarkStart w:id="21" w:name="_Toc236750705"/>
-      <w:r>
-        <w:t>Clases y métodos abstractos</w:t>
-      </w:r>
-      <w:bookmarkEnd w:id="21"/>
-    </w:p>
-    <w:p>
-      <w:pPr>
-        <w:rPr>
-          <w:lang w:val="es-419" w:eastAsia="es-CO"/>
-        </w:rPr>
-      </w:pPr>
-      <w:r>
-        <w:rPr>
-          <w:lang w:val="es-419" w:eastAsia="es-CO"/>
-        </w:rPr>
-        <w:t xml:space="preserve">Las clases abstractas son clases que sirven como modelo para otras clases, permitiendo definir atributos y métodos comunes que podrán ser reutilizados por las clases derivadas. Estas clases no pueden instanciarse directamente, ya que su propósito </w:t>
-      </w:r>
-      <w:r>
-        <w:rPr>
-          <w:lang w:val="es-419" w:eastAsia="es-CO"/>
-        </w:rPr>
-        <w:lastRenderedPageBreak/>
-        <w:t>es establecer una estructura general que posteriormente será especializada mediante la herencia.</w:t>
-      </w:r>
-    </w:p>
-    <w:p>
-      <w:pPr>
-        <w:rPr>
-          <w:lang w:val="es-419" w:eastAsia="es-CO"/>
-        </w:rPr>
-      </w:pPr>
-      <w:r>
-        <w:rPr>
-          <w:lang w:val="es-419" w:eastAsia="es-CO"/>
-        </w:rPr>
-        <w:t>Además de contener atributos y métodos implementados, una clase abstracta puede declarar métodos abstractos, los cuales definen únicamente su nombre, parámetros y tipo de retorno, sin incluir una implementación. Las clases derivadas que heredan de una clase abstracta deben proporcionar la implementación de estos métodos, adaptándolos a sus propias necesidades.</w:t>
-      </w:r>
-    </w:p>
-    <w:p>
-      <w:pPr>
-        <w:rPr>
-          <w:lang w:val="es-419" w:eastAsia="es-CO"/>
-        </w:rPr>
-      </w:pPr>
-      <w:r>
-        <w:rPr>
-          <w:lang w:val="es-419" w:eastAsia="es-CO"/>
-        </w:rPr>
-        <w:t xml:space="preserve">En Java, las clases abstractas se declaran mediante la palabra reservada </w:t>
-      </w:r>
-      <w:proofErr w:type="spellStart"/>
-      <w:r>
-        <w:rPr>
-          <w:lang w:val="es-419" w:eastAsia="es-CO"/>
-        </w:rPr>
-        <w:t>abstract</w:t>
-      </w:r>
-      <w:proofErr w:type="spellEnd"/>
-      <w:r>
-        <w:rPr>
-          <w:lang w:val="es-419" w:eastAsia="es-CO"/>
-        </w:rPr>
-        <w:t>, la cual también se utiliza para identificar los métodos abstractos.</w:t>
-      </w:r>
-    </w:p>
-    <w:p>
-      <w:pPr>
-        <w:rPr>
-          <w:lang w:val="es-419" w:eastAsia="es-CO"/>
-        </w:rPr>
-      </w:pPr>
-      <w:r>
-        <w:rPr>
-          <w:lang w:val="es-419" w:eastAsia="es-CO"/>
-        </w:rPr>
-        <w:t>A continuación, se presenta un ejemplo de una clase abstracta utilizando el lenguaje de programación Java:</w:t>
-      </w:r>
-    </w:p>
-    <w:p>
-      <w:pPr>
-        <w:rPr>
-          <w:lang w:val="es-419" w:eastAsia="es-CO"/>
-        </w:rPr>
-      </w:pPr>
-      <w:proofErr w:type="spellStart"/>
-      <w:r>
-        <w:rPr>
-          <w:lang w:val="es-419" w:eastAsia="es-CO"/>
-        </w:rPr>
-        <w:t>abstract</w:t>
-      </w:r>
-      <w:proofErr w:type="spellEnd"/>
-      <w:r>
-        <w:rPr>
-          <w:lang w:val="es-419" w:eastAsia="es-CO"/>
-        </w:rPr>
-        <w:t xml:space="preserve"> </w:t>
-      </w:r>
-      <w:proofErr w:type="spellStart"/>
-      <w:r>
-        <w:rPr>
-          <w:lang w:val="es-419" w:eastAsia="es-CO"/>
-        </w:rPr>
-        <w:t>class</w:t>
-      </w:r>
-      <w:proofErr w:type="spellEnd"/>
-      <w:r>
-        <w:rPr>
-          <w:lang w:val="es-419" w:eastAsia="es-CO"/>
-        </w:rPr>
-        <w:t xml:space="preserve"> Persona {</w:t>
-      </w:r>
-    </w:p>
-    <w:p>
-      <w:pPr>
-        <w:rPr>
-          <w:lang w:val="es-419" w:eastAsia="es-CO"/>
-        </w:rPr>
-      </w:pPr>
-      <w:r>
-        <w:rPr>
-          <w:lang w:val="es-419" w:eastAsia="es-CO"/>
-        </w:rPr>
-        <w:t xml:space="preserve">    </w:t>
-      </w:r>
-      <w:proofErr w:type="spellStart"/>
-      <w:r>
-        <w:rPr>
-          <w:lang w:val="es-419" w:eastAsia="es-CO"/>
-        </w:rPr>
-        <w:t>String</w:t>
-      </w:r>
-      <w:proofErr w:type="spellEnd"/>
-      <w:r>
-        <w:rPr>
-          <w:lang w:val="es-419" w:eastAsia="es-CO"/>
-        </w:rPr>
-        <w:t xml:space="preserve"> nombre;</w:t>
-      </w:r>
-    </w:p>
-    <w:p>
-      <w:pPr>
-        <w:rPr>
-          <w:lang w:val="es-419" w:eastAsia="es-CO"/>
-        </w:rPr>
-      </w:pPr>
-      <w:r>
-        <w:rPr>
-          <w:lang w:val="es-419" w:eastAsia="es-CO"/>
-        </w:rPr>
-        <w:t xml:space="preserve">    </w:t>
-      </w:r>
-      <w:proofErr w:type="spellStart"/>
-      <w:r>
-        <w:rPr>
-          <w:lang w:val="es-419" w:eastAsia="es-CO"/>
-        </w:rPr>
-        <w:t>public</w:t>
-      </w:r>
-      <w:proofErr w:type="spellEnd"/>
-      <w:r>
-        <w:rPr>
-          <w:lang w:val="es-419" w:eastAsia="es-CO"/>
-        </w:rPr>
-        <w:t xml:space="preserve"> </w:t>
-      </w:r>
-      <w:proofErr w:type="spellStart"/>
-      <w:r>
-        <w:rPr>
-          <w:lang w:val="es-419" w:eastAsia="es-CO"/>
-        </w:rPr>
-        <w:t>abstract</w:t>
-      </w:r>
-      <w:proofErr w:type="spellEnd"/>
-      <w:r>
-        <w:rPr>
-          <w:lang w:val="es-419" w:eastAsia="es-CO"/>
-        </w:rPr>
-        <w:t xml:space="preserve"> </w:t>
-      </w:r>
-      <w:proofErr w:type="spellStart"/>
-      <w:r>
-        <w:rPr>
-          <w:lang w:val="es-419" w:eastAsia="es-CO"/>
-        </w:rPr>
-        <w:t>void</w:t>
-      </w:r>
-      <w:proofErr w:type="spellEnd"/>
-      <w:r>
-        <w:rPr>
-          <w:lang w:val="es-419" w:eastAsia="es-CO"/>
-        </w:rPr>
-        <w:t xml:space="preserve"> </w:t>
-      </w:r>
-      <w:proofErr w:type="gramStart"/>
-      <w:r>
-        <w:rPr>
-          <w:lang w:val="es-419" w:eastAsia="es-CO"/>
-        </w:rPr>
-        <w:t>presentarse(</w:t>
-      </w:r>
-      <w:proofErr w:type="gramEnd"/>
-      <w:r>
-        <w:rPr>
-          <w:lang w:val="es-419" w:eastAsia="es-CO"/>
-        </w:rPr>
-        <w:t>);</w:t>
-      </w:r>
-    </w:p>
-    <w:p>
-      <w:pPr>
-        <w:rPr>
-          <w:lang w:val="es-419" w:eastAsia="es-CO"/>
-        </w:rPr>
-      </w:pPr>
-      <w:r>
-        <w:rPr>
-          <w:lang w:val="es-419" w:eastAsia="es-CO"/>
-        </w:rPr>
-        <w:t>}</w:t>
-      </w:r>
-    </w:p>
-    <w:p>
-      <w:pPr>
-        <w:rPr>
-          <w:lang w:val="es-419" w:eastAsia="es-CO"/>
-        </w:rPr>
-      </w:pPr>
-      <w:proofErr w:type="spellStart"/>
-      <w:r>
-        <w:rPr>
-          <w:lang w:val="es-419" w:eastAsia="es-CO"/>
-        </w:rPr>
-        <w:t>class</w:t>
-      </w:r>
-      <w:proofErr w:type="spellEnd"/>
-      <w:r>
-        <w:rPr>
-          <w:lang w:val="es-419" w:eastAsia="es-CO"/>
-        </w:rPr>
-        <w:t xml:space="preserve"> Aprendiz </w:t>
-      </w:r>
-      <w:proofErr w:type="spellStart"/>
-      <w:r>
-        <w:rPr>
-          <w:lang w:val="es-419" w:eastAsia="es-CO"/>
-        </w:rPr>
-        <w:t>extends</w:t>
-      </w:r>
-      <w:proofErr w:type="spellEnd"/>
-      <w:r>
-        <w:rPr>
-          <w:lang w:val="es-419" w:eastAsia="es-CO"/>
-        </w:rPr>
-        <w:t xml:space="preserve"> Persona {</w:t>
-      </w:r>
-    </w:p>
-    <w:p>
-      <w:pPr>
-        <w:rPr>
-          <w:lang w:val="es-419" w:eastAsia="es-CO"/>
-        </w:rPr>
-      </w:pPr>
-      <w:r>
-        <w:rPr>
-          <w:lang w:val="es-419" w:eastAsia="es-CO"/>
-        </w:rPr>
-        <w:t xml:space="preserve">    @Override</w:t>
-      </w:r>
-    </w:p>
-    <w:p>
-      <w:pPr>
-        <w:rPr>
-          <w:lang w:val="es-419" w:eastAsia="es-CO"/>
-        </w:rPr>
-      </w:pPr>
-      <w:r>
-        <w:rPr>
-          <w:lang w:val="es-419" w:eastAsia="es-CO"/>
-        </w:rPr>
-        <w:t xml:space="preserve">    </w:t>
-      </w:r>
-      <w:proofErr w:type="spellStart"/>
-      <w:r>
-        <w:rPr>
-          <w:lang w:val="es-419" w:eastAsia="es-CO"/>
-        </w:rPr>
-        <w:t>public</w:t>
-      </w:r>
-      <w:proofErr w:type="spellEnd"/>
-      <w:r>
-        <w:rPr>
-          <w:lang w:val="es-419" w:eastAsia="es-CO"/>
-        </w:rPr>
-        <w:t xml:space="preserve"> </w:t>
-      </w:r>
-      <w:proofErr w:type="spellStart"/>
-      <w:r>
-        <w:rPr>
-          <w:lang w:val="es-419" w:eastAsia="es-CO"/>
-        </w:rPr>
-        <w:t>void</w:t>
-      </w:r>
-      <w:proofErr w:type="spellEnd"/>
-      <w:r>
-        <w:rPr>
-          <w:lang w:val="es-419" w:eastAsia="es-CO"/>
-        </w:rPr>
-        <w:t xml:space="preserve"> </w:t>
-      </w:r>
-      <w:proofErr w:type="gramStart"/>
-      <w:r>
-        <w:rPr>
-          <w:lang w:val="es-419" w:eastAsia="es-CO"/>
-        </w:rPr>
-        <w:t>presentarse(</w:t>
-      </w:r>
-      <w:proofErr w:type="gramEnd"/>
-      <w:r>
-        <w:rPr>
-          <w:lang w:val="es-419" w:eastAsia="es-CO"/>
-        </w:rPr>
-        <w:t>) {</w:t>
-      </w:r>
-    </w:p>
-    <w:p>
-      <w:pPr>
-        <w:rPr>
-          <w:lang w:val="es-419" w:eastAsia="es-CO"/>
-        </w:rPr>
-      </w:pPr>
-      <w:r>
-        <w:rPr>
-          <w:lang w:val="es-419" w:eastAsia="es-CO"/>
-        </w:rPr>
-        <w:t xml:space="preserve">        </w:t>
-      </w:r>
-      <w:proofErr w:type="spellStart"/>
-      <w:r>
-        <w:rPr>
-          <w:lang w:val="es-419" w:eastAsia="es-CO"/>
-        </w:rPr>
-        <w:t>System.out.println</w:t>
-      </w:r>
-      <w:proofErr w:type="spellEnd"/>
-      <w:r>
-        <w:rPr>
-          <w:lang w:val="es-419" w:eastAsia="es-CO"/>
-        </w:rPr>
-        <w:t>("Soy un aprendiz del SENA.");</w:t>
-      </w:r>
-    </w:p>
-    <w:p>
-      <w:pPr>
-        <w:rPr>
-          <w:lang w:val="es-419" w:eastAsia="es-CO"/>
-        </w:rPr>
-      </w:pPr>
-      <w:r>
-        <w:rPr>
-          <w:lang w:val="es-419" w:eastAsia="es-CO"/>
-        </w:rPr>
-        <w:t xml:space="preserve">    }</w:t>
-      </w:r>
-    </w:p>
-    <w:p>
-      <w:pPr>
-        <w:rPr>
-          <w:lang w:val="es-419" w:eastAsia="es-CO"/>
-        </w:rPr>
-      </w:pPr>
-      <w:r>
-        <w:rPr>
-          <w:lang w:val="es-419" w:eastAsia="es-CO"/>
-        </w:rPr>
-        <w:t>}</w:t>
-      </w:r>
-    </w:p>
-    <w:p>
-      <w:pPr>
-        <w:rPr>
-          <w:lang w:val="es-419" w:eastAsia="es-CO"/>
-        </w:rPr>
-      </w:pPr>
-      <w:r>
-        <w:rPr>
-          <w:lang w:val="es-419" w:eastAsia="es-CO"/>
-        </w:rPr>
-        <w:lastRenderedPageBreak/>
-        <w:t xml:space="preserve">En el ejemplo anterior, la clase Persona define el atributo nombre y declara el método abstracto </w:t>
-      </w:r>
-      <w:proofErr w:type="gramStart"/>
-      <w:r>
-        <w:rPr>
-          <w:lang w:val="es-419" w:eastAsia="es-CO"/>
-        </w:rPr>
-        <w:t>presentarse(</w:t>
-      </w:r>
-      <w:proofErr w:type="gramEnd"/>
-      <w:r>
-        <w:rPr>
-          <w:lang w:val="es-419" w:eastAsia="es-CO"/>
-        </w:rPr>
-        <w:t>), cuya implementación se realiza en la clase Aprendiz. De esta manera, todas las clases que hereden de Persona deberán proporcionar su propia implementación del método, conservando una estructura común y adaptando su comportamiento según el contexto.</w:t>
-      </w:r>
-    </w:p>
-    <w:p>
-      <w:pPr>
-        <w:rPr>
-          <w:lang w:val="es-419" w:eastAsia="es-CO"/>
-        </w:rPr>
-      </w:pPr>
-      <w:r>
-        <w:rPr>
-          <w:lang w:val="es-419" w:eastAsia="es-CO"/>
-        </w:rPr>
-        <w:t>El uso de clases y métodos abstractos favorece la reutilización del código, establece una estructura común para las clases relacionadas y facilita el desarrollo de aplicaciones organizadas, flexibles y acordes con los principios de la programación orientada a objetos.</w:t>
-      </w:r>
-    </w:p>
-    <w:p>
-      <w:pPr>
-        <w:rPr>
-          <w:lang w:val="es-419" w:eastAsia="es-CO"/>
-        </w:rPr>
-      </w:pPr>
-    </w:p>
-    <w:p>
-      <w:pPr>
-        <w:pStyle w:val="Ttulo2"/>
-      </w:pPr>
-      <w:bookmarkStart w:id="22" w:name="_Toc236750706"/>
-      <w:r>
-        <w:t>Constructores en la herencia</w:t>
-      </w:r>
-      <w:bookmarkEnd w:id="22"/>
-    </w:p>
-    <w:p>
-      <w:pPr>
-        <w:rPr>
-          <w:lang w:val="es-419" w:eastAsia="es-CO"/>
-        </w:rPr>
-      </w:pPr>
-      <w:r>
-        <w:rPr>
-          <w:lang w:val="es-419" w:eastAsia="es-CO"/>
-        </w:rPr>
-        <w:t>En una relación de herencia, las clases derivadas también utilizan constructores para inicializar sus propios atributos. Cuando se crea un objeto de una clase derivada, primero se ejecuta el constructor de la clase base y, posteriormente, el constructor de la clase derivada. Este proceso garantiza que los atributos heredados y los propios de la nueva clase queden correctamente inicializados.</w:t>
-      </w:r>
-    </w:p>
-    <w:p>
-      <w:pPr>
-        <w:rPr>
-          <w:lang w:val="es-419" w:eastAsia="es-CO"/>
-        </w:rPr>
-      </w:pPr>
-      <w:r>
-        <w:rPr>
-          <w:lang w:val="es-419" w:eastAsia="es-CO"/>
-        </w:rPr>
-        <w:t>En Java, la invocación del constructor de la clase base se realiza mediante la palabra reservada super, la cual permite acceder al constructor de la clase padre y reutilizar su proceso de inicialización. De esta manera, se evita duplicar código y se mantiene la coherencia durante la creación de los objetos.</w:t>
-      </w:r>
-    </w:p>
-    <w:p>
-      <w:pPr>
-        <w:rPr>
-          <w:lang w:val="es-419" w:eastAsia="es-CO"/>
-        </w:rPr>
-      </w:pPr>
-      <w:r>
-        <w:rPr>
-          <w:lang w:val="es-419" w:eastAsia="es-CO"/>
-        </w:rPr>
-        <w:t>A continuación, se presenta un ejemplo del uso de constructores en una relación de herencia utilizando el lenguaje de programación Java:</w:t>
-      </w:r>
-    </w:p>
-    <w:p>
-      <w:pPr>
-        <w:spacing w:before="0" w:after="160" w:line="259" w:lineRule="auto"/>
-        <w:ind w:firstLine="0"/>
-        <w:rPr>
-          <w:lang w:val="es-419" w:eastAsia="es-CO"/>
-        </w:rPr>
-      </w:pPr>
-      <w:r>
-        <w:rPr>
-          <w:lang w:val="es-419" w:eastAsia="es-CO"/>
-        </w:rPr>
-        <w:br w:type="page"/>
-      </w:r>
-    </w:p>
-    <w:p>
-      <w:pPr>
-        <w:rPr>
-          <w:lang w:val="es-419" w:eastAsia="es-CO"/>
-        </w:rPr>
-      </w:pPr>
-      <w:proofErr w:type="spellStart"/>
-      <w:r>
-        <w:rPr>
-          <w:lang w:val="es-419" w:eastAsia="es-CO"/>
-        </w:rPr>
         <w:lastRenderedPageBreak/>
         <w:t>class</w:t>
       </w:r>
@@ -12946,6 +12145,847 @@
         <w:rPr>
           <w:lang w:val="es-419" w:eastAsia="es-CO"/>
         </w:rPr>
+        <w:t>public</w:t>
+      </w:r>
+      <w:proofErr w:type="spellEnd"/>
+      <w:r>
+        <w:rPr>
+          <w:lang w:val="es-419" w:eastAsia="es-CO"/>
+        </w:rPr>
+        <w:t xml:space="preserve"> </w:t>
+      </w:r>
+      <w:proofErr w:type="spellStart"/>
+      <w:r>
+        <w:rPr>
+          <w:lang w:val="es-419" w:eastAsia="es-CO"/>
+        </w:rPr>
+        <w:t>void</w:t>
+      </w:r>
+      <w:proofErr w:type="spellEnd"/>
+      <w:r>
+        <w:rPr>
+          <w:lang w:val="es-419" w:eastAsia="es-CO"/>
+        </w:rPr>
+        <w:t xml:space="preserve"> </w:t>
+      </w:r>
+      <w:proofErr w:type="gramStart"/>
+      <w:r>
+        <w:rPr>
+          <w:lang w:val="es-419" w:eastAsia="es-CO"/>
+        </w:rPr>
+        <w:t>presentarse(</w:t>
+      </w:r>
+      <w:proofErr w:type="gramEnd"/>
+      <w:r>
+        <w:rPr>
+          <w:lang w:val="es-419" w:eastAsia="es-CO"/>
+        </w:rPr>
+        <w:t>) {</w:t>
+      </w:r>
+    </w:p>
+    <w:p>
+      <w:pPr>
+        <w:rPr>
+          <w:lang w:val="es-419" w:eastAsia="es-CO"/>
+        </w:rPr>
+      </w:pPr>
+      <w:r>
+        <w:rPr>
+          <w:lang w:val="es-419" w:eastAsia="es-CO"/>
+        </w:rPr>
+        <w:t xml:space="preserve">        </w:t>
+      </w:r>
+      <w:proofErr w:type="spellStart"/>
+      <w:r>
+        <w:rPr>
+          <w:lang w:val="es-419" w:eastAsia="es-CO"/>
+        </w:rPr>
+        <w:t>System.out.println</w:t>
+      </w:r>
+      <w:proofErr w:type="spellEnd"/>
+      <w:r>
+        <w:rPr>
+          <w:lang w:val="es-419" w:eastAsia="es-CO"/>
+        </w:rPr>
+        <w:t>("Soy una persona.");</w:t>
+      </w:r>
+    </w:p>
+    <w:p>
+      <w:pPr>
+        <w:rPr>
+          <w:lang w:val="es-419" w:eastAsia="es-CO"/>
+        </w:rPr>
+      </w:pPr>
+      <w:r>
+        <w:rPr>
+          <w:lang w:val="es-419" w:eastAsia="es-CO"/>
+        </w:rPr>
+        <w:t xml:space="preserve">    }</w:t>
+      </w:r>
+    </w:p>
+    <w:p>
+      <w:pPr>
+        <w:rPr>
+          <w:lang w:val="es-419" w:eastAsia="es-CO"/>
+        </w:rPr>
+      </w:pPr>
+      <w:r>
+        <w:rPr>
+          <w:lang w:val="es-419" w:eastAsia="es-CO"/>
+        </w:rPr>
+        <w:t>}</w:t>
+      </w:r>
+    </w:p>
+    <w:p>
+      <w:pPr>
+        <w:rPr>
+          <w:lang w:val="es-419" w:eastAsia="es-CO"/>
+        </w:rPr>
+      </w:pPr>
+      <w:proofErr w:type="spellStart"/>
+      <w:r>
+        <w:rPr>
+          <w:lang w:val="es-419" w:eastAsia="es-CO"/>
+        </w:rPr>
+        <w:t>class</w:t>
+      </w:r>
+      <w:proofErr w:type="spellEnd"/>
+      <w:r>
+        <w:rPr>
+          <w:lang w:val="es-419" w:eastAsia="es-CO"/>
+        </w:rPr>
+        <w:t xml:space="preserve"> Aprendiz </w:t>
+      </w:r>
+      <w:proofErr w:type="spellStart"/>
+      <w:r>
+        <w:rPr>
+          <w:lang w:val="es-419" w:eastAsia="es-CO"/>
+        </w:rPr>
+        <w:t>extends</w:t>
+      </w:r>
+      <w:proofErr w:type="spellEnd"/>
+      <w:r>
+        <w:rPr>
+          <w:lang w:val="es-419" w:eastAsia="es-CO"/>
+        </w:rPr>
+        <w:t xml:space="preserve"> Persona {</w:t>
+      </w:r>
+    </w:p>
+    <w:p>
+      <w:pPr>
+        <w:rPr>
+          <w:lang w:val="es-419" w:eastAsia="es-CO"/>
+        </w:rPr>
+      </w:pPr>
+      <w:r>
+        <w:rPr>
+          <w:lang w:val="es-419" w:eastAsia="es-CO"/>
+        </w:rPr>
+        <w:t xml:space="preserve">    @Override</w:t>
+      </w:r>
+    </w:p>
+    <w:p>
+      <w:pPr>
+        <w:rPr>
+          <w:lang w:val="es-419" w:eastAsia="es-CO"/>
+        </w:rPr>
+      </w:pPr>
+      <w:r>
+        <w:rPr>
+          <w:lang w:val="es-419" w:eastAsia="es-CO"/>
+        </w:rPr>
+        <w:t xml:space="preserve">    </w:t>
+      </w:r>
+      <w:proofErr w:type="spellStart"/>
+      <w:r>
+        <w:rPr>
+          <w:lang w:val="es-419" w:eastAsia="es-CO"/>
+        </w:rPr>
+        <w:t>public</w:t>
+      </w:r>
+      <w:proofErr w:type="spellEnd"/>
+      <w:r>
+        <w:rPr>
+          <w:lang w:val="es-419" w:eastAsia="es-CO"/>
+        </w:rPr>
+        <w:t xml:space="preserve"> </w:t>
+      </w:r>
+      <w:proofErr w:type="spellStart"/>
+      <w:r>
+        <w:rPr>
+          <w:lang w:val="es-419" w:eastAsia="es-CO"/>
+        </w:rPr>
+        <w:t>void</w:t>
+      </w:r>
+      <w:proofErr w:type="spellEnd"/>
+      <w:r>
+        <w:rPr>
+          <w:lang w:val="es-419" w:eastAsia="es-CO"/>
+        </w:rPr>
+        <w:t xml:space="preserve"> </w:t>
+      </w:r>
+      <w:proofErr w:type="gramStart"/>
+      <w:r>
+        <w:rPr>
+          <w:lang w:val="es-419" w:eastAsia="es-CO"/>
+        </w:rPr>
+        <w:t>presentarse(</w:t>
+      </w:r>
+      <w:proofErr w:type="gramEnd"/>
+      <w:r>
+        <w:rPr>
+          <w:lang w:val="es-419" w:eastAsia="es-CO"/>
+        </w:rPr>
+        <w:t>) {</w:t>
+      </w:r>
+    </w:p>
+    <w:p>
+      <w:pPr>
+        <w:rPr>
+          <w:lang w:val="es-419" w:eastAsia="es-CO"/>
+        </w:rPr>
+      </w:pPr>
+      <w:r>
+        <w:rPr>
+          <w:lang w:val="es-419" w:eastAsia="es-CO"/>
+        </w:rPr>
+        <w:t xml:space="preserve">        </w:t>
+      </w:r>
+      <w:proofErr w:type="spellStart"/>
+      <w:r>
+        <w:rPr>
+          <w:lang w:val="es-419" w:eastAsia="es-CO"/>
+        </w:rPr>
+        <w:t>System.out.println</w:t>
+      </w:r>
+      <w:proofErr w:type="spellEnd"/>
+      <w:r>
+        <w:rPr>
+          <w:lang w:val="es-419" w:eastAsia="es-CO"/>
+        </w:rPr>
+        <w:t>("Soy un aprendiz del SENA.");</w:t>
+      </w:r>
+    </w:p>
+    <w:p>
+      <w:pPr>
+        <w:rPr>
+          <w:lang w:val="es-419" w:eastAsia="es-CO"/>
+        </w:rPr>
+      </w:pPr>
+      <w:r>
+        <w:rPr>
+          <w:lang w:val="es-419" w:eastAsia="es-CO"/>
+        </w:rPr>
+        <w:t xml:space="preserve">    }</w:t>
+      </w:r>
+    </w:p>
+    <w:p>
+      <w:pPr>
+        <w:rPr>
+          <w:lang w:val="es-419" w:eastAsia="es-CO"/>
+        </w:rPr>
+      </w:pPr>
+      <w:r>
+        <w:rPr>
+          <w:lang w:val="es-419" w:eastAsia="es-CO"/>
+        </w:rPr>
+        <w:t>}</w:t>
+      </w:r>
+    </w:p>
+    <w:p>
+      <w:pPr>
+        <w:rPr>
+          <w:lang w:val="es-419" w:eastAsia="es-CO"/>
+        </w:rPr>
+      </w:pPr>
+      <w:r>
+        <w:rPr>
+          <w:lang w:val="es-419" w:eastAsia="es-CO"/>
+        </w:rPr>
+        <w:t xml:space="preserve">En el ejemplo anterior, la clase Aprendiz hereda el método </w:t>
+      </w:r>
+      <w:proofErr w:type="gramStart"/>
+      <w:r>
+        <w:rPr>
+          <w:lang w:val="es-419" w:eastAsia="es-CO"/>
+        </w:rPr>
+        <w:t>presentarse(</w:t>
+      </w:r>
+      <w:proofErr w:type="gramEnd"/>
+      <w:r>
+        <w:rPr>
+          <w:lang w:val="es-419" w:eastAsia="es-CO"/>
+        </w:rPr>
+        <w:t xml:space="preserve">) de la clase Persona, pero redefine su comportamiento para expresar un mensaje diferente. Gracias a la </w:t>
+      </w:r>
+      <w:proofErr w:type="spellStart"/>
+      <w:r>
+        <w:rPr>
+          <w:lang w:val="es-419" w:eastAsia="es-CO"/>
+        </w:rPr>
+        <w:t>sobrescritura</w:t>
+      </w:r>
+      <w:proofErr w:type="spellEnd"/>
+      <w:r>
+        <w:rPr>
+          <w:lang w:val="es-419" w:eastAsia="es-CO"/>
+        </w:rPr>
+        <w:t>, el método mantiene el mismo propósito, aunque su ejecución se adapta a las características de la clase derivada.</w:t>
+      </w:r>
+    </w:p>
+    <w:p>
+      <w:pPr>
+        <w:rPr>
+          <w:lang w:val="es-419" w:eastAsia="es-CO"/>
+        </w:rPr>
+      </w:pPr>
+      <w:r>
+        <w:rPr>
+          <w:lang w:val="es-419" w:eastAsia="es-CO"/>
+        </w:rPr>
+        <w:t xml:space="preserve">La </w:t>
+      </w:r>
+      <w:proofErr w:type="spellStart"/>
+      <w:r>
+        <w:rPr>
+          <w:lang w:val="es-419" w:eastAsia="es-CO"/>
+        </w:rPr>
+        <w:t>sobrescritura</w:t>
+      </w:r>
+      <w:proofErr w:type="spellEnd"/>
+      <w:r>
+        <w:rPr>
+          <w:lang w:val="es-419" w:eastAsia="es-CO"/>
+        </w:rPr>
+        <w:t xml:space="preserve"> de métodos favorece la reutilización del código y permite especializar el comportamiento de las clases derivadas, contribuyendo al desarrollo de aplicaciones más flexibles y acordes con los principios de la programación orientada a objetos.</w:t>
+      </w:r>
+    </w:p>
+    <w:p>
+      <w:pPr>
+        <w:rPr>
+          <w:lang w:val="es-419" w:eastAsia="es-CO"/>
+        </w:rPr>
+      </w:pPr>
+    </w:p>
+    <w:p>
+      <w:pPr>
+        <w:pStyle w:val="Ttulo2"/>
+      </w:pPr>
+      <w:bookmarkStart w:id="21" w:name="_Toc236750705"/>
+      <w:r>
+        <w:lastRenderedPageBreak/>
+        <w:t>Clases y métodos abstractos</w:t>
+      </w:r>
+      <w:bookmarkEnd w:id="21"/>
+    </w:p>
+    <w:p>
+      <w:pPr>
+        <w:rPr>
+          <w:lang w:val="es-419" w:eastAsia="es-CO"/>
+        </w:rPr>
+      </w:pPr>
+      <w:r>
+        <w:rPr>
+          <w:lang w:val="es-419" w:eastAsia="es-CO"/>
+        </w:rPr>
+        <w:t>Las clases abstractas son clases que sirven como modelo para otras clases, permitiendo definir atributos y métodos comunes que podrán ser reutilizados por las clases derivadas. Estas clases no pueden instanciarse directamente, ya que su propósito es establecer una estructura general que posteriormente será especializada mediante la herencia.</w:t>
+      </w:r>
+    </w:p>
+    <w:p>
+      <w:pPr>
+        <w:rPr>
+          <w:lang w:val="es-419" w:eastAsia="es-CO"/>
+        </w:rPr>
+      </w:pPr>
+      <w:r>
+        <w:rPr>
+          <w:lang w:val="es-419" w:eastAsia="es-CO"/>
+        </w:rPr>
+        <w:t>Además de contener atributos y métodos implementados, una clase abstracta puede declarar métodos abstractos, los cuales definen únicamente su nombre, parámetros y tipo de retorno, sin incluir una implementación. Las clases derivadas que heredan de una clase abstracta deben proporcionar la implementación de estos métodos, adaptándolos a sus propias necesidades.</w:t>
+      </w:r>
+    </w:p>
+    <w:p>
+      <w:pPr>
+        <w:rPr>
+          <w:lang w:val="es-419" w:eastAsia="es-CO"/>
+        </w:rPr>
+      </w:pPr>
+      <w:r>
+        <w:rPr>
+          <w:lang w:val="es-419" w:eastAsia="es-CO"/>
+        </w:rPr>
+        <w:t xml:space="preserve">En Java, las clases abstractas se declaran mediante la palabra reservada </w:t>
+      </w:r>
+      <w:proofErr w:type="spellStart"/>
+      <w:r>
+        <w:rPr>
+          <w:lang w:val="es-419" w:eastAsia="es-CO"/>
+        </w:rPr>
+        <w:t>abstract</w:t>
+      </w:r>
+      <w:proofErr w:type="spellEnd"/>
+      <w:r>
+        <w:rPr>
+          <w:lang w:val="es-419" w:eastAsia="es-CO"/>
+        </w:rPr>
+        <w:t>, la cual también se utiliza para identificar los métodos abstractos.</w:t>
+      </w:r>
+    </w:p>
+    <w:p>
+      <w:pPr>
+        <w:rPr>
+          <w:lang w:val="es-419" w:eastAsia="es-CO"/>
+        </w:rPr>
+      </w:pPr>
+      <w:r>
+        <w:rPr>
+          <w:lang w:val="es-419" w:eastAsia="es-CO"/>
+        </w:rPr>
+        <w:t>A continuación, se presenta un ejemplo de una clase abstracta utilizando el lenguaje de programación Java:</w:t>
+      </w:r>
+    </w:p>
+    <w:p>
+      <w:pPr>
+        <w:rPr>
+          <w:lang w:val="es-419" w:eastAsia="es-CO"/>
+        </w:rPr>
+      </w:pPr>
+      <w:proofErr w:type="spellStart"/>
+      <w:r>
+        <w:rPr>
+          <w:lang w:val="es-419" w:eastAsia="es-CO"/>
+        </w:rPr>
+        <w:t>abstract</w:t>
+      </w:r>
+      <w:proofErr w:type="spellEnd"/>
+      <w:r>
+        <w:rPr>
+          <w:lang w:val="es-419" w:eastAsia="es-CO"/>
+        </w:rPr>
+        <w:t xml:space="preserve"> </w:t>
+      </w:r>
+      <w:proofErr w:type="spellStart"/>
+      <w:r>
+        <w:rPr>
+          <w:lang w:val="es-419" w:eastAsia="es-CO"/>
+        </w:rPr>
+        <w:t>class</w:t>
+      </w:r>
+      <w:proofErr w:type="spellEnd"/>
+      <w:r>
+        <w:rPr>
+          <w:lang w:val="es-419" w:eastAsia="es-CO"/>
+        </w:rPr>
+        <w:t xml:space="preserve"> Persona {</w:t>
+      </w:r>
+    </w:p>
+    <w:p>
+      <w:pPr>
+        <w:rPr>
+          <w:lang w:val="es-419" w:eastAsia="es-CO"/>
+        </w:rPr>
+      </w:pPr>
+      <w:r>
+        <w:rPr>
+          <w:lang w:val="es-419" w:eastAsia="es-CO"/>
+        </w:rPr>
+        <w:t xml:space="preserve">    </w:t>
+      </w:r>
+      <w:proofErr w:type="spellStart"/>
+      <w:r>
+        <w:rPr>
+          <w:lang w:val="es-419" w:eastAsia="es-CO"/>
+        </w:rPr>
+        <w:t>String</w:t>
+      </w:r>
+      <w:proofErr w:type="spellEnd"/>
+      <w:r>
+        <w:rPr>
+          <w:lang w:val="es-419" w:eastAsia="es-CO"/>
+        </w:rPr>
+        <w:t xml:space="preserve"> nombre;</w:t>
+      </w:r>
+    </w:p>
+    <w:p>
+      <w:pPr>
+        <w:rPr>
+          <w:lang w:val="es-419" w:eastAsia="es-CO"/>
+        </w:rPr>
+      </w:pPr>
+      <w:r>
+        <w:rPr>
+          <w:lang w:val="es-419" w:eastAsia="es-CO"/>
+        </w:rPr>
+        <w:t xml:space="preserve">    </w:t>
+      </w:r>
+      <w:proofErr w:type="spellStart"/>
+      <w:r>
+        <w:rPr>
+          <w:lang w:val="es-419" w:eastAsia="es-CO"/>
+        </w:rPr>
+        <w:t>public</w:t>
+      </w:r>
+      <w:proofErr w:type="spellEnd"/>
+      <w:r>
+        <w:rPr>
+          <w:lang w:val="es-419" w:eastAsia="es-CO"/>
+        </w:rPr>
+        <w:t xml:space="preserve"> </w:t>
+      </w:r>
+      <w:proofErr w:type="spellStart"/>
+      <w:r>
+        <w:rPr>
+          <w:lang w:val="es-419" w:eastAsia="es-CO"/>
+        </w:rPr>
+        <w:t>abstract</w:t>
+      </w:r>
+      <w:proofErr w:type="spellEnd"/>
+      <w:r>
+        <w:rPr>
+          <w:lang w:val="es-419" w:eastAsia="es-CO"/>
+        </w:rPr>
+        <w:t xml:space="preserve"> </w:t>
+      </w:r>
+      <w:proofErr w:type="spellStart"/>
+      <w:r>
+        <w:rPr>
+          <w:lang w:val="es-419" w:eastAsia="es-CO"/>
+        </w:rPr>
+        <w:t>void</w:t>
+      </w:r>
+      <w:proofErr w:type="spellEnd"/>
+      <w:r>
+        <w:rPr>
+          <w:lang w:val="es-419" w:eastAsia="es-CO"/>
+        </w:rPr>
+        <w:t xml:space="preserve"> </w:t>
+      </w:r>
+      <w:proofErr w:type="gramStart"/>
+      <w:r>
+        <w:rPr>
+          <w:lang w:val="es-419" w:eastAsia="es-CO"/>
+        </w:rPr>
+        <w:t>presentarse(</w:t>
+      </w:r>
+      <w:proofErr w:type="gramEnd"/>
+      <w:r>
+        <w:rPr>
+          <w:lang w:val="es-419" w:eastAsia="es-CO"/>
+        </w:rPr>
+        <w:t>);</w:t>
+      </w:r>
+    </w:p>
+    <w:p>
+      <w:pPr>
+        <w:rPr>
+          <w:lang w:val="es-419" w:eastAsia="es-CO"/>
+        </w:rPr>
+      </w:pPr>
+      <w:r>
+        <w:rPr>
+          <w:lang w:val="es-419" w:eastAsia="es-CO"/>
+        </w:rPr>
+        <w:t>}</w:t>
+      </w:r>
+    </w:p>
+    <w:p>
+      <w:pPr>
+        <w:rPr>
+          <w:lang w:val="es-419" w:eastAsia="es-CO"/>
+        </w:rPr>
+      </w:pPr>
+      <w:proofErr w:type="spellStart"/>
+      <w:r>
+        <w:rPr>
+          <w:lang w:val="es-419" w:eastAsia="es-CO"/>
+        </w:rPr>
+        <w:t>class</w:t>
+      </w:r>
+      <w:proofErr w:type="spellEnd"/>
+      <w:r>
+        <w:rPr>
+          <w:lang w:val="es-419" w:eastAsia="es-CO"/>
+        </w:rPr>
+        <w:t xml:space="preserve"> Aprendiz </w:t>
+      </w:r>
+      <w:proofErr w:type="spellStart"/>
+      <w:r>
+        <w:rPr>
+          <w:lang w:val="es-419" w:eastAsia="es-CO"/>
+        </w:rPr>
+        <w:t>extends</w:t>
+      </w:r>
+      <w:proofErr w:type="spellEnd"/>
+      <w:r>
+        <w:rPr>
+          <w:lang w:val="es-419" w:eastAsia="es-CO"/>
+        </w:rPr>
+        <w:t xml:space="preserve"> Persona {</w:t>
+      </w:r>
+    </w:p>
+    <w:p>
+      <w:pPr>
+        <w:rPr>
+          <w:lang w:val="es-419" w:eastAsia="es-CO"/>
+        </w:rPr>
+      </w:pPr>
+      <w:r>
+        <w:rPr>
+          <w:lang w:val="es-419" w:eastAsia="es-CO"/>
+        </w:rPr>
+        <w:t xml:space="preserve">    @Override</w:t>
+      </w:r>
+    </w:p>
+    <w:p>
+      <w:pPr>
+        <w:rPr>
+          <w:lang w:val="es-419" w:eastAsia="es-CO"/>
+        </w:rPr>
+      </w:pPr>
+      <w:r>
+        <w:rPr>
+          <w:lang w:val="es-419" w:eastAsia="es-CO"/>
+        </w:rPr>
+        <w:lastRenderedPageBreak/>
+        <w:t xml:space="preserve">    </w:t>
+      </w:r>
+      <w:proofErr w:type="spellStart"/>
+      <w:r>
+        <w:rPr>
+          <w:lang w:val="es-419" w:eastAsia="es-CO"/>
+        </w:rPr>
+        <w:t>public</w:t>
+      </w:r>
+      <w:proofErr w:type="spellEnd"/>
+      <w:r>
+        <w:rPr>
+          <w:lang w:val="es-419" w:eastAsia="es-CO"/>
+        </w:rPr>
+        <w:t xml:space="preserve"> </w:t>
+      </w:r>
+      <w:proofErr w:type="spellStart"/>
+      <w:r>
+        <w:rPr>
+          <w:lang w:val="es-419" w:eastAsia="es-CO"/>
+        </w:rPr>
+        <w:t>void</w:t>
+      </w:r>
+      <w:proofErr w:type="spellEnd"/>
+      <w:r>
+        <w:rPr>
+          <w:lang w:val="es-419" w:eastAsia="es-CO"/>
+        </w:rPr>
+        <w:t xml:space="preserve"> </w:t>
+      </w:r>
+      <w:proofErr w:type="gramStart"/>
+      <w:r>
+        <w:rPr>
+          <w:lang w:val="es-419" w:eastAsia="es-CO"/>
+        </w:rPr>
+        <w:t>presentarse(</w:t>
+      </w:r>
+      <w:proofErr w:type="gramEnd"/>
+      <w:r>
+        <w:rPr>
+          <w:lang w:val="es-419" w:eastAsia="es-CO"/>
+        </w:rPr>
+        <w:t>) {</w:t>
+      </w:r>
+    </w:p>
+    <w:p>
+      <w:pPr>
+        <w:rPr>
+          <w:lang w:val="es-419" w:eastAsia="es-CO"/>
+        </w:rPr>
+      </w:pPr>
+      <w:r>
+        <w:rPr>
+          <w:lang w:val="es-419" w:eastAsia="es-CO"/>
+        </w:rPr>
+        <w:t xml:space="preserve">        </w:t>
+      </w:r>
+      <w:proofErr w:type="spellStart"/>
+      <w:r>
+        <w:rPr>
+          <w:lang w:val="es-419" w:eastAsia="es-CO"/>
+        </w:rPr>
+        <w:t>System.out.println</w:t>
+      </w:r>
+      <w:proofErr w:type="spellEnd"/>
+      <w:r>
+        <w:rPr>
+          <w:lang w:val="es-419" w:eastAsia="es-CO"/>
+        </w:rPr>
+        <w:t>("Soy un aprendiz del SENA.");</w:t>
+      </w:r>
+    </w:p>
+    <w:p>
+      <w:pPr>
+        <w:rPr>
+          <w:lang w:val="es-419" w:eastAsia="es-CO"/>
+        </w:rPr>
+      </w:pPr>
+      <w:r>
+        <w:rPr>
+          <w:lang w:val="es-419" w:eastAsia="es-CO"/>
+        </w:rPr>
+        <w:t xml:space="preserve">    }</w:t>
+      </w:r>
+    </w:p>
+    <w:p>
+      <w:pPr>
+        <w:rPr>
+          <w:lang w:val="es-419" w:eastAsia="es-CO"/>
+        </w:rPr>
+      </w:pPr>
+      <w:r>
+        <w:rPr>
+          <w:lang w:val="es-419" w:eastAsia="es-CO"/>
+        </w:rPr>
+        <w:t>}</w:t>
+      </w:r>
+    </w:p>
+    <w:p>
+      <w:pPr>
+        <w:rPr>
+          <w:lang w:val="es-419" w:eastAsia="es-CO"/>
+        </w:rPr>
+      </w:pPr>
+      <w:r>
+        <w:rPr>
+          <w:lang w:val="es-419" w:eastAsia="es-CO"/>
+        </w:rPr>
+        <w:t xml:space="preserve">En el ejemplo anterior, la clase Persona define el atributo nombre y declara el método abstracto </w:t>
+      </w:r>
+      <w:proofErr w:type="gramStart"/>
+      <w:r>
+        <w:rPr>
+          <w:lang w:val="es-419" w:eastAsia="es-CO"/>
+        </w:rPr>
+        <w:t>presentarse(</w:t>
+      </w:r>
+      <w:proofErr w:type="gramEnd"/>
+      <w:r>
+        <w:rPr>
+          <w:lang w:val="es-419" w:eastAsia="es-CO"/>
+        </w:rPr>
+        <w:t>), cuya implementación se realiza en la clase Aprendiz. De esta manera, todas las clases que hereden de Persona deberán proporcionar su propia implementación del método, conservando una estructura común y adaptando su comportamiento según el contexto.</w:t>
+      </w:r>
+    </w:p>
+    <w:p>
+      <w:pPr>
+        <w:rPr>
+          <w:lang w:val="es-419" w:eastAsia="es-CO"/>
+        </w:rPr>
+      </w:pPr>
+      <w:r>
+        <w:rPr>
+          <w:lang w:val="es-419" w:eastAsia="es-CO"/>
+        </w:rPr>
+        <w:t>El uso de clases y métodos abstractos favorece la reutilización del código, establece una estructura común para las clases relacionadas y facilita el desarrollo de aplicaciones organizadas, flexibles y acordes con los principios de la programación orientada a objetos.</w:t>
+      </w:r>
+    </w:p>
+    <w:p>
+      <w:pPr>
+        <w:rPr>
+          <w:lang w:val="es-419" w:eastAsia="es-CO"/>
+        </w:rPr>
+      </w:pPr>
+    </w:p>
+    <w:p>
+      <w:pPr>
+        <w:pStyle w:val="Ttulo2"/>
+      </w:pPr>
+      <w:bookmarkStart w:id="22" w:name="_Toc236750706"/>
+      <w:r>
+        <w:t>Constructores en la herencia</w:t>
+      </w:r>
+      <w:bookmarkEnd w:id="22"/>
+    </w:p>
+    <w:p>
+      <w:pPr>
+        <w:rPr>
+          <w:lang w:val="es-419" w:eastAsia="es-CO"/>
+        </w:rPr>
+      </w:pPr>
+      <w:r>
+        <w:rPr>
+          <w:lang w:val="es-419" w:eastAsia="es-CO"/>
+        </w:rPr>
+        <w:t>En una relación de herencia, las clases derivadas también utilizan constructores para inicializar sus propios atributos. Cuando se crea un objeto de una clase derivada, primero se ejecuta el constructor de la clase base y, posteriormente, el constructor de la clase derivada. Este proceso garantiza que los atributos heredados y los propios de la nueva clase queden correctamente inicializados.</w:t>
+      </w:r>
+    </w:p>
+    <w:p>
+      <w:pPr>
+        <w:rPr>
+          <w:lang w:val="es-419" w:eastAsia="es-CO"/>
+        </w:rPr>
+      </w:pPr>
+      <w:r>
+        <w:rPr>
+          <w:lang w:val="es-419" w:eastAsia="es-CO"/>
+        </w:rPr>
+        <w:t xml:space="preserve">En Java, la invocación del constructor de la clase base se realiza mediante la palabra reservada super, la cual permite acceder al constructor de la clase padre y </w:t>
+      </w:r>
+      <w:r>
+        <w:rPr>
+          <w:lang w:val="es-419" w:eastAsia="es-CO"/>
+        </w:rPr>
+        <w:lastRenderedPageBreak/>
+        <w:t>reutilizar su proceso de inicialización. De esta manera, se evita duplicar código y se mantiene la coherencia durante la creación de los objetos.</w:t>
+      </w:r>
+    </w:p>
+    <w:p>
+      <w:pPr>
+        <w:rPr>
+          <w:lang w:val="es-419" w:eastAsia="es-CO"/>
+        </w:rPr>
+      </w:pPr>
+      <w:r>
+        <w:rPr>
+          <w:lang w:val="es-419" w:eastAsia="es-CO"/>
+        </w:rPr>
+        <w:t>A continuación, se presenta un ejemplo del uso de constructores en una relación de herencia utilizando el lenguaje de programación Java:</w:t>
+      </w:r>
+    </w:p>
+    <w:p>
+      <w:pPr>
+        <w:rPr>
+          <w:lang w:val="es-419" w:eastAsia="es-CO"/>
+        </w:rPr>
+      </w:pPr>
+      <w:proofErr w:type="spellStart"/>
+      <w:r>
+        <w:rPr>
+          <w:lang w:val="es-419" w:eastAsia="es-CO"/>
+        </w:rPr>
+        <w:t>class</w:t>
+      </w:r>
+      <w:proofErr w:type="spellEnd"/>
+      <w:r>
+        <w:rPr>
+          <w:lang w:val="es-419" w:eastAsia="es-CO"/>
+        </w:rPr>
+        <w:t xml:space="preserve"> Persona {</w:t>
+      </w:r>
+    </w:p>
+    <w:p>
+      <w:pPr>
+        <w:rPr>
+          <w:lang w:val="es-419" w:eastAsia="es-CO"/>
+        </w:rPr>
+      </w:pPr>
+      <w:r>
+        <w:rPr>
+          <w:lang w:val="es-419" w:eastAsia="es-CO"/>
+        </w:rPr>
+        <w:t xml:space="preserve">    </w:t>
+      </w:r>
+      <w:proofErr w:type="spellStart"/>
+      <w:r>
+        <w:rPr>
+          <w:lang w:val="es-419" w:eastAsia="es-CO"/>
+        </w:rPr>
         <w:t>String</w:t>
       </w:r>
       <w:proofErr w:type="spellEnd"/>
@@ -13263,20 +13303,26 @@
         <w:rPr>
           <w:lang w:val="es-419" w:eastAsia="es-CO"/>
         </w:rPr>
-        <w:t>En el ejemplo anterior, el constructor de la clase Aprendiz invoca mediante super el constructor de la clase Persona para inicializar el atributo nombre. Posteriormente, inicializa el atributo programa, propio de la clase derivada. Este procedimiento garantiza que el objeto se cree con toda la información necesaria, respetando la relación de herencia entre ambas clases.</w:t>
-      </w:r>
-    </w:p>
-    <w:p>
-      <w:pPr>
-        <w:rPr>
-          <w:lang w:val="es-419" w:eastAsia="es-CO"/>
-        </w:rPr>
-      </w:pPr>
+        <w:t xml:space="preserve">En el ejemplo anterior, el constructor de la clase Aprendiz invoca mediante super el constructor de la clase Persona para inicializar el atributo nombre. Posteriormente, inicializa el atributo programa, propio de la clase derivada. Este procedimiento </w:t>
+      </w:r>
       <w:r>
         <w:rPr>
           <w:lang w:val="es-419" w:eastAsia="es-CO"/>
         </w:rPr>
         <w:lastRenderedPageBreak/>
+        <w:t>garantiza que el objeto se cree con toda la información necesaria, respetando la relación de herencia entre ambas clases.</w:t>
+      </w:r>
+    </w:p>
+    <w:p>
+      <w:pPr>
+        <w:rPr>
+          <w:lang w:val="es-419" w:eastAsia="es-CO"/>
+        </w:rPr>
+      </w:pPr>
+      <w:r>
+        <w:rPr>
+          <w:lang w:val="es-419" w:eastAsia="es-CO"/>
+        </w:rPr>
         <w:t>La utilización de constructores en la herencia favorece la reutilización del código, mantiene una adecuada organización de las clases y asegura una correcta inicialización de los objetos durante el desarrollo de aplicaciones orientadas a objetos.</w:t>
       </w:r>
     </w:p>
@@ -15175,6 +15221,33 @@
           <w:lang w:val="es-419" w:eastAsia="es-CO"/>
         </w:rPr>
         <w:t xml:space="preserve"> de métodos.</w:t>
+      </w:r>
+    </w:p>
+    <w:p>
+      <w:pPr>
+        <w:rPr>
+          <w:lang w:val="es-419" w:eastAsia="es-CO"/>
+        </w:rPr>
+      </w:pPr>
+      <w:r>
+        <w:rPr>
+          <w:lang w:val="es-419" w:eastAsia="es-CO"/>
+        </w:rPr>
+        <w:t xml:space="preserve">A continuación, se presentan las principales diferencias entre la sobrecarga y la </w:t>
+      </w:r>
+      <w:proofErr w:type="spellStart"/>
+      <w:r>
+        <w:rPr>
+          <w:lang w:val="es-419" w:eastAsia="es-CO"/>
+        </w:rPr>
+        <w:t>sobrescritura</w:t>
+      </w:r>
+      <w:proofErr w:type="spellEnd"/>
+      <w:r>
+        <w:rPr>
+          <w:lang w:val="es-419" w:eastAsia="es-CO"/>
+        </w:rPr>
+        <w:t xml:space="preserve"> de métodos, considerando aspectos como su ubicación, parámetros, relación con la herencia, momento de resolución y propósito:</w:t>
       </w:r>
     </w:p>
     <w:p>
@@ -15603,6 +15676,7 @@
         <w:rPr>
           <w:lang w:val="es-419" w:eastAsia="es-CO"/>
         </w:rPr>
+        <w:lastRenderedPageBreak/>
         <w:t xml:space="preserve">Posteriormente, se presenta un ejemplo de </w:t>
       </w:r>
       <w:proofErr w:type="spellStart"/>
@@ -15618,6 +15692,1749 @@
           <w:lang w:val="es-419" w:eastAsia="es-CO"/>
         </w:rPr>
         <w:t xml:space="preserve"> y polimorfismo utilizando el lenguaje de programación Java:</w:t>
+      </w:r>
+    </w:p>
+    <w:p>
+      <w:pPr>
+        <w:rPr>
+          <w:lang w:val="es-419" w:eastAsia="es-CO"/>
+        </w:rPr>
+      </w:pPr>
+      <w:proofErr w:type="spellStart"/>
+      <w:r>
+        <w:rPr>
+          <w:lang w:val="es-419" w:eastAsia="es-CO"/>
+        </w:rPr>
+        <w:t>class</w:t>
+      </w:r>
+      <w:proofErr w:type="spellEnd"/>
+      <w:r>
+        <w:rPr>
+          <w:lang w:val="es-419" w:eastAsia="es-CO"/>
+        </w:rPr>
+        <w:t xml:space="preserve"> Persona {</w:t>
+      </w:r>
+    </w:p>
+    <w:p>
+      <w:pPr>
+        <w:rPr>
+          <w:lang w:val="es-419" w:eastAsia="es-CO"/>
+        </w:rPr>
+      </w:pPr>
+      <w:r>
+        <w:rPr>
+          <w:lang w:val="es-419" w:eastAsia="es-CO"/>
+        </w:rPr>
+        <w:t xml:space="preserve">    </w:t>
+      </w:r>
+      <w:proofErr w:type="spellStart"/>
+      <w:r>
+        <w:rPr>
+          <w:lang w:val="es-419" w:eastAsia="es-CO"/>
+        </w:rPr>
+        <w:t>public</w:t>
+      </w:r>
+      <w:proofErr w:type="spellEnd"/>
+      <w:r>
+        <w:rPr>
+          <w:lang w:val="es-419" w:eastAsia="es-CO"/>
+        </w:rPr>
+        <w:t xml:space="preserve"> </w:t>
+      </w:r>
+      <w:proofErr w:type="spellStart"/>
+      <w:r>
+        <w:rPr>
+          <w:lang w:val="es-419" w:eastAsia="es-CO"/>
+        </w:rPr>
+        <w:t>void</w:t>
+      </w:r>
+      <w:proofErr w:type="spellEnd"/>
+      <w:r>
+        <w:rPr>
+          <w:lang w:val="es-419" w:eastAsia="es-CO"/>
+        </w:rPr>
+        <w:t xml:space="preserve"> </w:t>
+      </w:r>
+      <w:proofErr w:type="gramStart"/>
+      <w:r>
+        <w:rPr>
+          <w:lang w:val="es-419" w:eastAsia="es-CO"/>
+        </w:rPr>
+        <w:t>presentarse(</w:t>
+      </w:r>
+      <w:proofErr w:type="gramEnd"/>
+      <w:r>
+        <w:rPr>
+          <w:lang w:val="es-419" w:eastAsia="es-CO"/>
+        </w:rPr>
+        <w:t>) {</w:t>
+      </w:r>
+    </w:p>
+    <w:p>
+      <w:pPr>
+        <w:rPr>
+          <w:lang w:val="es-419" w:eastAsia="es-CO"/>
+        </w:rPr>
+      </w:pPr>
+      <w:r>
+        <w:rPr>
+          <w:lang w:val="es-419" w:eastAsia="es-CO"/>
+        </w:rPr>
+        <w:t xml:space="preserve">        </w:t>
+      </w:r>
+      <w:proofErr w:type="spellStart"/>
+      <w:r>
+        <w:rPr>
+          <w:lang w:val="es-419" w:eastAsia="es-CO"/>
+        </w:rPr>
+        <w:t>System.out.println</w:t>
+      </w:r>
+      <w:proofErr w:type="spellEnd"/>
+      <w:r>
+        <w:rPr>
+          <w:lang w:val="es-419" w:eastAsia="es-CO"/>
+        </w:rPr>
+        <w:t>("Soy una persona.");</w:t>
+      </w:r>
+    </w:p>
+    <w:p>
+      <w:pPr>
+        <w:rPr>
+          <w:lang w:val="es-419" w:eastAsia="es-CO"/>
+        </w:rPr>
+      </w:pPr>
+      <w:r>
+        <w:rPr>
+          <w:lang w:val="es-419" w:eastAsia="es-CO"/>
+        </w:rPr>
+        <w:t xml:space="preserve">    }</w:t>
+      </w:r>
+    </w:p>
+    <w:p>
+      <w:pPr>
+        <w:rPr>
+          <w:lang w:val="es-419" w:eastAsia="es-CO"/>
+        </w:rPr>
+      </w:pPr>
+      <w:r>
+        <w:rPr>
+          <w:lang w:val="es-419" w:eastAsia="es-CO"/>
+        </w:rPr>
+        <w:t>}</w:t>
+      </w:r>
+    </w:p>
+    <w:p>
+      <w:pPr>
+        <w:rPr>
+          <w:lang w:val="es-419" w:eastAsia="es-CO"/>
+        </w:rPr>
+      </w:pPr>
+      <w:proofErr w:type="spellStart"/>
+      <w:r>
+        <w:rPr>
+          <w:lang w:val="es-419" w:eastAsia="es-CO"/>
+        </w:rPr>
+        <w:t>class</w:t>
+      </w:r>
+      <w:proofErr w:type="spellEnd"/>
+      <w:r>
+        <w:rPr>
+          <w:lang w:val="es-419" w:eastAsia="es-CO"/>
+        </w:rPr>
+        <w:t xml:space="preserve"> Aprendiz </w:t>
+      </w:r>
+      <w:proofErr w:type="spellStart"/>
+      <w:r>
+        <w:rPr>
+          <w:lang w:val="es-419" w:eastAsia="es-CO"/>
+        </w:rPr>
+        <w:t>extends</w:t>
+      </w:r>
+      <w:proofErr w:type="spellEnd"/>
+      <w:r>
+        <w:rPr>
+          <w:lang w:val="es-419" w:eastAsia="es-CO"/>
+        </w:rPr>
+        <w:t xml:space="preserve"> Persona {</w:t>
+      </w:r>
+    </w:p>
+    <w:p>
+      <w:pPr>
+        <w:rPr>
+          <w:lang w:val="es-419" w:eastAsia="es-CO"/>
+        </w:rPr>
+      </w:pPr>
+      <w:r>
+        <w:rPr>
+          <w:lang w:val="es-419" w:eastAsia="es-CO"/>
+        </w:rPr>
+        <w:t xml:space="preserve">    @Override</w:t>
+      </w:r>
+    </w:p>
+    <w:p>
+      <w:pPr>
+        <w:rPr>
+          <w:lang w:val="es-419" w:eastAsia="es-CO"/>
+        </w:rPr>
+      </w:pPr>
+      <w:r>
+        <w:rPr>
+          <w:lang w:val="es-419" w:eastAsia="es-CO"/>
+        </w:rPr>
+        <w:t xml:space="preserve">    </w:t>
+      </w:r>
+      <w:proofErr w:type="spellStart"/>
+      <w:r>
+        <w:rPr>
+          <w:lang w:val="es-419" w:eastAsia="es-CO"/>
+        </w:rPr>
+        <w:t>public</w:t>
+      </w:r>
+      <w:proofErr w:type="spellEnd"/>
+      <w:r>
+        <w:rPr>
+          <w:lang w:val="es-419" w:eastAsia="es-CO"/>
+        </w:rPr>
+        <w:t xml:space="preserve"> </w:t>
+      </w:r>
+      <w:proofErr w:type="spellStart"/>
+      <w:r>
+        <w:rPr>
+          <w:lang w:val="es-419" w:eastAsia="es-CO"/>
+        </w:rPr>
+        <w:t>void</w:t>
+      </w:r>
+      <w:proofErr w:type="spellEnd"/>
+      <w:r>
+        <w:rPr>
+          <w:lang w:val="es-419" w:eastAsia="es-CO"/>
+        </w:rPr>
+        <w:t xml:space="preserve"> </w:t>
+      </w:r>
+      <w:proofErr w:type="gramStart"/>
+      <w:r>
+        <w:rPr>
+          <w:lang w:val="es-419" w:eastAsia="es-CO"/>
+        </w:rPr>
+        <w:t>presentarse(</w:t>
+      </w:r>
+      <w:proofErr w:type="gramEnd"/>
+      <w:r>
+        <w:rPr>
+          <w:lang w:val="es-419" w:eastAsia="es-CO"/>
+        </w:rPr>
+        <w:t>) {</w:t>
+      </w:r>
+    </w:p>
+    <w:p>
+      <w:pPr>
+        <w:rPr>
+          <w:lang w:val="es-419" w:eastAsia="es-CO"/>
+        </w:rPr>
+      </w:pPr>
+      <w:r>
+        <w:rPr>
+          <w:lang w:val="es-419" w:eastAsia="es-CO"/>
+        </w:rPr>
+        <w:t xml:space="preserve">        </w:t>
+      </w:r>
+      <w:proofErr w:type="spellStart"/>
+      <w:r>
+        <w:rPr>
+          <w:lang w:val="es-419" w:eastAsia="es-CO"/>
+        </w:rPr>
+        <w:t>System.out.println</w:t>
+      </w:r>
+      <w:proofErr w:type="spellEnd"/>
+      <w:r>
+        <w:rPr>
+          <w:lang w:val="es-419" w:eastAsia="es-CO"/>
+        </w:rPr>
+        <w:t>("Soy un aprendiz del SENA.");</w:t>
+      </w:r>
+    </w:p>
+    <w:p>
+      <w:pPr>
+        <w:rPr>
+          <w:lang w:val="es-419" w:eastAsia="es-CO"/>
+        </w:rPr>
+      </w:pPr>
+      <w:r>
+        <w:rPr>
+          <w:lang w:val="es-419" w:eastAsia="es-CO"/>
+        </w:rPr>
+        <w:t xml:space="preserve">    }</w:t>
+      </w:r>
+    </w:p>
+    <w:p>
+      <w:pPr>
+        <w:rPr>
+          <w:lang w:val="es-419" w:eastAsia="es-CO"/>
+        </w:rPr>
+      </w:pPr>
+      <w:r>
+        <w:rPr>
+          <w:lang w:val="es-419" w:eastAsia="es-CO"/>
+        </w:rPr>
+        <w:t>}</w:t>
+      </w:r>
+    </w:p>
+    <w:p>
+      <w:pPr>
+        <w:rPr>
+          <w:lang w:val="es-419" w:eastAsia="es-CO"/>
+        </w:rPr>
+      </w:pPr>
+      <w:proofErr w:type="spellStart"/>
+      <w:r>
+        <w:rPr>
+          <w:lang w:val="es-419" w:eastAsia="es-CO"/>
+        </w:rPr>
+        <w:t>class</w:t>
+      </w:r>
+      <w:proofErr w:type="spellEnd"/>
+      <w:r>
+        <w:rPr>
+          <w:lang w:val="es-419" w:eastAsia="es-CO"/>
+        </w:rPr>
+        <w:t xml:space="preserve"> Instructor </w:t>
+      </w:r>
+      <w:proofErr w:type="spellStart"/>
+      <w:r>
+        <w:rPr>
+          <w:lang w:val="es-419" w:eastAsia="es-CO"/>
+        </w:rPr>
+        <w:t>extends</w:t>
+      </w:r>
+      <w:proofErr w:type="spellEnd"/>
+      <w:r>
+        <w:rPr>
+          <w:lang w:val="es-419" w:eastAsia="es-CO"/>
+        </w:rPr>
+        <w:t xml:space="preserve"> Persona {</w:t>
+      </w:r>
+    </w:p>
+    <w:p>
+      <w:pPr>
+        <w:rPr>
+          <w:lang w:val="es-419" w:eastAsia="es-CO"/>
+        </w:rPr>
+      </w:pPr>
+      <w:r>
+        <w:rPr>
+          <w:lang w:val="es-419" w:eastAsia="es-CO"/>
+        </w:rPr>
+        <w:t xml:space="preserve">    @Override</w:t>
+      </w:r>
+    </w:p>
+    <w:p>
+      <w:pPr>
+        <w:rPr>
+          <w:lang w:val="es-419" w:eastAsia="es-CO"/>
+        </w:rPr>
+      </w:pPr>
+      <w:r>
+        <w:rPr>
+          <w:lang w:val="es-419" w:eastAsia="es-CO"/>
+        </w:rPr>
+        <w:t xml:space="preserve">    </w:t>
+      </w:r>
+      <w:proofErr w:type="spellStart"/>
+      <w:r>
+        <w:rPr>
+          <w:lang w:val="es-419" w:eastAsia="es-CO"/>
+        </w:rPr>
+        <w:t>public</w:t>
+      </w:r>
+      <w:proofErr w:type="spellEnd"/>
+      <w:r>
+        <w:rPr>
+          <w:lang w:val="es-419" w:eastAsia="es-CO"/>
+        </w:rPr>
+        <w:t xml:space="preserve"> </w:t>
+      </w:r>
+      <w:proofErr w:type="spellStart"/>
+      <w:r>
+        <w:rPr>
+          <w:lang w:val="es-419" w:eastAsia="es-CO"/>
+        </w:rPr>
+        <w:t>void</w:t>
+      </w:r>
+      <w:proofErr w:type="spellEnd"/>
+      <w:r>
+        <w:rPr>
+          <w:lang w:val="es-419" w:eastAsia="es-CO"/>
+        </w:rPr>
+        <w:t xml:space="preserve"> </w:t>
+      </w:r>
+      <w:proofErr w:type="gramStart"/>
+      <w:r>
+        <w:rPr>
+          <w:lang w:val="es-419" w:eastAsia="es-CO"/>
+        </w:rPr>
+        <w:t>presentarse(</w:t>
+      </w:r>
+      <w:proofErr w:type="gramEnd"/>
+      <w:r>
+        <w:rPr>
+          <w:lang w:val="es-419" w:eastAsia="es-CO"/>
+        </w:rPr>
+        <w:t>) {</w:t>
+      </w:r>
+    </w:p>
+    <w:p>
+      <w:pPr>
+        <w:rPr>
+          <w:lang w:val="es-419" w:eastAsia="es-CO"/>
+        </w:rPr>
+      </w:pPr>
+      <w:r>
+        <w:rPr>
+          <w:lang w:val="es-419" w:eastAsia="es-CO"/>
+        </w:rPr>
+        <w:t xml:space="preserve">        </w:t>
+      </w:r>
+      <w:proofErr w:type="spellStart"/>
+      <w:r>
+        <w:rPr>
+          <w:lang w:val="es-419" w:eastAsia="es-CO"/>
+        </w:rPr>
+        <w:t>System.out.println</w:t>
+      </w:r>
+      <w:proofErr w:type="spellEnd"/>
+      <w:r>
+        <w:rPr>
+          <w:lang w:val="es-419" w:eastAsia="es-CO"/>
+        </w:rPr>
+        <w:t>("Soy un instructor del SENA.");</w:t>
+      </w:r>
+    </w:p>
+    <w:p>
+      <w:pPr>
+        <w:rPr>
+          <w:lang w:val="es-419" w:eastAsia="es-CO"/>
+        </w:rPr>
+      </w:pPr>
+      <w:r>
+        <w:rPr>
+          <w:lang w:val="es-419" w:eastAsia="es-CO"/>
+        </w:rPr>
+        <w:t xml:space="preserve">    }</w:t>
+      </w:r>
+    </w:p>
+    <w:p>
+      <w:pPr>
+        <w:rPr>
+          <w:lang w:val="es-419" w:eastAsia="es-CO"/>
+        </w:rPr>
+      </w:pPr>
+      <w:r>
+        <w:rPr>
+          <w:lang w:val="es-419" w:eastAsia="es-CO"/>
+        </w:rPr>
+        <w:t>}</w:t>
+      </w:r>
+    </w:p>
+    <w:p>
+      <w:pPr>
+        <w:rPr>
+          <w:lang w:val="es-419" w:eastAsia="es-CO"/>
+        </w:rPr>
+      </w:pPr>
+      <w:proofErr w:type="spellStart"/>
+      <w:r>
+        <w:rPr>
+          <w:lang w:val="es-419" w:eastAsia="es-CO"/>
+        </w:rPr>
+        <w:lastRenderedPageBreak/>
+        <w:t>public</w:t>
+      </w:r>
+      <w:proofErr w:type="spellEnd"/>
+      <w:r>
+        <w:rPr>
+          <w:lang w:val="es-419" w:eastAsia="es-CO"/>
+        </w:rPr>
+        <w:t xml:space="preserve"> </w:t>
+      </w:r>
+      <w:proofErr w:type="spellStart"/>
+      <w:r>
+        <w:rPr>
+          <w:lang w:val="es-419" w:eastAsia="es-CO"/>
+        </w:rPr>
+        <w:t>class</w:t>
+      </w:r>
+      <w:proofErr w:type="spellEnd"/>
+      <w:r>
+        <w:rPr>
+          <w:lang w:val="es-419" w:eastAsia="es-CO"/>
+        </w:rPr>
+        <w:t xml:space="preserve"> Principal {</w:t>
+      </w:r>
+    </w:p>
+    <w:p>
+      <w:pPr>
+        <w:rPr>
+          <w:lang w:val="es-419" w:eastAsia="es-CO"/>
+        </w:rPr>
+      </w:pPr>
+      <w:r>
+        <w:rPr>
+          <w:lang w:val="es-419" w:eastAsia="es-CO"/>
+        </w:rPr>
+        <w:t xml:space="preserve">    </w:t>
+      </w:r>
+      <w:proofErr w:type="spellStart"/>
+      <w:r>
+        <w:rPr>
+          <w:lang w:val="es-419" w:eastAsia="es-CO"/>
+        </w:rPr>
+        <w:t>public</w:t>
+      </w:r>
+      <w:proofErr w:type="spellEnd"/>
+      <w:r>
+        <w:rPr>
+          <w:lang w:val="es-419" w:eastAsia="es-CO"/>
+        </w:rPr>
+        <w:t xml:space="preserve"> </w:t>
+      </w:r>
+      <w:proofErr w:type="spellStart"/>
+      <w:r>
+        <w:rPr>
+          <w:lang w:val="es-419" w:eastAsia="es-CO"/>
+        </w:rPr>
+        <w:t>static</w:t>
+      </w:r>
+      <w:proofErr w:type="spellEnd"/>
+      <w:r>
+        <w:rPr>
+          <w:lang w:val="es-419" w:eastAsia="es-CO"/>
+        </w:rPr>
+        <w:t xml:space="preserve"> </w:t>
+      </w:r>
+      <w:proofErr w:type="spellStart"/>
+      <w:r>
+        <w:rPr>
+          <w:lang w:val="es-419" w:eastAsia="es-CO"/>
+        </w:rPr>
+        <w:t>void</w:t>
+      </w:r>
+      <w:proofErr w:type="spellEnd"/>
+      <w:r>
+        <w:rPr>
+          <w:lang w:val="es-419" w:eastAsia="es-CO"/>
+        </w:rPr>
+        <w:t xml:space="preserve"> </w:t>
+      </w:r>
+      <w:proofErr w:type="spellStart"/>
+      <w:proofErr w:type="gramStart"/>
+      <w:r>
+        <w:rPr>
+          <w:lang w:val="es-419" w:eastAsia="es-CO"/>
+        </w:rPr>
+        <w:t>main</w:t>
+      </w:r>
+      <w:proofErr w:type="spellEnd"/>
+      <w:r>
+        <w:rPr>
+          <w:lang w:val="es-419" w:eastAsia="es-CO"/>
+        </w:rPr>
+        <w:t>(</w:t>
+      </w:r>
+      <w:proofErr w:type="spellStart"/>
+      <w:proofErr w:type="gramEnd"/>
+      <w:r>
+        <w:rPr>
+          <w:lang w:val="es-419" w:eastAsia="es-CO"/>
+        </w:rPr>
+        <w:t>String</w:t>
+      </w:r>
+      <w:proofErr w:type="spellEnd"/>
+      <w:r>
+        <w:rPr>
+          <w:lang w:val="es-419" w:eastAsia="es-CO"/>
+        </w:rPr>
+        <w:t xml:space="preserve">[] </w:t>
+      </w:r>
+      <w:proofErr w:type="spellStart"/>
+      <w:r>
+        <w:rPr>
+          <w:lang w:val="es-419" w:eastAsia="es-CO"/>
+        </w:rPr>
+        <w:t>args</w:t>
+      </w:r>
+      <w:proofErr w:type="spellEnd"/>
+      <w:r>
+        <w:rPr>
+          <w:lang w:val="es-419" w:eastAsia="es-CO"/>
+        </w:rPr>
+        <w:t>) {</w:t>
+      </w:r>
+    </w:p>
+    <w:p>
+      <w:pPr>
+        <w:rPr>
+          <w:lang w:val="es-419" w:eastAsia="es-CO"/>
+        </w:rPr>
+      </w:pPr>
+    </w:p>
+    <w:p>
+      <w:pPr>
+        <w:rPr>
+          <w:lang w:val="es-419" w:eastAsia="es-CO"/>
+        </w:rPr>
+      </w:pPr>
+      <w:r>
+        <w:rPr>
+          <w:lang w:val="es-419" w:eastAsia="es-CO"/>
+        </w:rPr>
+        <w:t xml:space="preserve">        Persona </w:t>
+      </w:r>
+      <w:proofErr w:type="spellStart"/>
+      <w:r>
+        <w:rPr>
+          <w:lang w:val="es-419" w:eastAsia="es-CO"/>
+        </w:rPr>
+        <w:t>persona</w:t>
+      </w:r>
+      <w:proofErr w:type="spellEnd"/>
+      <w:r>
+        <w:rPr>
+          <w:lang w:val="es-419" w:eastAsia="es-CO"/>
+        </w:rPr>
+        <w:t>;</w:t>
+      </w:r>
+    </w:p>
+    <w:p>
+      <w:pPr>
+        <w:rPr>
+          <w:lang w:val="es-419" w:eastAsia="es-CO"/>
+        </w:rPr>
+      </w:pPr>
+      <w:r>
+        <w:rPr>
+          <w:lang w:val="es-419" w:eastAsia="es-CO"/>
+        </w:rPr>
+        <w:t xml:space="preserve">        persona = new </w:t>
+      </w:r>
+      <w:proofErr w:type="gramStart"/>
+      <w:r>
+        <w:rPr>
+          <w:lang w:val="es-419" w:eastAsia="es-CO"/>
+        </w:rPr>
+        <w:t>Aprendiz(</w:t>
+      </w:r>
+      <w:proofErr w:type="gramEnd"/>
+      <w:r>
+        <w:rPr>
+          <w:lang w:val="es-419" w:eastAsia="es-CO"/>
+        </w:rPr>
+        <w:t>);</w:t>
+      </w:r>
+    </w:p>
+    <w:p>
+      <w:pPr>
+        <w:rPr>
+          <w:lang w:val="es-419" w:eastAsia="es-CO"/>
+        </w:rPr>
+      </w:pPr>
+      <w:r>
+        <w:rPr>
+          <w:lang w:val="es-419" w:eastAsia="es-CO"/>
+        </w:rPr>
+        <w:t xml:space="preserve">        </w:t>
+      </w:r>
+      <w:proofErr w:type="spellStart"/>
+      <w:proofErr w:type="gramStart"/>
+      <w:r>
+        <w:rPr>
+          <w:lang w:val="es-419" w:eastAsia="es-CO"/>
+        </w:rPr>
+        <w:t>persona.presentarse</w:t>
+      </w:r>
+      <w:proofErr w:type="spellEnd"/>
+      <w:proofErr w:type="gramEnd"/>
+      <w:r>
+        <w:rPr>
+          <w:lang w:val="es-419" w:eastAsia="es-CO"/>
+        </w:rPr>
+        <w:t>();</w:t>
+      </w:r>
+    </w:p>
+    <w:p>
+      <w:pPr>
+        <w:rPr>
+          <w:lang w:val="es-419" w:eastAsia="es-CO"/>
+        </w:rPr>
+      </w:pPr>
+      <w:r>
+        <w:rPr>
+          <w:lang w:val="es-419" w:eastAsia="es-CO"/>
+        </w:rPr>
+        <w:t xml:space="preserve">        persona = new </w:t>
+      </w:r>
+      <w:proofErr w:type="gramStart"/>
+      <w:r>
+        <w:rPr>
+          <w:lang w:val="es-419" w:eastAsia="es-CO"/>
+        </w:rPr>
+        <w:t>Instructor(</w:t>
+      </w:r>
+      <w:proofErr w:type="gramEnd"/>
+      <w:r>
+        <w:rPr>
+          <w:lang w:val="es-419" w:eastAsia="es-CO"/>
+        </w:rPr>
+        <w:t>);</w:t>
+      </w:r>
+    </w:p>
+    <w:p>
+      <w:pPr>
+        <w:rPr>
+          <w:lang w:val="es-419" w:eastAsia="es-CO"/>
+        </w:rPr>
+      </w:pPr>
+      <w:r>
+        <w:rPr>
+          <w:lang w:val="es-419" w:eastAsia="es-CO"/>
+        </w:rPr>
+        <w:t xml:space="preserve">        </w:t>
+      </w:r>
+      <w:proofErr w:type="spellStart"/>
+      <w:proofErr w:type="gramStart"/>
+      <w:r>
+        <w:rPr>
+          <w:lang w:val="es-419" w:eastAsia="es-CO"/>
+        </w:rPr>
+        <w:t>persona.presentarse</w:t>
+      </w:r>
+      <w:proofErr w:type="spellEnd"/>
+      <w:proofErr w:type="gramEnd"/>
+      <w:r>
+        <w:rPr>
+          <w:lang w:val="es-419" w:eastAsia="es-CO"/>
+        </w:rPr>
+        <w:t>();</w:t>
+      </w:r>
+    </w:p>
+    <w:p>
+      <w:pPr>
+        <w:rPr>
+          <w:lang w:val="es-419" w:eastAsia="es-CO"/>
+        </w:rPr>
+      </w:pPr>
+      <w:r>
+        <w:rPr>
+          <w:lang w:val="es-419" w:eastAsia="es-CO"/>
+        </w:rPr>
+        <w:t xml:space="preserve">    }</w:t>
+      </w:r>
+    </w:p>
+    <w:p>
+      <w:pPr>
+        <w:rPr>
+          <w:lang w:val="es-419" w:eastAsia="es-CO"/>
+        </w:rPr>
+      </w:pPr>
+      <w:r>
+        <w:rPr>
+          <w:lang w:val="es-419" w:eastAsia="es-CO"/>
+        </w:rPr>
+        <w:t>}</w:t>
+      </w:r>
+    </w:p>
+    <w:p>
+      <w:pPr>
+        <w:rPr>
+          <w:lang w:val="es-419" w:eastAsia="es-CO"/>
+        </w:rPr>
+      </w:pPr>
+      <w:r>
+        <w:rPr>
+          <w:lang w:val="es-419" w:eastAsia="es-CO"/>
+        </w:rPr>
+        <w:t xml:space="preserve">En el ejemplo anterior, la variable persona corresponde a una referencia de la clase Persona, pero durante la ejecución puede representar objetos de diferentes clases derivadas. Aunque la llamada al método </w:t>
+      </w:r>
+      <w:proofErr w:type="gramStart"/>
+      <w:r>
+        <w:rPr>
+          <w:lang w:val="es-419" w:eastAsia="es-CO"/>
+        </w:rPr>
+        <w:t>presentarse(</w:t>
+      </w:r>
+      <w:proofErr w:type="gramEnd"/>
+      <w:r>
+        <w:rPr>
+          <w:lang w:val="es-419" w:eastAsia="es-CO"/>
+        </w:rPr>
+        <w:t>) es la misma, el resultado cambia según el tipo de objeto asignado, evidenciando el comportamiento polimórfico.</w:t>
+      </w:r>
+    </w:p>
+    <w:p>
+      <w:pPr>
+        <w:rPr>
+          <w:lang w:val="es-419" w:eastAsia="es-CO"/>
+        </w:rPr>
+      </w:pPr>
+      <w:r>
+        <w:rPr>
+          <w:lang w:val="es-419" w:eastAsia="es-CO"/>
+        </w:rPr>
+        <w:t xml:space="preserve">La combinación de la herencia y la </w:t>
+      </w:r>
+      <w:proofErr w:type="spellStart"/>
+      <w:r>
+        <w:rPr>
+          <w:lang w:val="es-419" w:eastAsia="es-CO"/>
+        </w:rPr>
+        <w:t>sobrescritura</w:t>
+      </w:r>
+      <w:proofErr w:type="spellEnd"/>
+      <w:r>
+        <w:rPr>
+          <w:lang w:val="es-419" w:eastAsia="es-CO"/>
+        </w:rPr>
+        <w:t xml:space="preserve"> permite desarrollar aplicaciones más flexibles y reutilizables, ya que facilita la incorporación de nuevas clases con comportamientos específicos sin modificar la estructura general del programa.</w:t>
+      </w:r>
+    </w:p>
+    <w:p>
+      <w:pPr>
+        <w:rPr>
+          <w:lang w:val="es-419" w:eastAsia="es-CO"/>
+        </w:rPr>
+      </w:pPr>
+    </w:p>
+    <w:p>
+      <w:pPr>
+        <w:pStyle w:val="Ttulo2"/>
+      </w:pPr>
+      <w:bookmarkStart w:id="27" w:name="_Toc236750711"/>
+      <w:r>
+        <w:lastRenderedPageBreak/>
+        <w:t>Aplicación del polimorfismo mediante herencia</w:t>
+      </w:r>
+      <w:bookmarkEnd w:id="27"/>
+    </w:p>
+    <w:p>
+      <w:pPr>
+        <w:rPr>
+          <w:lang w:val="es-419" w:eastAsia="es-CO"/>
+        </w:rPr>
+      </w:pPr>
+      <w:r>
+        <w:rPr>
+          <w:lang w:val="es-419" w:eastAsia="es-CO"/>
+        </w:rPr>
+        <w:t>La aplicación del polimorfismo mediante herencia permite desarrollar aplicaciones en las que una misma referencia puede gestionar objetos pertenecientes a diferentes clases derivadas. Este mecanismo facilita la reutilización del código y posibilita la incorporación de nuevas funcionalidades sin modificar la lógica general de la aplicación.</w:t>
+      </w:r>
+    </w:p>
+    <w:p>
+      <w:pPr>
+        <w:rPr>
+          <w:lang w:val="es-419" w:eastAsia="es-CO"/>
+        </w:rPr>
+      </w:pPr>
+      <w:r>
+        <w:rPr>
+          <w:lang w:val="es-419" w:eastAsia="es-CO"/>
+        </w:rPr>
+        <w:t xml:space="preserve">En Java, una referencia de la clase base puede almacenar objetos de cualquiera de sus clases derivadas. Gracias a ello, es posible invocar un mismo método sobre distintos objetos y obtener comportamientos específicos según la implementación realizada en cada clase. Esta característica favorece la extensibilidad del </w:t>
+      </w:r>
+      <w:r>
+        <w:rPr>
+          <w:rStyle w:val="Extranjerismo"/>
+        </w:rPr>
+        <w:t>software</w:t>
+      </w:r>
+      <w:r>
+        <w:rPr>
+          <w:lang w:val="es-419" w:eastAsia="es-CO"/>
+        </w:rPr>
+        <w:t xml:space="preserve"> y simplifica la administración de las clases relacionadas.</w:t>
+      </w:r>
+    </w:p>
+    <w:p>
+      <w:pPr>
+        <w:rPr>
+          <w:lang w:val="es-419" w:eastAsia="es-CO"/>
+        </w:rPr>
+      </w:pPr>
+      <w:r>
+        <w:rPr>
+          <w:lang w:val="es-419" w:eastAsia="es-CO"/>
+        </w:rPr>
+        <w:t>A continuación, se presenta un ejemplo de aplicación del polimorfismo mediante herencia utilizando el lenguaje de programación Java:</w:t>
+      </w:r>
+    </w:p>
+    <w:p>
+      <w:pPr>
+        <w:rPr>
+          <w:lang w:val="es-419" w:eastAsia="es-CO"/>
+        </w:rPr>
+      </w:pPr>
+      <w:proofErr w:type="spellStart"/>
+      <w:r>
+        <w:rPr>
+          <w:lang w:val="es-419" w:eastAsia="es-CO"/>
+        </w:rPr>
+        <w:t>class</w:t>
+      </w:r>
+      <w:proofErr w:type="spellEnd"/>
+      <w:r>
+        <w:rPr>
+          <w:lang w:val="es-419" w:eastAsia="es-CO"/>
+        </w:rPr>
+        <w:t xml:space="preserve"> Persona {</w:t>
+      </w:r>
+    </w:p>
+    <w:p>
+      <w:pPr>
+        <w:rPr>
+          <w:lang w:val="es-419" w:eastAsia="es-CO"/>
+        </w:rPr>
+      </w:pPr>
+      <w:r>
+        <w:rPr>
+          <w:lang w:val="es-419" w:eastAsia="es-CO"/>
+        </w:rPr>
+        <w:t xml:space="preserve">    </w:t>
+      </w:r>
+      <w:proofErr w:type="spellStart"/>
+      <w:r>
+        <w:rPr>
+          <w:lang w:val="es-419" w:eastAsia="es-CO"/>
+        </w:rPr>
+        <w:t>public</w:t>
+      </w:r>
+      <w:proofErr w:type="spellEnd"/>
+      <w:r>
+        <w:rPr>
+          <w:lang w:val="es-419" w:eastAsia="es-CO"/>
+        </w:rPr>
+        <w:t xml:space="preserve"> </w:t>
+      </w:r>
+      <w:proofErr w:type="spellStart"/>
+      <w:r>
+        <w:rPr>
+          <w:lang w:val="es-419" w:eastAsia="es-CO"/>
+        </w:rPr>
+        <w:t>void</w:t>
+      </w:r>
+      <w:proofErr w:type="spellEnd"/>
+      <w:r>
+        <w:rPr>
+          <w:lang w:val="es-419" w:eastAsia="es-CO"/>
+        </w:rPr>
+        <w:t xml:space="preserve"> </w:t>
+      </w:r>
+      <w:proofErr w:type="spellStart"/>
+      <w:proofErr w:type="gramStart"/>
+      <w:r>
+        <w:rPr>
+          <w:lang w:val="es-419" w:eastAsia="es-CO"/>
+        </w:rPr>
+        <w:t>realizarActividad</w:t>
+      </w:r>
+      <w:proofErr w:type="spellEnd"/>
+      <w:r>
+        <w:rPr>
+          <w:lang w:val="es-419" w:eastAsia="es-CO"/>
+        </w:rPr>
+        <w:t>(</w:t>
+      </w:r>
+      <w:proofErr w:type="gramEnd"/>
+      <w:r>
+        <w:rPr>
+          <w:lang w:val="es-419" w:eastAsia="es-CO"/>
+        </w:rPr>
+        <w:t>) {</w:t>
+      </w:r>
+    </w:p>
+    <w:p>
+      <w:pPr>
+        <w:rPr>
+          <w:lang w:val="es-419" w:eastAsia="es-CO"/>
+        </w:rPr>
+      </w:pPr>
+      <w:r>
+        <w:rPr>
+          <w:lang w:val="es-419" w:eastAsia="es-CO"/>
+        </w:rPr>
+        <w:t xml:space="preserve">        </w:t>
+      </w:r>
+      <w:proofErr w:type="spellStart"/>
+      <w:r>
+        <w:rPr>
+          <w:lang w:val="es-419" w:eastAsia="es-CO"/>
+        </w:rPr>
+        <w:t>System.out.println</w:t>
+      </w:r>
+      <w:proofErr w:type="spellEnd"/>
+      <w:r>
+        <w:rPr>
+          <w:lang w:val="es-419" w:eastAsia="es-CO"/>
+        </w:rPr>
+        <w:t>("Realizando una actividad.");</w:t>
+      </w:r>
+    </w:p>
+    <w:p>
+      <w:pPr>
+        <w:rPr>
+          <w:lang w:val="es-419" w:eastAsia="es-CO"/>
+        </w:rPr>
+      </w:pPr>
+      <w:r>
+        <w:rPr>
+          <w:lang w:val="es-419" w:eastAsia="es-CO"/>
+        </w:rPr>
+        <w:t xml:space="preserve">    }</w:t>
+      </w:r>
+    </w:p>
+    <w:p>
+      <w:pPr>
+        <w:rPr>
+          <w:lang w:val="es-419" w:eastAsia="es-CO"/>
+        </w:rPr>
+      </w:pPr>
+      <w:r>
+        <w:rPr>
+          <w:lang w:val="es-419" w:eastAsia="es-CO"/>
+        </w:rPr>
+        <w:t>}</w:t>
+      </w:r>
+    </w:p>
+    <w:p>
+      <w:pPr>
+        <w:rPr>
+          <w:lang w:val="es-419" w:eastAsia="es-CO"/>
+        </w:rPr>
+      </w:pPr>
+      <w:proofErr w:type="spellStart"/>
+      <w:r>
+        <w:rPr>
+          <w:lang w:val="es-419" w:eastAsia="es-CO"/>
+        </w:rPr>
+        <w:t>class</w:t>
+      </w:r>
+      <w:proofErr w:type="spellEnd"/>
+      <w:r>
+        <w:rPr>
+          <w:lang w:val="es-419" w:eastAsia="es-CO"/>
+        </w:rPr>
+        <w:t xml:space="preserve"> Aprendiz </w:t>
+      </w:r>
+      <w:proofErr w:type="spellStart"/>
+      <w:r>
+        <w:rPr>
+          <w:lang w:val="es-419" w:eastAsia="es-CO"/>
+        </w:rPr>
+        <w:t>extends</w:t>
+      </w:r>
+      <w:proofErr w:type="spellEnd"/>
+      <w:r>
+        <w:rPr>
+          <w:lang w:val="es-419" w:eastAsia="es-CO"/>
+        </w:rPr>
+        <w:t xml:space="preserve"> Persona {</w:t>
+      </w:r>
+    </w:p>
+    <w:p>
+      <w:pPr>
+        <w:rPr>
+          <w:lang w:val="es-419" w:eastAsia="es-CO"/>
+        </w:rPr>
+      </w:pPr>
+      <w:r>
+        <w:rPr>
+          <w:lang w:val="es-419" w:eastAsia="es-CO"/>
+        </w:rPr>
+        <w:t xml:space="preserve">    @Override</w:t>
+      </w:r>
+    </w:p>
+    <w:p>
+      <w:pPr>
+        <w:rPr>
+          <w:lang w:val="es-419" w:eastAsia="es-CO"/>
+        </w:rPr>
+      </w:pPr>
+      <w:r>
+        <w:rPr>
+          <w:lang w:val="es-419" w:eastAsia="es-CO"/>
+        </w:rPr>
+        <w:t xml:space="preserve">    </w:t>
+      </w:r>
+      <w:proofErr w:type="spellStart"/>
+      <w:r>
+        <w:rPr>
+          <w:lang w:val="es-419" w:eastAsia="es-CO"/>
+        </w:rPr>
+        <w:t>public</w:t>
+      </w:r>
+      <w:proofErr w:type="spellEnd"/>
+      <w:r>
+        <w:rPr>
+          <w:lang w:val="es-419" w:eastAsia="es-CO"/>
+        </w:rPr>
+        <w:t xml:space="preserve"> </w:t>
+      </w:r>
+      <w:proofErr w:type="spellStart"/>
+      <w:r>
+        <w:rPr>
+          <w:lang w:val="es-419" w:eastAsia="es-CO"/>
+        </w:rPr>
+        <w:t>void</w:t>
+      </w:r>
+      <w:proofErr w:type="spellEnd"/>
+      <w:r>
+        <w:rPr>
+          <w:lang w:val="es-419" w:eastAsia="es-CO"/>
+        </w:rPr>
+        <w:t xml:space="preserve"> </w:t>
+      </w:r>
+      <w:proofErr w:type="spellStart"/>
+      <w:proofErr w:type="gramStart"/>
+      <w:r>
+        <w:rPr>
+          <w:lang w:val="es-419" w:eastAsia="es-CO"/>
+        </w:rPr>
+        <w:t>realizarActividad</w:t>
+      </w:r>
+      <w:proofErr w:type="spellEnd"/>
+      <w:r>
+        <w:rPr>
+          <w:lang w:val="es-419" w:eastAsia="es-CO"/>
+        </w:rPr>
+        <w:t>(</w:t>
+      </w:r>
+      <w:proofErr w:type="gramEnd"/>
+      <w:r>
+        <w:rPr>
+          <w:lang w:val="es-419" w:eastAsia="es-CO"/>
+        </w:rPr>
+        <w:t>) {</w:t>
+      </w:r>
+    </w:p>
+    <w:p>
+      <w:pPr>
+        <w:rPr>
+          <w:lang w:val="es-419" w:eastAsia="es-CO"/>
+        </w:rPr>
+      </w:pPr>
+      <w:r>
+        <w:rPr>
+          <w:lang w:val="es-419" w:eastAsia="es-CO"/>
+        </w:rPr>
+        <w:lastRenderedPageBreak/>
+        <w:t xml:space="preserve">        </w:t>
+      </w:r>
+      <w:proofErr w:type="spellStart"/>
+      <w:r>
+        <w:rPr>
+          <w:lang w:val="es-419" w:eastAsia="es-CO"/>
+        </w:rPr>
+        <w:t>System.out.println</w:t>
+      </w:r>
+      <w:proofErr w:type="spellEnd"/>
+      <w:r>
+        <w:rPr>
+          <w:lang w:val="es-419" w:eastAsia="es-CO"/>
+        </w:rPr>
+        <w:t>("El aprendiz desarrolla una actividad de formación.");</w:t>
+      </w:r>
+    </w:p>
+    <w:p>
+      <w:pPr>
+        <w:rPr>
+          <w:lang w:val="es-419" w:eastAsia="es-CO"/>
+        </w:rPr>
+      </w:pPr>
+      <w:r>
+        <w:rPr>
+          <w:lang w:val="es-419" w:eastAsia="es-CO"/>
+        </w:rPr>
+        <w:t xml:space="preserve">    }</w:t>
+      </w:r>
+    </w:p>
+    <w:p>
+      <w:pPr>
+        <w:rPr>
+          <w:lang w:val="es-419" w:eastAsia="es-CO"/>
+        </w:rPr>
+      </w:pPr>
+      <w:r>
+        <w:rPr>
+          <w:lang w:val="es-419" w:eastAsia="es-CO"/>
+        </w:rPr>
+        <w:t>}</w:t>
+      </w:r>
+    </w:p>
+    <w:p>
+      <w:pPr>
+        <w:rPr>
+          <w:lang w:val="es-419" w:eastAsia="es-CO"/>
+        </w:rPr>
+      </w:pPr>
+      <w:proofErr w:type="spellStart"/>
+      <w:r>
+        <w:rPr>
+          <w:lang w:val="es-419" w:eastAsia="es-CO"/>
+        </w:rPr>
+        <w:t>class</w:t>
+      </w:r>
+      <w:proofErr w:type="spellEnd"/>
+      <w:r>
+        <w:rPr>
+          <w:lang w:val="es-419" w:eastAsia="es-CO"/>
+        </w:rPr>
+        <w:t xml:space="preserve"> Instructor </w:t>
+      </w:r>
+      <w:proofErr w:type="spellStart"/>
+      <w:r>
+        <w:rPr>
+          <w:lang w:val="es-419" w:eastAsia="es-CO"/>
+        </w:rPr>
+        <w:t>extends</w:t>
+      </w:r>
+      <w:proofErr w:type="spellEnd"/>
+      <w:r>
+        <w:rPr>
+          <w:lang w:val="es-419" w:eastAsia="es-CO"/>
+        </w:rPr>
+        <w:t xml:space="preserve"> Persona {</w:t>
+      </w:r>
+    </w:p>
+    <w:p>
+      <w:pPr>
+        <w:rPr>
+          <w:lang w:val="es-419" w:eastAsia="es-CO"/>
+        </w:rPr>
+      </w:pPr>
+      <w:r>
+        <w:rPr>
+          <w:lang w:val="es-419" w:eastAsia="es-CO"/>
+        </w:rPr>
+        <w:t xml:space="preserve">    @Override</w:t>
+      </w:r>
+    </w:p>
+    <w:p>
+      <w:pPr>
+        <w:rPr>
+          <w:lang w:val="es-419" w:eastAsia="es-CO"/>
+        </w:rPr>
+      </w:pPr>
+      <w:r>
+        <w:rPr>
+          <w:lang w:val="es-419" w:eastAsia="es-CO"/>
+        </w:rPr>
+        <w:t xml:space="preserve">    </w:t>
+      </w:r>
+      <w:proofErr w:type="spellStart"/>
+      <w:r>
+        <w:rPr>
+          <w:lang w:val="es-419" w:eastAsia="es-CO"/>
+        </w:rPr>
+        <w:t>public</w:t>
+      </w:r>
+      <w:proofErr w:type="spellEnd"/>
+      <w:r>
+        <w:rPr>
+          <w:lang w:val="es-419" w:eastAsia="es-CO"/>
+        </w:rPr>
+        <w:t xml:space="preserve"> </w:t>
+      </w:r>
+      <w:proofErr w:type="spellStart"/>
+      <w:r>
+        <w:rPr>
+          <w:lang w:val="es-419" w:eastAsia="es-CO"/>
+        </w:rPr>
+        <w:t>void</w:t>
+      </w:r>
+      <w:proofErr w:type="spellEnd"/>
+      <w:r>
+        <w:rPr>
+          <w:lang w:val="es-419" w:eastAsia="es-CO"/>
+        </w:rPr>
+        <w:t xml:space="preserve"> </w:t>
+      </w:r>
+      <w:proofErr w:type="spellStart"/>
+      <w:proofErr w:type="gramStart"/>
+      <w:r>
+        <w:rPr>
+          <w:lang w:val="es-419" w:eastAsia="es-CO"/>
+        </w:rPr>
+        <w:t>realizarActividad</w:t>
+      </w:r>
+      <w:proofErr w:type="spellEnd"/>
+      <w:r>
+        <w:rPr>
+          <w:lang w:val="es-419" w:eastAsia="es-CO"/>
+        </w:rPr>
+        <w:t>(</w:t>
+      </w:r>
+      <w:proofErr w:type="gramEnd"/>
+      <w:r>
+        <w:rPr>
+          <w:lang w:val="es-419" w:eastAsia="es-CO"/>
+        </w:rPr>
+        <w:t>) {</w:t>
+      </w:r>
+    </w:p>
+    <w:p>
+      <w:pPr>
+        <w:rPr>
+          <w:lang w:val="es-419" w:eastAsia="es-CO"/>
+        </w:rPr>
+      </w:pPr>
+      <w:r>
+        <w:rPr>
+          <w:lang w:val="es-419" w:eastAsia="es-CO"/>
+        </w:rPr>
+        <w:t xml:space="preserve">        </w:t>
+      </w:r>
+      <w:proofErr w:type="spellStart"/>
+      <w:r>
+        <w:rPr>
+          <w:lang w:val="es-419" w:eastAsia="es-CO"/>
+        </w:rPr>
+        <w:t>System.out.println</w:t>
+      </w:r>
+      <w:proofErr w:type="spellEnd"/>
+      <w:r>
+        <w:rPr>
+          <w:lang w:val="es-419" w:eastAsia="es-CO"/>
+        </w:rPr>
+        <w:t>("El instructor orienta el proceso de formación.");</w:t>
+      </w:r>
+    </w:p>
+    <w:p>
+      <w:pPr>
+        <w:rPr>
+          <w:lang w:val="es-419" w:eastAsia="es-CO"/>
+        </w:rPr>
+      </w:pPr>
+      <w:r>
+        <w:rPr>
+          <w:lang w:val="es-419" w:eastAsia="es-CO"/>
+        </w:rPr>
+        <w:t xml:space="preserve">    }</w:t>
+      </w:r>
+    </w:p>
+    <w:p>
+      <w:pPr>
+        <w:rPr>
+          <w:lang w:val="es-419" w:eastAsia="es-CO"/>
+        </w:rPr>
+      </w:pPr>
+      <w:r>
+        <w:rPr>
+          <w:lang w:val="es-419" w:eastAsia="es-CO"/>
+        </w:rPr>
+        <w:t>}</w:t>
+      </w:r>
+    </w:p>
+    <w:p>
+      <w:pPr>
+        <w:rPr>
+          <w:lang w:val="es-419" w:eastAsia="es-CO"/>
+        </w:rPr>
+      </w:pPr>
+      <w:proofErr w:type="spellStart"/>
+      <w:r>
+        <w:rPr>
+          <w:lang w:val="es-419" w:eastAsia="es-CO"/>
+        </w:rPr>
+        <w:t>public</w:t>
+      </w:r>
+      <w:proofErr w:type="spellEnd"/>
+      <w:r>
+        <w:rPr>
+          <w:lang w:val="es-419" w:eastAsia="es-CO"/>
+        </w:rPr>
+        <w:t xml:space="preserve"> </w:t>
+      </w:r>
+      <w:proofErr w:type="spellStart"/>
+      <w:r>
+        <w:rPr>
+          <w:lang w:val="es-419" w:eastAsia="es-CO"/>
+        </w:rPr>
+        <w:t>class</w:t>
+      </w:r>
+      <w:proofErr w:type="spellEnd"/>
+      <w:r>
+        <w:rPr>
+          <w:lang w:val="es-419" w:eastAsia="es-CO"/>
+        </w:rPr>
+        <w:t xml:space="preserve"> Principal {</w:t>
+      </w:r>
+    </w:p>
+    <w:p>
+      <w:pPr>
+        <w:rPr>
+          <w:lang w:val="es-419" w:eastAsia="es-CO"/>
+        </w:rPr>
+      </w:pPr>
+      <w:r>
+        <w:rPr>
+          <w:lang w:val="es-419" w:eastAsia="es-CO"/>
+        </w:rPr>
+        <w:t xml:space="preserve">    </w:t>
+      </w:r>
+      <w:proofErr w:type="spellStart"/>
+      <w:r>
+        <w:rPr>
+          <w:lang w:val="es-419" w:eastAsia="es-CO"/>
+        </w:rPr>
+        <w:t>public</w:t>
+      </w:r>
+      <w:proofErr w:type="spellEnd"/>
+      <w:r>
+        <w:rPr>
+          <w:lang w:val="es-419" w:eastAsia="es-CO"/>
+        </w:rPr>
+        <w:t xml:space="preserve"> </w:t>
+      </w:r>
+      <w:proofErr w:type="spellStart"/>
+      <w:r>
+        <w:rPr>
+          <w:lang w:val="es-419" w:eastAsia="es-CO"/>
+        </w:rPr>
+        <w:t>static</w:t>
+      </w:r>
+      <w:proofErr w:type="spellEnd"/>
+      <w:r>
+        <w:rPr>
+          <w:lang w:val="es-419" w:eastAsia="es-CO"/>
+        </w:rPr>
+        <w:t xml:space="preserve"> </w:t>
+      </w:r>
+      <w:proofErr w:type="spellStart"/>
+      <w:r>
+        <w:rPr>
+          <w:lang w:val="es-419" w:eastAsia="es-CO"/>
+        </w:rPr>
+        <w:t>void</w:t>
+      </w:r>
+      <w:proofErr w:type="spellEnd"/>
+      <w:r>
+        <w:rPr>
+          <w:lang w:val="es-419" w:eastAsia="es-CO"/>
+        </w:rPr>
+        <w:t xml:space="preserve"> </w:t>
+      </w:r>
+      <w:proofErr w:type="spellStart"/>
+      <w:proofErr w:type="gramStart"/>
+      <w:r>
+        <w:rPr>
+          <w:lang w:val="es-419" w:eastAsia="es-CO"/>
+        </w:rPr>
+        <w:t>main</w:t>
+      </w:r>
+      <w:proofErr w:type="spellEnd"/>
+      <w:r>
+        <w:rPr>
+          <w:lang w:val="es-419" w:eastAsia="es-CO"/>
+        </w:rPr>
+        <w:t>(</w:t>
+      </w:r>
+      <w:proofErr w:type="spellStart"/>
+      <w:proofErr w:type="gramEnd"/>
+      <w:r>
+        <w:rPr>
+          <w:lang w:val="es-419" w:eastAsia="es-CO"/>
+        </w:rPr>
+        <w:t>String</w:t>
+      </w:r>
+      <w:proofErr w:type="spellEnd"/>
+      <w:r>
+        <w:rPr>
+          <w:lang w:val="es-419" w:eastAsia="es-CO"/>
+        </w:rPr>
+        <w:t xml:space="preserve">[] </w:t>
+      </w:r>
+      <w:proofErr w:type="spellStart"/>
+      <w:r>
+        <w:rPr>
+          <w:lang w:val="es-419" w:eastAsia="es-CO"/>
+        </w:rPr>
+        <w:t>args</w:t>
+      </w:r>
+      <w:proofErr w:type="spellEnd"/>
+      <w:r>
+        <w:rPr>
+          <w:lang w:val="es-419" w:eastAsia="es-CO"/>
+        </w:rPr>
+        <w:t>) {</w:t>
+      </w:r>
+    </w:p>
+    <w:p>
+      <w:pPr>
+        <w:rPr>
+          <w:lang w:val="es-419" w:eastAsia="es-CO"/>
+        </w:rPr>
+      </w:pPr>
+      <w:r>
+        <w:rPr>
+          <w:lang w:val="es-419" w:eastAsia="es-CO"/>
+        </w:rPr>
+        <w:t xml:space="preserve">        </w:t>
+      </w:r>
+      <w:proofErr w:type="gramStart"/>
+      <w:r>
+        <w:rPr>
+          <w:lang w:val="es-419" w:eastAsia="es-CO"/>
+        </w:rPr>
+        <w:t>Persona[</w:t>
+      </w:r>
+      <w:proofErr w:type="gramEnd"/>
+      <w:r>
+        <w:rPr>
+          <w:lang w:val="es-419" w:eastAsia="es-CO"/>
+        </w:rPr>
+        <w:t>] personas = {</w:t>
+      </w:r>
+    </w:p>
+    <w:p>
+      <w:pPr>
+        <w:rPr>
+          <w:lang w:val="es-419" w:eastAsia="es-CO"/>
+        </w:rPr>
+      </w:pPr>
+      <w:r>
+        <w:rPr>
+          <w:lang w:val="es-419" w:eastAsia="es-CO"/>
+        </w:rPr>
+        <w:t xml:space="preserve">            new </w:t>
+      </w:r>
+      <w:proofErr w:type="gramStart"/>
+      <w:r>
+        <w:rPr>
+          <w:lang w:val="es-419" w:eastAsia="es-CO"/>
+        </w:rPr>
+        <w:t>Aprendiz(</w:t>
+      </w:r>
+      <w:proofErr w:type="gramEnd"/>
+      <w:r>
+        <w:rPr>
+          <w:lang w:val="es-419" w:eastAsia="es-CO"/>
+        </w:rPr>
+        <w:t>),</w:t>
+      </w:r>
+    </w:p>
+    <w:p>
+      <w:pPr>
+        <w:rPr>
+          <w:lang w:val="es-419" w:eastAsia="es-CO"/>
+        </w:rPr>
+      </w:pPr>
+      <w:r>
+        <w:rPr>
+          <w:lang w:val="es-419" w:eastAsia="es-CO"/>
+        </w:rPr>
+        <w:t xml:space="preserve">            new </w:t>
+      </w:r>
+      <w:proofErr w:type="gramStart"/>
+      <w:r>
+        <w:rPr>
+          <w:lang w:val="es-419" w:eastAsia="es-CO"/>
+        </w:rPr>
+        <w:t>Instructor(</w:t>
+      </w:r>
+      <w:proofErr w:type="gramEnd"/>
+      <w:r>
+        <w:rPr>
+          <w:lang w:val="es-419" w:eastAsia="es-CO"/>
+        </w:rPr>
+        <w:t>)</w:t>
+      </w:r>
+    </w:p>
+    <w:p>
+      <w:pPr>
+        <w:rPr>
+          <w:lang w:val="es-419" w:eastAsia="es-CO"/>
+        </w:rPr>
+      </w:pPr>
+      <w:r>
+        <w:rPr>
+          <w:lang w:val="es-419" w:eastAsia="es-CO"/>
+        </w:rPr>
+        <w:t xml:space="preserve">        };</w:t>
+      </w:r>
+    </w:p>
+    <w:p>
+      <w:pPr>
+        <w:rPr>
+          <w:lang w:val="es-419" w:eastAsia="es-CO"/>
+        </w:rPr>
+      </w:pPr>
+      <w:r>
+        <w:rPr>
+          <w:lang w:val="es-419" w:eastAsia="es-CO"/>
+        </w:rPr>
+        <w:t xml:space="preserve">        </w:t>
+      </w:r>
+      <w:proofErr w:type="spellStart"/>
+      <w:r>
+        <w:rPr>
+          <w:lang w:val="es-419" w:eastAsia="es-CO"/>
+        </w:rPr>
+        <w:t>for</w:t>
+      </w:r>
+      <w:proofErr w:type="spellEnd"/>
+      <w:r>
+        <w:rPr>
+          <w:lang w:val="es-419" w:eastAsia="es-CO"/>
+        </w:rPr>
+        <w:t xml:space="preserve"> (Persona </w:t>
+      </w:r>
+      <w:proofErr w:type="spellStart"/>
+      <w:proofErr w:type="gramStart"/>
+      <w:r>
+        <w:rPr>
+          <w:lang w:val="es-419" w:eastAsia="es-CO"/>
+        </w:rPr>
+        <w:t>persona</w:t>
+      </w:r>
+      <w:proofErr w:type="spellEnd"/>
+      <w:r>
+        <w:rPr>
+          <w:lang w:val="es-419" w:eastAsia="es-CO"/>
+        </w:rPr>
+        <w:t xml:space="preserve"> :</w:t>
+      </w:r>
+      <w:proofErr w:type="gramEnd"/>
+      <w:r>
+        <w:rPr>
+          <w:lang w:val="es-419" w:eastAsia="es-CO"/>
+        </w:rPr>
+        <w:t xml:space="preserve"> personas) {</w:t>
+      </w:r>
+    </w:p>
+    <w:p>
+      <w:pPr>
+        <w:rPr>
+          <w:lang w:val="es-419" w:eastAsia="es-CO"/>
+        </w:rPr>
+      </w:pPr>
+      <w:r>
+        <w:rPr>
+          <w:lang w:val="es-419" w:eastAsia="es-CO"/>
+        </w:rPr>
+        <w:t xml:space="preserve">            </w:t>
+      </w:r>
+      <w:proofErr w:type="spellStart"/>
+      <w:proofErr w:type="gramStart"/>
+      <w:r>
+        <w:rPr>
+          <w:lang w:val="es-419" w:eastAsia="es-CO"/>
+        </w:rPr>
+        <w:t>persona.realizarActividad</w:t>
+      </w:r>
+      <w:proofErr w:type="spellEnd"/>
+      <w:proofErr w:type="gramEnd"/>
+      <w:r>
+        <w:rPr>
+          <w:lang w:val="es-419" w:eastAsia="es-CO"/>
+        </w:rPr>
+        <w:t>();</w:t>
+      </w:r>
+    </w:p>
+    <w:p>
+      <w:pPr>
+        <w:rPr>
+          <w:lang w:val="es-419" w:eastAsia="es-CO"/>
+        </w:rPr>
+      </w:pPr>
+      <w:r>
+        <w:rPr>
+          <w:lang w:val="es-419" w:eastAsia="es-CO"/>
+        </w:rPr>
+        <w:t xml:space="preserve">        }</w:t>
+      </w:r>
+    </w:p>
+    <w:p>
+      <w:pPr>
+        <w:rPr>
+          <w:lang w:val="es-419" w:eastAsia="es-CO"/>
+        </w:rPr>
+      </w:pPr>
+      <w:r>
+        <w:rPr>
+          <w:lang w:val="es-419" w:eastAsia="es-CO"/>
+        </w:rPr>
+        <w:t xml:space="preserve">    }</w:t>
+      </w:r>
+    </w:p>
+    <w:p>
+      <w:pPr>
+        <w:rPr>
+          <w:lang w:val="es-419" w:eastAsia="es-CO"/>
+        </w:rPr>
+      </w:pPr>
+      <w:r>
+        <w:rPr>
+          <w:lang w:val="es-419" w:eastAsia="es-CO"/>
+        </w:rPr>
+        <w:lastRenderedPageBreak/>
+        <w:t>}</w:t>
+      </w:r>
+    </w:p>
+    <w:p>
+      <w:pPr>
+        <w:rPr>
+          <w:lang w:val="es-419" w:eastAsia="es-CO"/>
+        </w:rPr>
+      </w:pPr>
+      <w:r>
+        <w:rPr>
+          <w:lang w:val="es-419" w:eastAsia="es-CO"/>
+        </w:rPr>
+        <w:t xml:space="preserve">En el ejemplo anterior, el arreglo personas almacena objetos de las clases Aprendiz e Instructor utilizando referencias de tipo Persona. Durante el recorrido del arreglo, la llamada al método </w:t>
+      </w:r>
+      <w:proofErr w:type="spellStart"/>
+      <w:proofErr w:type="gramStart"/>
+      <w:r>
+        <w:rPr>
+          <w:lang w:val="es-419" w:eastAsia="es-CO"/>
+        </w:rPr>
+        <w:t>realizarActividad</w:t>
+      </w:r>
+      <w:proofErr w:type="spellEnd"/>
+      <w:r>
+        <w:rPr>
+          <w:lang w:val="es-419" w:eastAsia="es-CO"/>
+        </w:rPr>
+        <w:t>(</w:t>
+      </w:r>
+      <w:proofErr w:type="gramEnd"/>
+      <w:r>
+        <w:rPr>
+          <w:lang w:val="es-419" w:eastAsia="es-CO"/>
+        </w:rPr>
+        <w:t>) produce un comportamiento diferente para cada objeto, demostrando cómo el polimorfismo permite tratar distintos tipos de objetos de manera uniforme sin perder sus características particulares.</w:t>
+      </w:r>
+    </w:p>
+    <w:p>
+      <w:pPr>
+        <w:rPr>
+          <w:lang w:val="es-419" w:eastAsia="es-CO"/>
+        </w:rPr>
+      </w:pPr>
+      <w:r>
+        <w:rPr>
+          <w:lang w:val="es-419" w:eastAsia="es-CO"/>
+        </w:rPr>
+        <w:t xml:space="preserve">La aplicación del polimorfismo mediante herencia constituye una práctica ampliamente utilizada en el desarrollo de </w:t>
+      </w:r>
+      <w:r>
+        <w:rPr>
+          <w:rStyle w:val="Extranjerismo"/>
+        </w:rPr>
+        <w:t>software</w:t>
+      </w:r>
+      <w:r>
+        <w:rPr>
+          <w:lang w:val="es-419" w:eastAsia="es-CO"/>
+        </w:rPr>
+        <w:t>, ya que facilita la reutilización del código, mejora la organización de las aplicaciones y permite incorporar nuevas clases con un impacto mínimo sobre la estructura existente.</w:t>
       </w:r>
     </w:p>
     <w:p>
@@ -15637,1776 +17454,6 @@
     </w:p>
     <w:p>
       <w:pPr>
-        <w:rPr>
-          <w:lang w:val="es-419" w:eastAsia="es-CO"/>
-        </w:rPr>
-      </w:pPr>
-      <w:proofErr w:type="spellStart"/>
-      <w:r>
-        <w:rPr>
-          <w:lang w:val="es-419" w:eastAsia="es-CO"/>
-        </w:rPr>
-        <w:lastRenderedPageBreak/>
-        <w:t>class</w:t>
-      </w:r>
-      <w:proofErr w:type="spellEnd"/>
-      <w:r>
-        <w:rPr>
-          <w:lang w:val="es-419" w:eastAsia="es-CO"/>
-        </w:rPr>
-        <w:t xml:space="preserve"> Persona {</w:t>
-      </w:r>
-    </w:p>
-    <w:p>
-      <w:pPr>
-        <w:rPr>
-          <w:lang w:val="es-419" w:eastAsia="es-CO"/>
-        </w:rPr>
-      </w:pPr>
-      <w:r>
-        <w:rPr>
-          <w:lang w:val="es-419" w:eastAsia="es-CO"/>
-        </w:rPr>
-        <w:t xml:space="preserve">    </w:t>
-      </w:r>
-      <w:proofErr w:type="spellStart"/>
-      <w:r>
-        <w:rPr>
-          <w:lang w:val="es-419" w:eastAsia="es-CO"/>
-        </w:rPr>
-        <w:t>public</w:t>
-      </w:r>
-      <w:proofErr w:type="spellEnd"/>
-      <w:r>
-        <w:rPr>
-          <w:lang w:val="es-419" w:eastAsia="es-CO"/>
-        </w:rPr>
-        <w:t xml:space="preserve"> </w:t>
-      </w:r>
-      <w:proofErr w:type="spellStart"/>
-      <w:r>
-        <w:rPr>
-          <w:lang w:val="es-419" w:eastAsia="es-CO"/>
-        </w:rPr>
-        <w:t>void</w:t>
-      </w:r>
-      <w:proofErr w:type="spellEnd"/>
-      <w:r>
-        <w:rPr>
-          <w:lang w:val="es-419" w:eastAsia="es-CO"/>
-        </w:rPr>
-        <w:t xml:space="preserve"> </w:t>
-      </w:r>
-      <w:proofErr w:type="gramStart"/>
-      <w:r>
-        <w:rPr>
-          <w:lang w:val="es-419" w:eastAsia="es-CO"/>
-        </w:rPr>
-        <w:t>presentarse(</w:t>
-      </w:r>
-      <w:proofErr w:type="gramEnd"/>
-      <w:r>
-        <w:rPr>
-          <w:lang w:val="es-419" w:eastAsia="es-CO"/>
-        </w:rPr>
-        <w:t>) {</w:t>
-      </w:r>
-    </w:p>
-    <w:p>
-      <w:pPr>
-        <w:rPr>
-          <w:lang w:val="es-419" w:eastAsia="es-CO"/>
-        </w:rPr>
-      </w:pPr>
-      <w:r>
-        <w:rPr>
-          <w:lang w:val="es-419" w:eastAsia="es-CO"/>
-        </w:rPr>
-        <w:t xml:space="preserve">        </w:t>
-      </w:r>
-      <w:proofErr w:type="spellStart"/>
-      <w:r>
-        <w:rPr>
-          <w:lang w:val="es-419" w:eastAsia="es-CO"/>
-        </w:rPr>
-        <w:t>System.out.println</w:t>
-      </w:r>
-      <w:proofErr w:type="spellEnd"/>
-      <w:r>
-        <w:rPr>
-          <w:lang w:val="es-419" w:eastAsia="es-CO"/>
-        </w:rPr>
-        <w:t>("Soy una persona.");</w:t>
-      </w:r>
-    </w:p>
-    <w:p>
-      <w:pPr>
-        <w:rPr>
-          <w:lang w:val="es-419" w:eastAsia="es-CO"/>
-        </w:rPr>
-      </w:pPr>
-      <w:r>
-        <w:rPr>
-          <w:lang w:val="es-419" w:eastAsia="es-CO"/>
-        </w:rPr>
-        <w:t xml:space="preserve">    }</w:t>
-      </w:r>
-    </w:p>
-    <w:p>
-      <w:pPr>
-        <w:rPr>
-          <w:lang w:val="es-419" w:eastAsia="es-CO"/>
-        </w:rPr>
-      </w:pPr>
-      <w:r>
-        <w:rPr>
-          <w:lang w:val="es-419" w:eastAsia="es-CO"/>
-        </w:rPr>
-        <w:t>}</w:t>
-      </w:r>
-    </w:p>
-    <w:p>
-      <w:pPr>
-        <w:rPr>
-          <w:lang w:val="es-419" w:eastAsia="es-CO"/>
-        </w:rPr>
-      </w:pPr>
-      <w:proofErr w:type="spellStart"/>
-      <w:r>
-        <w:rPr>
-          <w:lang w:val="es-419" w:eastAsia="es-CO"/>
-        </w:rPr>
-        <w:t>class</w:t>
-      </w:r>
-      <w:proofErr w:type="spellEnd"/>
-      <w:r>
-        <w:rPr>
-          <w:lang w:val="es-419" w:eastAsia="es-CO"/>
-        </w:rPr>
-        <w:t xml:space="preserve"> Aprendiz </w:t>
-      </w:r>
-      <w:proofErr w:type="spellStart"/>
-      <w:r>
-        <w:rPr>
-          <w:lang w:val="es-419" w:eastAsia="es-CO"/>
-        </w:rPr>
-        <w:t>extends</w:t>
-      </w:r>
-      <w:proofErr w:type="spellEnd"/>
-      <w:r>
-        <w:rPr>
-          <w:lang w:val="es-419" w:eastAsia="es-CO"/>
-        </w:rPr>
-        <w:t xml:space="preserve"> Persona {</w:t>
-      </w:r>
-    </w:p>
-    <w:p>
-      <w:pPr>
-        <w:rPr>
-          <w:lang w:val="es-419" w:eastAsia="es-CO"/>
-        </w:rPr>
-      </w:pPr>
-      <w:r>
-        <w:rPr>
-          <w:lang w:val="es-419" w:eastAsia="es-CO"/>
-        </w:rPr>
-        <w:t xml:space="preserve">    @Override</w:t>
-      </w:r>
-    </w:p>
-    <w:p>
-      <w:pPr>
-        <w:rPr>
-          <w:lang w:val="es-419" w:eastAsia="es-CO"/>
-        </w:rPr>
-      </w:pPr>
-      <w:r>
-        <w:rPr>
-          <w:lang w:val="es-419" w:eastAsia="es-CO"/>
-        </w:rPr>
-        <w:t xml:space="preserve">    </w:t>
-      </w:r>
-      <w:proofErr w:type="spellStart"/>
-      <w:r>
-        <w:rPr>
-          <w:lang w:val="es-419" w:eastAsia="es-CO"/>
-        </w:rPr>
-        <w:t>public</w:t>
-      </w:r>
-      <w:proofErr w:type="spellEnd"/>
-      <w:r>
-        <w:rPr>
-          <w:lang w:val="es-419" w:eastAsia="es-CO"/>
-        </w:rPr>
-        <w:t xml:space="preserve"> </w:t>
-      </w:r>
-      <w:proofErr w:type="spellStart"/>
-      <w:r>
-        <w:rPr>
-          <w:lang w:val="es-419" w:eastAsia="es-CO"/>
-        </w:rPr>
-        <w:t>void</w:t>
-      </w:r>
-      <w:proofErr w:type="spellEnd"/>
-      <w:r>
-        <w:rPr>
-          <w:lang w:val="es-419" w:eastAsia="es-CO"/>
-        </w:rPr>
-        <w:t xml:space="preserve"> </w:t>
-      </w:r>
-      <w:proofErr w:type="gramStart"/>
-      <w:r>
-        <w:rPr>
-          <w:lang w:val="es-419" w:eastAsia="es-CO"/>
-        </w:rPr>
-        <w:t>presentarse(</w:t>
-      </w:r>
-      <w:proofErr w:type="gramEnd"/>
-      <w:r>
-        <w:rPr>
-          <w:lang w:val="es-419" w:eastAsia="es-CO"/>
-        </w:rPr>
-        <w:t>) {</w:t>
-      </w:r>
-    </w:p>
-    <w:p>
-      <w:pPr>
-        <w:rPr>
-          <w:lang w:val="es-419" w:eastAsia="es-CO"/>
-        </w:rPr>
-      </w:pPr>
-      <w:r>
-        <w:rPr>
-          <w:lang w:val="es-419" w:eastAsia="es-CO"/>
-        </w:rPr>
-        <w:t xml:space="preserve">        </w:t>
-      </w:r>
-      <w:proofErr w:type="spellStart"/>
-      <w:r>
-        <w:rPr>
-          <w:lang w:val="es-419" w:eastAsia="es-CO"/>
-        </w:rPr>
-        <w:t>System.out.println</w:t>
-      </w:r>
-      <w:proofErr w:type="spellEnd"/>
-      <w:r>
-        <w:rPr>
-          <w:lang w:val="es-419" w:eastAsia="es-CO"/>
-        </w:rPr>
-        <w:t>("Soy un aprendiz del SENA.");</w:t>
-      </w:r>
-    </w:p>
-    <w:p>
-      <w:pPr>
-        <w:rPr>
-          <w:lang w:val="es-419" w:eastAsia="es-CO"/>
-        </w:rPr>
-      </w:pPr>
-      <w:r>
-        <w:rPr>
-          <w:lang w:val="es-419" w:eastAsia="es-CO"/>
-        </w:rPr>
-        <w:t xml:space="preserve">    }</w:t>
-      </w:r>
-    </w:p>
-    <w:p>
-      <w:pPr>
-        <w:rPr>
-          <w:lang w:val="es-419" w:eastAsia="es-CO"/>
-        </w:rPr>
-      </w:pPr>
-      <w:r>
-        <w:rPr>
-          <w:lang w:val="es-419" w:eastAsia="es-CO"/>
-        </w:rPr>
-        <w:t>}</w:t>
-      </w:r>
-    </w:p>
-    <w:p>
-      <w:pPr>
-        <w:rPr>
-          <w:lang w:val="es-419" w:eastAsia="es-CO"/>
-        </w:rPr>
-      </w:pPr>
-      <w:proofErr w:type="spellStart"/>
-      <w:r>
-        <w:rPr>
-          <w:lang w:val="es-419" w:eastAsia="es-CO"/>
-        </w:rPr>
-        <w:t>class</w:t>
-      </w:r>
-      <w:proofErr w:type="spellEnd"/>
-      <w:r>
-        <w:rPr>
-          <w:lang w:val="es-419" w:eastAsia="es-CO"/>
-        </w:rPr>
-        <w:t xml:space="preserve"> Instructor </w:t>
-      </w:r>
-      <w:proofErr w:type="spellStart"/>
-      <w:r>
-        <w:rPr>
-          <w:lang w:val="es-419" w:eastAsia="es-CO"/>
-        </w:rPr>
-        <w:t>extends</w:t>
-      </w:r>
-      <w:proofErr w:type="spellEnd"/>
-      <w:r>
-        <w:rPr>
-          <w:lang w:val="es-419" w:eastAsia="es-CO"/>
-        </w:rPr>
-        <w:t xml:space="preserve"> Persona {</w:t>
-      </w:r>
-    </w:p>
-    <w:p>
-      <w:pPr>
-        <w:rPr>
-          <w:lang w:val="es-419" w:eastAsia="es-CO"/>
-        </w:rPr>
-      </w:pPr>
-      <w:r>
-        <w:rPr>
-          <w:lang w:val="es-419" w:eastAsia="es-CO"/>
-        </w:rPr>
-        <w:t xml:space="preserve">    @Override</w:t>
-      </w:r>
-    </w:p>
-    <w:p>
-      <w:pPr>
-        <w:rPr>
-          <w:lang w:val="es-419" w:eastAsia="es-CO"/>
-        </w:rPr>
-      </w:pPr>
-      <w:r>
-        <w:rPr>
-          <w:lang w:val="es-419" w:eastAsia="es-CO"/>
-        </w:rPr>
-        <w:t xml:space="preserve">    </w:t>
-      </w:r>
-      <w:proofErr w:type="spellStart"/>
-      <w:r>
-        <w:rPr>
-          <w:lang w:val="es-419" w:eastAsia="es-CO"/>
-        </w:rPr>
-        <w:t>public</w:t>
-      </w:r>
-      <w:proofErr w:type="spellEnd"/>
-      <w:r>
-        <w:rPr>
-          <w:lang w:val="es-419" w:eastAsia="es-CO"/>
-        </w:rPr>
-        <w:t xml:space="preserve"> </w:t>
-      </w:r>
-      <w:proofErr w:type="spellStart"/>
-      <w:r>
-        <w:rPr>
-          <w:lang w:val="es-419" w:eastAsia="es-CO"/>
-        </w:rPr>
-        <w:t>void</w:t>
-      </w:r>
-      <w:proofErr w:type="spellEnd"/>
-      <w:r>
-        <w:rPr>
-          <w:lang w:val="es-419" w:eastAsia="es-CO"/>
-        </w:rPr>
-        <w:t xml:space="preserve"> </w:t>
-      </w:r>
-      <w:proofErr w:type="gramStart"/>
-      <w:r>
-        <w:rPr>
-          <w:lang w:val="es-419" w:eastAsia="es-CO"/>
-        </w:rPr>
-        <w:t>presentarse(</w:t>
-      </w:r>
-      <w:proofErr w:type="gramEnd"/>
-      <w:r>
-        <w:rPr>
-          <w:lang w:val="es-419" w:eastAsia="es-CO"/>
-        </w:rPr>
-        <w:t>) {</w:t>
-      </w:r>
-    </w:p>
-    <w:p>
-      <w:pPr>
-        <w:rPr>
-          <w:lang w:val="es-419" w:eastAsia="es-CO"/>
-        </w:rPr>
-      </w:pPr>
-      <w:r>
-        <w:rPr>
-          <w:lang w:val="es-419" w:eastAsia="es-CO"/>
-        </w:rPr>
-        <w:t xml:space="preserve">        </w:t>
-      </w:r>
-      <w:proofErr w:type="spellStart"/>
-      <w:r>
-        <w:rPr>
-          <w:lang w:val="es-419" w:eastAsia="es-CO"/>
-        </w:rPr>
-        <w:t>System.out.println</w:t>
-      </w:r>
-      <w:proofErr w:type="spellEnd"/>
-      <w:r>
-        <w:rPr>
-          <w:lang w:val="es-419" w:eastAsia="es-CO"/>
-        </w:rPr>
-        <w:t>("Soy un instructor del SENA.");</w:t>
-      </w:r>
-    </w:p>
-    <w:p>
-      <w:pPr>
-        <w:rPr>
-          <w:lang w:val="es-419" w:eastAsia="es-CO"/>
-        </w:rPr>
-      </w:pPr>
-      <w:r>
-        <w:rPr>
-          <w:lang w:val="es-419" w:eastAsia="es-CO"/>
-        </w:rPr>
-        <w:t xml:space="preserve">    }</w:t>
-      </w:r>
-    </w:p>
-    <w:p>
-      <w:pPr>
-        <w:rPr>
-          <w:lang w:val="es-419" w:eastAsia="es-CO"/>
-        </w:rPr>
-      </w:pPr>
-      <w:r>
-        <w:rPr>
-          <w:lang w:val="es-419" w:eastAsia="es-CO"/>
-        </w:rPr>
-        <w:t>}</w:t>
-      </w:r>
-    </w:p>
-    <w:p>
-      <w:pPr>
-        <w:rPr>
-          <w:lang w:val="es-419" w:eastAsia="es-CO"/>
-        </w:rPr>
-      </w:pPr>
-      <w:proofErr w:type="spellStart"/>
-      <w:r>
-        <w:rPr>
-          <w:lang w:val="es-419" w:eastAsia="es-CO"/>
-        </w:rPr>
-        <w:t>public</w:t>
-      </w:r>
-      <w:proofErr w:type="spellEnd"/>
-      <w:r>
-        <w:rPr>
-          <w:lang w:val="es-419" w:eastAsia="es-CO"/>
-        </w:rPr>
-        <w:t xml:space="preserve"> </w:t>
-      </w:r>
-      <w:proofErr w:type="spellStart"/>
-      <w:r>
-        <w:rPr>
-          <w:lang w:val="es-419" w:eastAsia="es-CO"/>
-        </w:rPr>
-        <w:t>class</w:t>
-      </w:r>
-      <w:proofErr w:type="spellEnd"/>
-      <w:r>
-        <w:rPr>
-          <w:lang w:val="es-419" w:eastAsia="es-CO"/>
-        </w:rPr>
-        <w:t xml:space="preserve"> Principal {</w:t>
-      </w:r>
-    </w:p>
-    <w:p>
-      <w:pPr>
-        <w:rPr>
-          <w:lang w:val="es-419" w:eastAsia="es-CO"/>
-        </w:rPr>
-      </w:pPr>
-      <w:r>
-        <w:rPr>
-          <w:lang w:val="es-419" w:eastAsia="es-CO"/>
-        </w:rPr>
-        <w:t xml:space="preserve">    </w:t>
-      </w:r>
-      <w:proofErr w:type="spellStart"/>
-      <w:r>
-        <w:rPr>
-          <w:lang w:val="es-419" w:eastAsia="es-CO"/>
-        </w:rPr>
-        <w:t>public</w:t>
-      </w:r>
-      <w:proofErr w:type="spellEnd"/>
-      <w:r>
-        <w:rPr>
-          <w:lang w:val="es-419" w:eastAsia="es-CO"/>
-        </w:rPr>
-        <w:t xml:space="preserve"> </w:t>
-      </w:r>
-      <w:proofErr w:type="spellStart"/>
-      <w:r>
-        <w:rPr>
-          <w:lang w:val="es-419" w:eastAsia="es-CO"/>
-        </w:rPr>
-        <w:t>static</w:t>
-      </w:r>
-      <w:proofErr w:type="spellEnd"/>
-      <w:r>
-        <w:rPr>
-          <w:lang w:val="es-419" w:eastAsia="es-CO"/>
-        </w:rPr>
-        <w:t xml:space="preserve"> </w:t>
-      </w:r>
-      <w:proofErr w:type="spellStart"/>
-      <w:r>
-        <w:rPr>
-          <w:lang w:val="es-419" w:eastAsia="es-CO"/>
-        </w:rPr>
-        <w:t>void</w:t>
-      </w:r>
-      <w:proofErr w:type="spellEnd"/>
-      <w:r>
-        <w:rPr>
-          <w:lang w:val="es-419" w:eastAsia="es-CO"/>
-        </w:rPr>
-        <w:t xml:space="preserve"> </w:t>
-      </w:r>
-      <w:proofErr w:type="spellStart"/>
-      <w:proofErr w:type="gramStart"/>
-      <w:r>
-        <w:rPr>
-          <w:lang w:val="es-419" w:eastAsia="es-CO"/>
-        </w:rPr>
-        <w:t>main</w:t>
-      </w:r>
-      <w:proofErr w:type="spellEnd"/>
-      <w:r>
-        <w:rPr>
-          <w:lang w:val="es-419" w:eastAsia="es-CO"/>
-        </w:rPr>
-        <w:t>(</w:t>
-      </w:r>
-      <w:proofErr w:type="spellStart"/>
-      <w:proofErr w:type="gramEnd"/>
-      <w:r>
-        <w:rPr>
-          <w:lang w:val="es-419" w:eastAsia="es-CO"/>
-        </w:rPr>
-        <w:t>String</w:t>
-      </w:r>
-      <w:proofErr w:type="spellEnd"/>
-      <w:r>
-        <w:rPr>
-          <w:lang w:val="es-419" w:eastAsia="es-CO"/>
-        </w:rPr>
-        <w:t xml:space="preserve">[] </w:t>
-      </w:r>
-      <w:proofErr w:type="spellStart"/>
-      <w:r>
-        <w:rPr>
-          <w:lang w:val="es-419" w:eastAsia="es-CO"/>
-        </w:rPr>
-        <w:t>args</w:t>
-      </w:r>
-      <w:proofErr w:type="spellEnd"/>
-      <w:r>
-        <w:rPr>
-          <w:lang w:val="es-419" w:eastAsia="es-CO"/>
-        </w:rPr>
-        <w:t>) {</w:t>
-      </w:r>
-    </w:p>
-    <w:p>
-      <w:pPr>
-        <w:rPr>
-          <w:lang w:val="es-419" w:eastAsia="es-CO"/>
-        </w:rPr>
-      </w:pPr>
-    </w:p>
-    <w:p>
-      <w:pPr>
-        <w:rPr>
-          <w:lang w:val="es-419" w:eastAsia="es-CO"/>
-        </w:rPr>
-      </w:pPr>
-      <w:r>
-        <w:rPr>
-          <w:lang w:val="es-419" w:eastAsia="es-CO"/>
-        </w:rPr>
-        <w:t xml:space="preserve">        Persona </w:t>
-      </w:r>
-      <w:proofErr w:type="spellStart"/>
-      <w:r>
-        <w:rPr>
-          <w:lang w:val="es-419" w:eastAsia="es-CO"/>
-        </w:rPr>
-        <w:t>persona</w:t>
-      </w:r>
-      <w:proofErr w:type="spellEnd"/>
-      <w:r>
-        <w:rPr>
-          <w:lang w:val="es-419" w:eastAsia="es-CO"/>
-        </w:rPr>
-        <w:t>;</w:t>
-      </w:r>
-    </w:p>
-    <w:p>
-      <w:pPr>
-        <w:rPr>
-          <w:lang w:val="es-419" w:eastAsia="es-CO"/>
-        </w:rPr>
-      </w:pPr>
-      <w:r>
-        <w:rPr>
-          <w:lang w:val="es-419" w:eastAsia="es-CO"/>
-        </w:rPr>
-        <w:t xml:space="preserve">        persona = new </w:t>
-      </w:r>
-      <w:proofErr w:type="gramStart"/>
-      <w:r>
-        <w:rPr>
-          <w:lang w:val="es-419" w:eastAsia="es-CO"/>
-        </w:rPr>
-        <w:t>Aprendiz(</w:t>
-      </w:r>
-      <w:proofErr w:type="gramEnd"/>
-      <w:r>
-        <w:rPr>
-          <w:lang w:val="es-419" w:eastAsia="es-CO"/>
-        </w:rPr>
-        <w:t>);</w:t>
-      </w:r>
-    </w:p>
-    <w:p>
-      <w:pPr>
-        <w:rPr>
-          <w:lang w:val="es-419" w:eastAsia="es-CO"/>
-        </w:rPr>
-      </w:pPr>
-      <w:r>
-        <w:rPr>
-          <w:lang w:val="es-419" w:eastAsia="es-CO"/>
-        </w:rPr>
-        <w:t xml:space="preserve">        </w:t>
-      </w:r>
-      <w:proofErr w:type="spellStart"/>
-      <w:proofErr w:type="gramStart"/>
-      <w:r>
-        <w:rPr>
-          <w:lang w:val="es-419" w:eastAsia="es-CO"/>
-        </w:rPr>
-        <w:t>persona.presentarse</w:t>
-      </w:r>
-      <w:proofErr w:type="spellEnd"/>
-      <w:proofErr w:type="gramEnd"/>
-      <w:r>
-        <w:rPr>
-          <w:lang w:val="es-419" w:eastAsia="es-CO"/>
-        </w:rPr>
-        <w:t>();</w:t>
-      </w:r>
-    </w:p>
-    <w:p>
-      <w:pPr>
-        <w:rPr>
-          <w:lang w:val="es-419" w:eastAsia="es-CO"/>
-        </w:rPr>
-      </w:pPr>
-      <w:r>
-        <w:rPr>
-          <w:lang w:val="es-419" w:eastAsia="es-CO"/>
-        </w:rPr>
-        <w:t xml:space="preserve">        persona = new </w:t>
-      </w:r>
-      <w:proofErr w:type="gramStart"/>
-      <w:r>
-        <w:rPr>
-          <w:lang w:val="es-419" w:eastAsia="es-CO"/>
-        </w:rPr>
-        <w:t>Instructor(</w:t>
-      </w:r>
-      <w:proofErr w:type="gramEnd"/>
-      <w:r>
-        <w:rPr>
-          <w:lang w:val="es-419" w:eastAsia="es-CO"/>
-        </w:rPr>
-        <w:t>);</w:t>
-      </w:r>
-    </w:p>
-    <w:p>
-      <w:pPr>
-        <w:rPr>
-          <w:lang w:val="es-419" w:eastAsia="es-CO"/>
-        </w:rPr>
-      </w:pPr>
-      <w:r>
-        <w:rPr>
-          <w:lang w:val="es-419" w:eastAsia="es-CO"/>
-        </w:rPr>
-        <w:t xml:space="preserve">        </w:t>
-      </w:r>
-      <w:proofErr w:type="spellStart"/>
-      <w:proofErr w:type="gramStart"/>
-      <w:r>
-        <w:rPr>
-          <w:lang w:val="es-419" w:eastAsia="es-CO"/>
-        </w:rPr>
-        <w:t>persona.presentarse</w:t>
-      </w:r>
-      <w:proofErr w:type="spellEnd"/>
-      <w:proofErr w:type="gramEnd"/>
-      <w:r>
-        <w:rPr>
-          <w:lang w:val="es-419" w:eastAsia="es-CO"/>
-        </w:rPr>
-        <w:t>();</w:t>
-      </w:r>
-    </w:p>
-    <w:p>
-      <w:pPr>
-        <w:rPr>
-          <w:lang w:val="es-419" w:eastAsia="es-CO"/>
-        </w:rPr>
-      </w:pPr>
-      <w:r>
-        <w:rPr>
-          <w:lang w:val="es-419" w:eastAsia="es-CO"/>
-        </w:rPr>
-        <w:t xml:space="preserve">    }</w:t>
-      </w:r>
-    </w:p>
-    <w:p>
-      <w:pPr>
-        <w:rPr>
-          <w:lang w:val="es-419" w:eastAsia="es-CO"/>
-        </w:rPr>
-      </w:pPr>
-      <w:r>
-        <w:rPr>
-          <w:lang w:val="es-419" w:eastAsia="es-CO"/>
-        </w:rPr>
-        <w:t>}</w:t>
-      </w:r>
-    </w:p>
-    <w:p>
-      <w:pPr>
-        <w:rPr>
-          <w:lang w:val="es-419" w:eastAsia="es-CO"/>
-        </w:rPr>
-      </w:pPr>
-      <w:r>
-        <w:rPr>
-          <w:lang w:val="es-419" w:eastAsia="es-CO"/>
-        </w:rPr>
-        <w:t xml:space="preserve">En el ejemplo anterior, la variable persona corresponde a una referencia de la clase Persona, pero durante la ejecución puede representar objetos de diferentes clases derivadas. Aunque la llamada al método </w:t>
-      </w:r>
-      <w:proofErr w:type="gramStart"/>
-      <w:r>
-        <w:rPr>
-          <w:lang w:val="es-419" w:eastAsia="es-CO"/>
-        </w:rPr>
-        <w:t>presentarse(</w:t>
-      </w:r>
-      <w:proofErr w:type="gramEnd"/>
-      <w:r>
-        <w:rPr>
-          <w:lang w:val="es-419" w:eastAsia="es-CO"/>
-        </w:rPr>
-        <w:t>) es la misma, el resultado cambia según el tipo de objeto asignado, evidenciando el comportamiento polimórfico.</w:t>
-      </w:r>
-    </w:p>
-    <w:p>
-      <w:pPr>
-        <w:rPr>
-          <w:lang w:val="es-419" w:eastAsia="es-CO"/>
-        </w:rPr>
-      </w:pPr>
-      <w:r>
-        <w:rPr>
-          <w:lang w:val="es-419" w:eastAsia="es-CO"/>
-        </w:rPr>
-        <w:t xml:space="preserve">La combinación de la herencia y la </w:t>
-      </w:r>
-      <w:proofErr w:type="spellStart"/>
-      <w:r>
-        <w:rPr>
-          <w:lang w:val="es-419" w:eastAsia="es-CO"/>
-        </w:rPr>
-        <w:t>sobrescritura</w:t>
-      </w:r>
-      <w:proofErr w:type="spellEnd"/>
-      <w:r>
-        <w:rPr>
-          <w:lang w:val="es-419" w:eastAsia="es-CO"/>
-        </w:rPr>
-        <w:t xml:space="preserve"> permite desarrollar aplicaciones más flexibles y reutilizables, ya que facilita la incorporación de nuevas clases con comportamientos específicos sin modificar la estructura general del programa.</w:t>
-      </w:r>
-    </w:p>
-    <w:p>
-      <w:pPr>
-        <w:rPr>
-          <w:lang w:val="es-419" w:eastAsia="es-CO"/>
-        </w:rPr>
-      </w:pPr>
-    </w:p>
-    <w:p>
-      <w:pPr>
-        <w:pStyle w:val="Ttulo2"/>
-      </w:pPr>
-      <w:bookmarkStart w:id="27" w:name="_Toc236750711"/>
-      <w:r>
-        <w:t>Aplicación del polimorfismo mediante herencia</w:t>
-      </w:r>
-      <w:bookmarkEnd w:id="27"/>
-    </w:p>
-    <w:p>
-      <w:pPr>
-        <w:rPr>
-          <w:lang w:val="es-419" w:eastAsia="es-CO"/>
-        </w:rPr>
-      </w:pPr>
-      <w:r>
-        <w:rPr>
-          <w:lang w:val="es-419" w:eastAsia="es-CO"/>
-        </w:rPr>
-        <w:t xml:space="preserve">La aplicación del polimorfismo mediante herencia permite desarrollar aplicaciones en las que una misma referencia puede gestionar objetos pertenecientes a diferentes clases derivadas. Este mecanismo facilita la reutilización del código y </w:t>
-      </w:r>
-      <w:r>
-        <w:rPr>
-          <w:lang w:val="es-419" w:eastAsia="es-CO"/>
-        </w:rPr>
-        <w:lastRenderedPageBreak/>
-        <w:t>posibilita la incorporación de nuevas funcionalidades sin modificar la lógica general de la aplicación.</w:t>
-      </w:r>
-    </w:p>
-    <w:p>
-      <w:pPr>
-        <w:rPr>
-          <w:lang w:val="es-419" w:eastAsia="es-CO"/>
-        </w:rPr>
-      </w:pPr>
-      <w:r>
-        <w:rPr>
-          <w:lang w:val="es-419" w:eastAsia="es-CO"/>
-        </w:rPr>
-        <w:t xml:space="preserve">En Java, una referencia de la clase base puede almacenar objetos de cualquiera de sus clases derivadas. Gracias a ello, es posible invocar un mismo método sobre distintos objetos y obtener comportamientos específicos según la implementación realizada en cada clase. Esta característica favorece la extensibilidad del </w:t>
-      </w:r>
-      <w:r>
-        <w:rPr>
-          <w:rStyle w:val="Extranjerismo"/>
-        </w:rPr>
-        <w:t>software</w:t>
-      </w:r>
-      <w:r>
-        <w:rPr>
-          <w:lang w:val="es-419" w:eastAsia="es-CO"/>
-        </w:rPr>
-        <w:t xml:space="preserve"> y simplifica la administración de las clases relacionadas.</w:t>
-      </w:r>
-    </w:p>
-    <w:p>
-      <w:pPr>
-        <w:rPr>
-          <w:lang w:val="es-419" w:eastAsia="es-CO"/>
-        </w:rPr>
-      </w:pPr>
-      <w:r>
-        <w:rPr>
-          <w:lang w:val="es-419" w:eastAsia="es-CO"/>
-        </w:rPr>
-        <w:t>A continuación, se presenta un ejemplo de aplicación del polimorfismo mediante herencia utilizando el lenguaje de programación Java:</w:t>
-      </w:r>
-    </w:p>
-    <w:p>
-      <w:pPr>
-        <w:rPr>
-          <w:lang w:val="es-419" w:eastAsia="es-CO"/>
-        </w:rPr>
-      </w:pPr>
-      <w:proofErr w:type="spellStart"/>
-      <w:r>
-        <w:rPr>
-          <w:lang w:val="es-419" w:eastAsia="es-CO"/>
-        </w:rPr>
-        <w:t>class</w:t>
-      </w:r>
-      <w:proofErr w:type="spellEnd"/>
-      <w:r>
-        <w:rPr>
-          <w:lang w:val="es-419" w:eastAsia="es-CO"/>
-        </w:rPr>
-        <w:t xml:space="preserve"> Persona {</w:t>
-      </w:r>
-    </w:p>
-    <w:p>
-      <w:pPr>
-        <w:rPr>
-          <w:lang w:val="es-419" w:eastAsia="es-CO"/>
-        </w:rPr>
-      </w:pPr>
-      <w:r>
-        <w:rPr>
-          <w:lang w:val="es-419" w:eastAsia="es-CO"/>
-        </w:rPr>
-        <w:t xml:space="preserve">    </w:t>
-      </w:r>
-      <w:proofErr w:type="spellStart"/>
-      <w:r>
-        <w:rPr>
-          <w:lang w:val="es-419" w:eastAsia="es-CO"/>
-        </w:rPr>
-        <w:t>public</w:t>
-      </w:r>
-      <w:proofErr w:type="spellEnd"/>
-      <w:r>
-        <w:rPr>
-          <w:lang w:val="es-419" w:eastAsia="es-CO"/>
-        </w:rPr>
-        <w:t xml:space="preserve"> </w:t>
-      </w:r>
-      <w:proofErr w:type="spellStart"/>
-      <w:r>
-        <w:rPr>
-          <w:lang w:val="es-419" w:eastAsia="es-CO"/>
-        </w:rPr>
-        <w:t>void</w:t>
-      </w:r>
-      <w:proofErr w:type="spellEnd"/>
-      <w:r>
-        <w:rPr>
-          <w:lang w:val="es-419" w:eastAsia="es-CO"/>
-        </w:rPr>
-        <w:t xml:space="preserve"> </w:t>
-      </w:r>
-      <w:proofErr w:type="spellStart"/>
-      <w:proofErr w:type="gramStart"/>
-      <w:r>
-        <w:rPr>
-          <w:lang w:val="es-419" w:eastAsia="es-CO"/>
-        </w:rPr>
-        <w:t>realizarActividad</w:t>
-      </w:r>
-      <w:proofErr w:type="spellEnd"/>
-      <w:r>
-        <w:rPr>
-          <w:lang w:val="es-419" w:eastAsia="es-CO"/>
-        </w:rPr>
-        <w:t>(</w:t>
-      </w:r>
-      <w:proofErr w:type="gramEnd"/>
-      <w:r>
-        <w:rPr>
-          <w:lang w:val="es-419" w:eastAsia="es-CO"/>
-        </w:rPr>
-        <w:t>) {</w:t>
-      </w:r>
-    </w:p>
-    <w:p>
-      <w:pPr>
-        <w:rPr>
-          <w:lang w:val="es-419" w:eastAsia="es-CO"/>
-        </w:rPr>
-      </w:pPr>
-      <w:r>
-        <w:rPr>
-          <w:lang w:val="es-419" w:eastAsia="es-CO"/>
-        </w:rPr>
-        <w:t xml:space="preserve">        </w:t>
-      </w:r>
-      <w:proofErr w:type="spellStart"/>
-      <w:r>
-        <w:rPr>
-          <w:lang w:val="es-419" w:eastAsia="es-CO"/>
-        </w:rPr>
-        <w:t>System.out.println</w:t>
-      </w:r>
-      <w:proofErr w:type="spellEnd"/>
-      <w:r>
-        <w:rPr>
-          <w:lang w:val="es-419" w:eastAsia="es-CO"/>
-        </w:rPr>
-        <w:t>("Realizando una actividad.");</w:t>
-      </w:r>
-    </w:p>
-    <w:p>
-      <w:pPr>
-        <w:rPr>
-          <w:lang w:val="es-419" w:eastAsia="es-CO"/>
-        </w:rPr>
-      </w:pPr>
-      <w:r>
-        <w:rPr>
-          <w:lang w:val="es-419" w:eastAsia="es-CO"/>
-        </w:rPr>
-        <w:t xml:space="preserve">    }</w:t>
-      </w:r>
-    </w:p>
-    <w:p>
-      <w:pPr>
-        <w:rPr>
-          <w:lang w:val="es-419" w:eastAsia="es-CO"/>
-        </w:rPr>
-      </w:pPr>
-      <w:r>
-        <w:rPr>
-          <w:lang w:val="es-419" w:eastAsia="es-CO"/>
-        </w:rPr>
-        <w:t>}</w:t>
-      </w:r>
-    </w:p>
-    <w:p>
-      <w:pPr>
-        <w:rPr>
-          <w:lang w:val="es-419" w:eastAsia="es-CO"/>
-        </w:rPr>
-      </w:pPr>
-      <w:proofErr w:type="spellStart"/>
-      <w:r>
-        <w:rPr>
-          <w:lang w:val="es-419" w:eastAsia="es-CO"/>
-        </w:rPr>
-        <w:t>class</w:t>
-      </w:r>
-      <w:proofErr w:type="spellEnd"/>
-      <w:r>
-        <w:rPr>
-          <w:lang w:val="es-419" w:eastAsia="es-CO"/>
-        </w:rPr>
-        <w:t xml:space="preserve"> Aprendiz </w:t>
-      </w:r>
-      <w:proofErr w:type="spellStart"/>
-      <w:r>
-        <w:rPr>
-          <w:lang w:val="es-419" w:eastAsia="es-CO"/>
-        </w:rPr>
-        <w:t>extends</w:t>
-      </w:r>
-      <w:proofErr w:type="spellEnd"/>
-      <w:r>
-        <w:rPr>
-          <w:lang w:val="es-419" w:eastAsia="es-CO"/>
-        </w:rPr>
-        <w:t xml:space="preserve"> Persona {</w:t>
-      </w:r>
-    </w:p>
-    <w:p>
-      <w:pPr>
-        <w:rPr>
-          <w:lang w:val="es-419" w:eastAsia="es-CO"/>
-        </w:rPr>
-      </w:pPr>
-      <w:r>
-        <w:rPr>
-          <w:lang w:val="es-419" w:eastAsia="es-CO"/>
-        </w:rPr>
-        <w:t xml:space="preserve">    @Override</w:t>
-      </w:r>
-    </w:p>
-    <w:p>
-      <w:pPr>
-        <w:rPr>
-          <w:lang w:val="es-419" w:eastAsia="es-CO"/>
-        </w:rPr>
-      </w:pPr>
-      <w:r>
-        <w:rPr>
-          <w:lang w:val="es-419" w:eastAsia="es-CO"/>
-        </w:rPr>
-        <w:t xml:space="preserve">    </w:t>
-      </w:r>
-      <w:proofErr w:type="spellStart"/>
-      <w:r>
-        <w:rPr>
-          <w:lang w:val="es-419" w:eastAsia="es-CO"/>
-        </w:rPr>
-        <w:t>public</w:t>
-      </w:r>
-      <w:proofErr w:type="spellEnd"/>
-      <w:r>
-        <w:rPr>
-          <w:lang w:val="es-419" w:eastAsia="es-CO"/>
-        </w:rPr>
-        <w:t xml:space="preserve"> </w:t>
-      </w:r>
-      <w:proofErr w:type="spellStart"/>
-      <w:r>
-        <w:rPr>
-          <w:lang w:val="es-419" w:eastAsia="es-CO"/>
-        </w:rPr>
-        <w:t>void</w:t>
-      </w:r>
-      <w:proofErr w:type="spellEnd"/>
-      <w:r>
-        <w:rPr>
-          <w:lang w:val="es-419" w:eastAsia="es-CO"/>
-        </w:rPr>
-        <w:t xml:space="preserve"> </w:t>
-      </w:r>
-      <w:proofErr w:type="spellStart"/>
-      <w:proofErr w:type="gramStart"/>
-      <w:r>
-        <w:rPr>
-          <w:lang w:val="es-419" w:eastAsia="es-CO"/>
-        </w:rPr>
-        <w:t>realizarActividad</w:t>
-      </w:r>
-      <w:proofErr w:type="spellEnd"/>
-      <w:r>
-        <w:rPr>
-          <w:lang w:val="es-419" w:eastAsia="es-CO"/>
-        </w:rPr>
-        <w:t>(</w:t>
-      </w:r>
-      <w:proofErr w:type="gramEnd"/>
-      <w:r>
-        <w:rPr>
-          <w:lang w:val="es-419" w:eastAsia="es-CO"/>
-        </w:rPr>
-        <w:t>) {</w:t>
-      </w:r>
-    </w:p>
-    <w:p>
-      <w:pPr>
-        <w:rPr>
-          <w:lang w:val="es-419" w:eastAsia="es-CO"/>
-        </w:rPr>
-      </w:pPr>
-      <w:r>
-        <w:rPr>
-          <w:lang w:val="es-419" w:eastAsia="es-CO"/>
-        </w:rPr>
-        <w:t xml:space="preserve">        </w:t>
-      </w:r>
-      <w:proofErr w:type="spellStart"/>
-      <w:r>
-        <w:rPr>
-          <w:lang w:val="es-419" w:eastAsia="es-CO"/>
-        </w:rPr>
-        <w:t>System.out.println</w:t>
-      </w:r>
-      <w:proofErr w:type="spellEnd"/>
-      <w:r>
-        <w:rPr>
-          <w:lang w:val="es-419" w:eastAsia="es-CO"/>
-        </w:rPr>
-        <w:t>("El aprendiz desarrolla una actividad de formación.");</w:t>
-      </w:r>
-    </w:p>
-    <w:p>
-      <w:pPr>
-        <w:rPr>
-          <w:lang w:val="es-419" w:eastAsia="es-CO"/>
-        </w:rPr>
-      </w:pPr>
-      <w:r>
-        <w:rPr>
-          <w:lang w:val="es-419" w:eastAsia="es-CO"/>
-        </w:rPr>
-        <w:t xml:space="preserve">    }</w:t>
-      </w:r>
-    </w:p>
-    <w:p>
-      <w:pPr>
-        <w:rPr>
-          <w:lang w:val="es-419" w:eastAsia="es-CO"/>
-        </w:rPr>
-      </w:pPr>
-      <w:r>
-        <w:rPr>
-          <w:lang w:val="es-419" w:eastAsia="es-CO"/>
-        </w:rPr>
-        <w:t>}</w:t>
-      </w:r>
-    </w:p>
-    <w:p>
-      <w:pPr>
-        <w:rPr>
-          <w:lang w:val="es-419" w:eastAsia="es-CO"/>
-        </w:rPr>
-      </w:pPr>
-      <w:proofErr w:type="spellStart"/>
-      <w:r>
-        <w:rPr>
-          <w:lang w:val="es-419" w:eastAsia="es-CO"/>
-        </w:rPr>
-        <w:lastRenderedPageBreak/>
-        <w:t>class</w:t>
-      </w:r>
-      <w:proofErr w:type="spellEnd"/>
-      <w:r>
-        <w:rPr>
-          <w:lang w:val="es-419" w:eastAsia="es-CO"/>
-        </w:rPr>
-        <w:t xml:space="preserve"> Instructor </w:t>
-      </w:r>
-      <w:proofErr w:type="spellStart"/>
-      <w:r>
-        <w:rPr>
-          <w:lang w:val="es-419" w:eastAsia="es-CO"/>
-        </w:rPr>
-        <w:t>extends</w:t>
-      </w:r>
-      <w:proofErr w:type="spellEnd"/>
-      <w:r>
-        <w:rPr>
-          <w:lang w:val="es-419" w:eastAsia="es-CO"/>
-        </w:rPr>
-        <w:t xml:space="preserve"> Persona {</w:t>
-      </w:r>
-    </w:p>
-    <w:p>
-      <w:pPr>
-        <w:rPr>
-          <w:lang w:val="es-419" w:eastAsia="es-CO"/>
-        </w:rPr>
-      </w:pPr>
-      <w:r>
-        <w:rPr>
-          <w:lang w:val="es-419" w:eastAsia="es-CO"/>
-        </w:rPr>
-        <w:t xml:space="preserve">    @Override</w:t>
-      </w:r>
-    </w:p>
-    <w:p>
-      <w:pPr>
-        <w:rPr>
-          <w:lang w:val="es-419" w:eastAsia="es-CO"/>
-        </w:rPr>
-      </w:pPr>
-      <w:r>
-        <w:rPr>
-          <w:lang w:val="es-419" w:eastAsia="es-CO"/>
-        </w:rPr>
-        <w:t xml:space="preserve">    </w:t>
-      </w:r>
-      <w:proofErr w:type="spellStart"/>
-      <w:r>
-        <w:rPr>
-          <w:lang w:val="es-419" w:eastAsia="es-CO"/>
-        </w:rPr>
-        <w:t>public</w:t>
-      </w:r>
-      <w:proofErr w:type="spellEnd"/>
-      <w:r>
-        <w:rPr>
-          <w:lang w:val="es-419" w:eastAsia="es-CO"/>
-        </w:rPr>
-        <w:t xml:space="preserve"> </w:t>
-      </w:r>
-      <w:proofErr w:type="spellStart"/>
-      <w:r>
-        <w:rPr>
-          <w:lang w:val="es-419" w:eastAsia="es-CO"/>
-        </w:rPr>
-        <w:t>void</w:t>
-      </w:r>
-      <w:proofErr w:type="spellEnd"/>
-      <w:r>
-        <w:rPr>
-          <w:lang w:val="es-419" w:eastAsia="es-CO"/>
-        </w:rPr>
-        <w:t xml:space="preserve"> </w:t>
-      </w:r>
-      <w:proofErr w:type="spellStart"/>
-      <w:proofErr w:type="gramStart"/>
-      <w:r>
-        <w:rPr>
-          <w:lang w:val="es-419" w:eastAsia="es-CO"/>
-        </w:rPr>
-        <w:t>realizarActividad</w:t>
-      </w:r>
-      <w:proofErr w:type="spellEnd"/>
-      <w:r>
-        <w:rPr>
-          <w:lang w:val="es-419" w:eastAsia="es-CO"/>
-        </w:rPr>
-        <w:t>(</w:t>
-      </w:r>
-      <w:proofErr w:type="gramEnd"/>
-      <w:r>
-        <w:rPr>
-          <w:lang w:val="es-419" w:eastAsia="es-CO"/>
-        </w:rPr>
-        <w:t>) {</w:t>
-      </w:r>
-    </w:p>
-    <w:p>
-      <w:pPr>
-        <w:rPr>
-          <w:lang w:val="es-419" w:eastAsia="es-CO"/>
-        </w:rPr>
-      </w:pPr>
-      <w:r>
-        <w:rPr>
-          <w:lang w:val="es-419" w:eastAsia="es-CO"/>
-        </w:rPr>
-        <w:t xml:space="preserve">        </w:t>
-      </w:r>
-      <w:proofErr w:type="spellStart"/>
-      <w:r>
-        <w:rPr>
-          <w:lang w:val="es-419" w:eastAsia="es-CO"/>
-        </w:rPr>
-        <w:t>System.out.println</w:t>
-      </w:r>
-      <w:proofErr w:type="spellEnd"/>
-      <w:r>
-        <w:rPr>
-          <w:lang w:val="es-419" w:eastAsia="es-CO"/>
-        </w:rPr>
-        <w:t>("El instructor orienta el proceso de formación.");</w:t>
-      </w:r>
-    </w:p>
-    <w:p>
-      <w:pPr>
-        <w:rPr>
-          <w:lang w:val="es-419" w:eastAsia="es-CO"/>
-        </w:rPr>
-      </w:pPr>
-      <w:r>
-        <w:rPr>
-          <w:lang w:val="es-419" w:eastAsia="es-CO"/>
-        </w:rPr>
-        <w:t xml:space="preserve">    }</w:t>
-      </w:r>
-    </w:p>
-    <w:p>
-      <w:pPr>
-        <w:rPr>
-          <w:lang w:val="es-419" w:eastAsia="es-CO"/>
-        </w:rPr>
-      </w:pPr>
-      <w:r>
-        <w:rPr>
-          <w:lang w:val="es-419" w:eastAsia="es-CO"/>
-        </w:rPr>
-        <w:t>}</w:t>
-      </w:r>
-    </w:p>
-    <w:p>
-      <w:pPr>
-        <w:rPr>
-          <w:lang w:val="es-419" w:eastAsia="es-CO"/>
-        </w:rPr>
-      </w:pPr>
-      <w:proofErr w:type="spellStart"/>
-      <w:r>
-        <w:rPr>
-          <w:lang w:val="es-419" w:eastAsia="es-CO"/>
-        </w:rPr>
-        <w:t>public</w:t>
-      </w:r>
-      <w:proofErr w:type="spellEnd"/>
-      <w:r>
-        <w:rPr>
-          <w:lang w:val="es-419" w:eastAsia="es-CO"/>
-        </w:rPr>
-        <w:t xml:space="preserve"> </w:t>
-      </w:r>
-      <w:proofErr w:type="spellStart"/>
-      <w:r>
-        <w:rPr>
-          <w:lang w:val="es-419" w:eastAsia="es-CO"/>
-        </w:rPr>
-        <w:t>class</w:t>
-      </w:r>
-      <w:proofErr w:type="spellEnd"/>
-      <w:r>
-        <w:rPr>
-          <w:lang w:val="es-419" w:eastAsia="es-CO"/>
-        </w:rPr>
-        <w:t xml:space="preserve"> Principal {</w:t>
-      </w:r>
-    </w:p>
-    <w:p>
-      <w:pPr>
-        <w:rPr>
-          <w:lang w:val="es-419" w:eastAsia="es-CO"/>
-        </w:rPr>
-      </w:pPr>
-      <w:r>
-        <w:rPr>
-          <w:lang w:val="es-419" w:eastAsia="es-CO"/>
-        </w:rPr>
-        <w:t xml:space="preserve">    </w:t>
-      </w:r>
-      <w:proofErr w:type="spellStart"/>
-      <w:r>
-        <w:rPr>
-          <w:lang w:val="es-419" w:eastAsia="es-CO"/>
-        </w:rPr>
-        <w:t>public</w:t>
-      </w:r>
-      <w:proofErr w:type="spellEnd"/>
-      <w:r>
-        <w:rPr>
-          <w:lang w:val="es-419" w:eastAsia="es-CO"/>
-        </w:rPr>
-        <w:t xml:space="preserve"> </w:t>
-      </w:r>
-      <w:proofErr w:type="spellStart"/>
-      <w:r>
-        <w:rPr>
-          <w:lang w:val="es-419" w:eastAsia="es-CO"/>
-        </w:rPr>
-        <w:t>static</w:t>
-      </w:r>
-      <w:proofErr w:type="spellEnd"/>
-      <w:r>
-        <w:rPr>
-          <w:lang w:val="es-419" w:eastAsia="es-CO"/>
-        </w:rPr>
-        <w:t xml:space="preserve"> </w:t>
-      </w:r>
-      <w:proofErr w:type="spellStart"/>
-      <w:r>
-        <w:rPr>
-          <w:lang w:val="es-419" w:eastAsia="es-CO"/>
-        </w:rPr>
-        <w:t>void</w:t>
-      </w:r>
-      <w:proofErr w:type="spellEnd"/>
-      <w:r>
-        <w:rPr>
-          <w:lang w:val="es-419" w:eastAsia="es-CO"/>
-        </w:rPr>
-        <w:t xml:space="preserve"> </w:t>
-      </w:r>
-      <w:proofErr w:type="spellStart"/>
-      <w:proofErr w:type="gramStart"/>
-      <w:r>
-        <w:rPr>
-          <w:lang w:val="es-419" w:eastAsia="es-CO"/>
-        </w:rPr>
-        <w:t>main</w:t>
-      </w:r>
-      <w:proofErr w:type="spellEnd"/>
-      <w:r>
-        <w:rPr>
-          <w:lang w:val="es-419" w:eastAsia="es-CO"/>
-        </w:rPr>
-        <w:t>(</w:t>
-      </w:r>
-      <w:proofErr w:type="spellStart"/>
-      <w:proofErr w:type="gramEnd"/>
-      <w:r>
-        <w:rPr>
-          <w:lang w:val="es-419" w:eastAsia="es-CO"/>
-        </w:rPr>
-        <w:t>String</w:t>
-      </w:r>
-      <w:proofErr w:type="spellEnd"/>
-      <w:r>
-        <w:rPr>
-          <w:lang w:val="es-419" w:eastAsia="es-CO"/>
-        </w:rPr>
-        <w:t xml:space="preserve">[] </w:t>
-      </w:r>
-      <w:proofErr w:type="spellStart"/>
-      <w:r>
-        <w:rPr>
-          <w:lang w:val="es-419" w:eastAsia="es-CO"/>
-        </w:rPr>
-        <w:t>args</w:t>
-      </w:r>
-      <w:proofErr w:type="spellEnd"/>
-      <w:r>
-        <w:rPr>
-          <w:lang w:val="es-419" w:eastAsia="es-CO"/>
-        </w:rPr>
-        <w:t>) {</w:t>
-      </w:r>
-    </w:p>
-    <w:p>
-      <w:pPr>
-        <w:rPr>
-          <w:lang w:val="es-419" w:eastAsia="es-CO"/>
-        </w:rPr>
-      </w:pPr>
-      <w:r>
-        <w:rPr>
-          <w:lang w:val="es-419" w:eastAsia="es-CO"/>
-        </w:rPr>
-        <w:t xml:space="preserve">        </w:t>
-      </w:r>
-      <w:proofErr w:type="gramStart"/>
-      <w:r>
-        <w:rPr>
-          <w:lang w:val="es-419" w:eastAsia="es-CO"/>
-        </w:rPr>
-        <w:t>Persona[</w:t>
-      </w:r>
-      <w:proofErr w:type="gramEnd"/>
-      <w:r>
-        <w:rPr>
-          <w:lang w:val="es-419" w:eastAsia="es-CO"/>
-        </w:rPr>
-        <w:t>] personas = {</w:t>
-      </w:r>
-    </w:p>
-    <w:p>
-      <w:pPr>
-        <w:rPr>
-          <w:lang w:val="es-419" w:eastAsia="es-CO"/>
-        </w:rPr>
-      </w:pPr>
-      <w:r>
-        <w:rPr>
-          <w:lang w:val="es-419" w:eastAsia="es-CO"/>
-        </w:rPr>
-        <w:t xml:space="preserve">            new </w:t>
-      </w:r>
-      <w:proofErr w:type="gramStart"/>
-      <w:r>
-        <w:rPr>
-          <w:lang w:val="es-419" w:eastAsia="es-CO"/>
-        </w:rPr>
-        <w:t>Aprendiz(</w:t>
-      </w:r>
-      <w:proofErr w:type="gramEnd"/>
-      <w:r>
-        <w:rPr>
-          <w:lang w:val="es-419" w:eastAsia="es-CO"/>
-        </w:rPr>
-        <w:t>),</w:t>
-      </w:r>
-    </w:p>
-    <w:p>
-      <w:pPr>
-        <w:rPr>
-          <w:lang w:val="es-419" w:eastAsia="es-CO"/>
-        </w:rPr>
-      </w:pPr>
-      <w:r>
-        <w:rPr>
-          <w:lang w:val="es-419" w:eastAsia="es-CO"/>
-        </w:rPr>
-        <w:t xml:space="preserve">            new </w:t>
-      </w:r>
-      <w:proofErr w:type="gramStart"/>
-      <w:r>
-        <w:rPr>
-          <w:lang w:val="es-419" w:eastAsia="es-CO"/>
-        </w:rPr>
-        <w:t>Instructor(</w:t>
-      </w:r>
-      <w:proofErr w:type="gramEnd"/>
-      <w:r>
-        <w:rPr>
-          <w:lang w:val="es-419" w:eastAsia="es-CO"/>
-        </w:rPr>
-        <w:t>)</w:t>
-      </w:r>
-    </w:p>
-    <w:p>
-      <w:pPr>
-        <w:rPr>
-          <w:lang w:val="es-419" w:eastAsia="es-CO"/>
-        </w:rPr>
-      </w:pPr>
-      <w:r>
-        <w:rPr>
-          <w:lang w:val="es-419" w:eastAsia="es-CO"/>
-        </w:rPr>
-        <w:t xml:space="preserve">        };</w:t>
-      </w:r>
-    </w:p>
-    <w:p>
-      <w:pPr>
-        <w:rPr>
-          <w:lang w:val="es-419" w:eastAsia="es-CO"/>
-        </w:rPr>
-      </w:pPr>
-      <w:r>
-        <w:rPr>
-          <w:lang w:val="es-419" w:eastAsia="es-CO"/>
-        </w:rPr>
-        <w:t xml:space="preserve">        </w:t>
-      </w:r>
-      <w:proofErr w:type="spellStart"/>
-      <w:r>
-        <w:rPr>
-          <w:lang w:val="es-419" w:eastAsia="es-CO"/>
-        </w:rPr>
-        <w:t>for</w:t>
-      </w:r>
-      <w:proofErr w:type="spellEnd"/>
-      <w:r>
-        <w:rPr>
-          <w:lang w:val="es-419" w:eastAsia="es-CO"/>
-        </w:rPr>
-        <w:t xml:space="preserve"> (Persona </w:t>
-      </w:r>
-      <w:proofErr w:type="spellStart"/>
-      <w:proofErr w:type="gramStart"/>
-      <w:r>
-        <w:rPr>
-          <w:lang w:val="es-419" w:eastAsia="es-CO"/>
-        </w:rPr>
-        <w:t>persona</w:t>
-      </w:r>
-      <w:proofErr w:type="spellEnd"/>
-      <w:r>
-        <w:rPr>
-          <w:lang w:val="es-419" w:eastAsia="es-CO"/>
-        </w:rPr>
-        <w:t xml:space="preserve"> :</w:t>
-      </w:r>
-      <w:proofErr w:type="gramEnd"/>
-      <w:r>
-        <w:rPr>
-          <w:lang w:val="es-419" w:eastAsia="es-CO"/>
-        </w:rPr>
-        <w:t xml:space="preserve"> personas) {</w:t>
-      </w:r>
-    </w:p>
-    <w:p>
-      <w:pPr>
-        <w:rPr>
-          <w:lang w:val="es-419" w:eastAsia="es-CO"/>
-        </w:rPr>
-      </w:pPr>
-      <w:r>
-        <w:rPr>
-          <w:lang w:val="es-419" w:eastAsia="es-CO"/>
-        </w:rPr>
-        <w:t xml:space="preserve">            </w:t>
-      </w:r>
-      <w:proofErr w:type="spellStart"/>
-      <w:proofErr w:type="gramStart"/>
-      <w:r>
-        <w:rPr>
-          <w:lang w:val="es-419" w:eastAsia="es-CO"/>
-        </w:rPr>
-        <w:t>persona.realizarActividad</w:t>
-      </w:r>
-      <w:proofErr w:type="spellEnd"/>
-      <w:proofErr w:type="gramEnd"/>
-      <w:r>
-        <w:rPr>
-          <w:lang w:val="es-419" w:eastAsia="es-CO"/>
-        </w:rPr>
-        <w:t>();</w:t>
-      </w:r>
-    </w:p>
-    <w:p>
-      <w:pPr>
-        <w:rPr>
-          <w:lang w:val="es-419" w:eastAsia="es-CO"/>
-        </w:rPr>
-      </w:pPr>
-      <w:r>
-        <w:rPr>
-          <w:lang w:val="es-419" w:eastAsia="es-CO"/>
-        </w:rPr>
-        <w:t xml:space="preserve">        }</w:t>
-      </w:r>
-    </w:p>
-    <w:p>
-      <w:pPr>
-        <w:rPr>
-          <w:lang w:val="es-419" w:eastAsia="es-CO"/>
-        </w:rPr>
-      </w:pPr>
-      <w:r>
-        <w:rPr>
-          <w:lang w:val="es-419" w:eastAsia="es-CO"/>
-        </w:rPr>
-        <w:t xml:space="preserve">    }</w:t>
-      </w:r>
-    </w:p>
-    <w:p>
-      <w:pPr>
-        <w:rPr>
-          <w:lang w:val="es-419" w:eastAsia="es-CO"/>
-        </w:rPr>
-      </w:pPr>
-      <w:r>
-        <w:rPr>
-          <w:lang w:val="es-419" w:eastAsia="es-CO"/>
-        </w:rPr>
-        <w:t>}</w:t>
-      </w:r>
-    </w:p>
-    <w:p>
-      <w:pPr>
-        <w:rPr>
-          <w:lang w:val="es-419" w:eastAsia="es-CO"/>
-        </w:rPr>
-      </w:pPr>
-      <w:r>
-        <w:rPr>
-          <w:lang w:val="es-419" w:eastAsia="es-CO"/>
-        </w:rPr>
-        <w:t xml:space="preserve">En el ejemplo anterior, el arreglo personas almacena objetos de las clases Aprendiz e Instructor utilizando referencias de tipo Persona. Durante el recorrido del </w:t>
-      </w:r>
-      <w:r>
-        <w:rPr>
-          <w:lang w:val="es-419" w:eastAsia="es-CO"/>
-        </w:rPr>
-        <w:lastRenderedPageBreak/>
-        <w:t xml:space="preserve">arreglo, la llamada al método </w:t>
-      </w:r>
-      <w:proofErr w:type="spellStart"/>
-      <w:proofErr w:type="gramStart"/>
-      <w:r>
-        <w:rPr>
-          <w:lang w:val="es-419" w:eastAsia="es-CO"/>
-        </w:rPr>
-        <w:t>realizarActividad</w:t>
-      </w:r>
-      <w:proofErr w:type="spellEnd"/>
-      <w:r>
-        <w:rPr>
-          <w:lang w:val="es-419" w:eastAsia="es-CO"/>
-        </w:rPr>
-        <w:t>(</w:t>
-      </w:r>
-      <w:proofErr w:type="gramEnd"/>
-      <w:r>
-        <w:rPr>
-          <w:lang w:val="es-419" w:eastAsia="es-CO"/>
-        </w:rPr>
-        <w:t>) produce un comportamiento diferente para cada objeto, demostrando cómo el polimorfismo permite tratar distintos tipos de objetos de manera uniforme sin perder sus características particulares.</w:t>
-      </w:r>
-    </w:p>
-    <w:p>
-      <w:pPr>
-        <w:rPr>
-          <w:lang w:val="es-419" w:eastAsia="es-CO"/>
-        </w:rPr>
-      </w:pPr>
-      <w:r>
-        <w:rPr>
-          <w:lang w:val="es-419" w:eastAsia="es-CO"/>
-        </w:rPr>
-        <w:t xml:space="preserve">La aplicación del polimorfismo mediante herencia constituye una práctica ampliamente utilizada en el desarrollo de </w:t>
-      </w:r>
-      <w:r>
-        <w:rPr>
-          <w:rStyle w:val="Extranjerismo"/>
-        </w:rPr>
-        <w:t>software</w:t>
-      </w:r>
-      <w:r>
-        <w:rPr>
-          <w:lang w:val="es-419" w:eastAsia="es-CO"/>
-        </w:rPr>
-        <w:t>, ya que facilita la reutilización del código, mejora la organización de las aplicaciones y permite incorporar nuevas clases con un impacto mínimo sobre la estructura existente.</w:t>
-      </w:r>
-    </w:p>
-    <w:p>
-      <w:pPr>
-        <w:spacing w:before="0" w:after="160" w:line="259" w:lineRule="auto"/>
-        <w:ind w:firstLine="0"/>
-        <w:rPr>
-          <w:lang w:val="es-419" w:eastAsia="es-CO"/>
-        </w:rPr>
-      </w:pPr>
-      <w:r>
-        <w:rPr>
-          <w:lang w:val="es-419" w:eastAsia="es-CO"/>
-        </w:rPr>
-        <w:br w:type="page"/>
-      </w:r>
-    </w:p>
-    <w:p>
-      <w:pPr>
         <w:pStyle w:val="Ttulo1"/>
       </w:pPr>
       <w:bookmarkStart w:id="28" w:name="_Toc236750712"/>
@@ -17594,10 +17641,10 @@
           <w:lang w:val="es-419" w:eastAsia="es-CO"/>
         </w:rPr>
         <w:drawing>
-          <wp:inline distT="0" distB="0" distL="0" distR="0" wp14:anchorId="7A6243D6" wp14:editId="3D0F7FAD">
+          <wp:inline distT="0" distB="0" distL="0" distR="0" wp14:anchorId="40A88A72" wp14:editId="293A7B77">
             <wp:extent cx="6324600" cy="2514600"/>
             <wp:effectExtent l="0" t="0" r="0" b="0"/>
-            <wp:docPr id="11" name="Imagen 11" descr="En la figura 8 se presenta el proceso de diseño e implementación de un algoritmo, desde el planteamiento del problema hasta la ejecución y validación de la solución desarrollada."/>
+            <wp:docPr id="20" name="Imagen 20" descr="En la figura 8 se presenta el proceso de diseño e implementación de un algoritmo, desde el planteamiento del problema hasta la ejecución y validación de la solución desarrollada."/>
             <wp:cNvGraphicFramePr>
               <a:graphicFrameLocks xmlns:a="http://schemas.openxmlformats.org/drawingml/2006/main" noChangeAspect="1"/>
             </wp:cNvGraphicFramePr>
@@ -17605,7 +17652,7 @@
               <a:graphicData uri="http://schemas.openxmlformats.org/drawingml/2006/picture">
                 <pic:pic xmlns:pic="http://schemas.openxmlformats.org/drawingml/2006/picture">
                   <pic:nvPicPr>
-                    <pic:cNvPr id="11" name="Imagen 11" descr="En la figura 8 se presenta el proceso de diseño e implementación de un algoritmo, desde el planteamiento del problema hasta la ejecución y validación de la solución desarrollada."/>
+                    <pic:cNvPr id="20" name="Imagen 20" descr="En la figura 8 se presenta el proceso de diseño e implementación de un algoritmo, desde el planteamiento del problema hasta la ejecución y validación de la solución desarrollada."/>
                     <pic:cNvPicPr>
                       <a:picLocks noChangeAspect="1" noChangeArrowheads="1"/>
                     </pic:cNvPicPr>
@@ -18248,10 +18295,10 @@
           <w:lang w:val="es-419" w:eastAsia="es-CO"/>
         </w:rPr>
         <w:drawing>
-          <wp:inline distT="0" distB="0" distL="0" distR="0" wp14:anchorId="08B1E422" wp14:editId="054B8C47">
+          <wp:inline distT="0" distB="0" distL="0" distR="0" wp14:anchorId="3E122575" wp14:editId="3F30EEE4">
             <wp:extent cx="6324600" cy="1247775"/>
             <wp:effectExtent l="0" t="0" r="0" b="9525"/>
-            <wp:docPr id="13" name="Imagen 13" descr="En la figura 9 se presenta el proceso general de depuración de un programa, desde su ejecución hasta la verificación de las correcciones realizadas."/>
+            <wp:docPr id="21" name="Imagen 21" descr="En la figura 9 se presenta el proceso general de depuración de un programa, desde su ejecución hasta la verificación de las correcciones realizadas."/>
             <wp:cNvGraphicFramePr>
               <a:graphicFrameLocks xmlns:a="http://schemas.openxmlformats.org/drawingml/2006/main" noChangeAspect="1"/>
             </wp:cNvGraphicFramePr>
@@ -18259,7 +18306,7 @@
               <a:graphicData uri="http://schemas.openxmlformats.org/drawingml/2006/picture">
                 <pic:pic xmlns:pic="http://schemas.openxmlformats.org/drawingml/2006/picture">
                   <pic:nvPicPr>
-                    <pic:cNvPr id="13" name="Imagen 13" descr="En la figura 9 se presenta el proceso general de depuración de un programa, desde su ejecución hasta la verificación de las correcciones realizadas."/>
+                    <pic:cNvPr id="21" name="Imagen 21" descr="En la figura 9 se presenta el proceso general de depuración de un programa, desde su ejecución hasta la verificación de las correcciones realizadas."/>
                     <pic:cNvPicPr>
                       <a:picLocks noChangeAspect="1" noChangeArrowheads="1"/>
                     </pic:cNvPicPr>
@@ -18299,6 +18346,14 @@
     </w:p>
     <w:p>
       <w:pPr>
+        <w:ind w:firstLine="0"/>
+        <w:rPr>
+          <w:lang w:val="es-419" w:eastAsia="es-CO"/>
+        </w:rPr>
+      </w:pPr>
+    </w:p>
+    <w:p>
+      <w:pPr>
         <w:rPr>
           <w:lang w:val="es-419" w:eastAsia="es-CO"/>
         </w:rPr>
@@ -18364,20 +18419,17 @@
         </w:rPr>
         <w:t>Las fallas más comunes durante el desarrollo de programas corresponden a errores de sintaxis y errores de lógica. Mientras las primeras están relacionadas con el incumplimiento de las reglas del lenguaje de programación, las segundas se presentan cuando el algoritmo o la implementación no producen el resultado esperado, aunque el programa pueda ejecutarse correctamente.</w:t>
       </w:r>
-    </w:p>
-    <w:p>
-      <w:pPr>
-        <w:spacing w:before="0" w:after="160" w:line="259" w:lineRule="auto"/>
-        <w:ind w:firstLine="0"/>
-        <w:rPr>
-          <w:lang w:val="es-419" w:eastAsia="es-CO"/>
-        </w:rPr>
-      </w:pPr>
-      <w:r>
-        <w:rPr>
-          <w:lang w:val="es-419" w:eastAsia="es-CO"/>
-        </w:rPr>
-        <w:br w:type="page"/>
+      <w:r>
+        <w:rPr>
+          <w:lang w:val="es-419" w:eastAsia="es-CO"/>
+        </w:rPr>
+        <w:t xml:space="preserve"> </w:t>
+      </w:r>
+      <w:r>
+        <w:rPr>
+          <w:lang w:val="es-419" w:eastAsia="es-CO"/>
+        </w:rPr>
+        <w:t>Con el fin de facilitar su diferenciación, la siguiente tabla presenta sus principales características y algunos ejemplos representativos:</w:t>
       </w:r>
     </w:p>
     <w:p>
@@ -19378,10 +19430,10 @@
           <w:lang w:val="es-419" w:eastAsia="es-CO"/>
         </w:rPr>
         <w:drawing>
-          <wp:inline distT="0" distB="0" distL="0" distR="0" wp14:anchorId="7D4C6C54" wp14:editId="0F3CA9FA">
+          <wp:inline distT="0" distB="0" distL="0" distR="0" wp14:anchorId="7D3A7031" wp14:editId="144247E9">
             <wp:extent cx="6324600" cy="2628900"/>
             <wp:effectExtent l="0" t="0" r="0" b="0"/>
-            <wp:docPr id="15" name="Imagen 15" descr="En la figura 10 se presenta el ciclo general de pruebas y corrección de errores, desde la definición de los casos de prueba hasta la validación del funcionamiento del programa."/>
+            <wp:docPr id="22" name="Imagen 22" descr="En la figura 10 se presenta el ciclo general de pruebas y corrección de errores, desde la definición de los casos de prueba hasta la validación del funcionamiento del programa."/>
             <wp:cNvGraphicFramePr>
               <a:graphicFrameLocks xmlns:a="http://schemas.openxmlformats.org/drawingml/2006/main" noChangeAspect="1"/>
             </wp:cNvGraphicFramePr>
@@ -19389,7 +19441,7 @@
               <a:graphicData uri="http://schemas.openxmlformats.org/drawingml/2006/picture">
                 <pic:pic xmlns:pic="http://schemas.openxmlformats.org/drawingml/2006/picture">
                   <pic:nvPicPr>
-                    <pic:cNvPr id="15" name="Imagen 15" descr="En la figura 10 se presenta el ciclo general de pruebas y corrección de errores, desde la definición de los casos de prueba hasta la validación del funcionamiento del programa."/>
+                    <pic:cNvPr id="22" name="Imagen 22" descr="En la figura 10 se presenta el ciclo general de pruebas y corrección de errores, desde la definición de los casos de prueba hasta la validación del funcionamiento del programa."/>
                     <pic:cNvPicPr>
                       <a:picLocks noChangeAspect="1" noChangeArrowheads="1"/>
                     </pic:cNvPicPr>
@@ -19528,14 +19580,13 @@
       <w:r>
         <w:rPr>
           <w:noProof/>
-          <w:sz w:val="20"/>
-          <w:szCs w:val="20"/>
+          <w:lang w:eastAsia="es-CO"/>
         </w:rPr>
         <w:drawing>
-          <wp:inline distT="0" distB="0" distL="0" distR="0" wp14:anchorId="77B000C3" wp14:editId="55D8EB8E">
+          <wp:inline distT="0" distB="0" distL="0" distR="0" wp14:anchorId="6034C221" wp14:editId="61B501CF">
             <wp:extent cx="6332220" cy="3917950"/>
             <wp:effectExtent l="0" t="0" r="0" b="6350"/>
-            <wp:docPr id="1" name="Gráfico 1" descr="En la síntesis se presentan los principales contenidos del componente formativo, incluyendo los fundamentos de la programación orientada a objetos, el modelado y diseño de software, la implementación de clases, la herencia, el polimorfismo y el desarrollo, depuración y validación de aplicaciones."/>
+            <wp:docPr id="23" name="Gráfico 23" descr="En la síntesis se presentan los principales contenidos del componente formativo, incluyendo los fundamentos de la programación orientada a objetos, el modelado y diseño de software, la implementación de clases, la herencia, el polimorfismo y el desarrollo, depuración y validación de aplicaciones."/>
             <wp:cNvGraphicFramePr>
               <a:graphicFrameLocks xmlns:a="http://schemas.openxmlformats.org/drawingml/2006/main" noChangeAspect="1"/>
             </wp:cNvGraphicFramePr>
@@ -19543,7 +19594,7 @@
               <a:graphicData uri="http://schemas.openxmlformats.org/drawingml/2006/picture">
                 <pic:pic xmlns:pic="http://schemas.openxmlformats.org/drawingml/2006/picture">
                   <pic:nvPicPr>
-                    <pic:cNvPr id="1" name="Gráfico 1" descr="En la síntesis se presentan los principales contenidos del componente formativo, incluyendo los fundamentos de la programación orientada a objetos, el modelado y diseño de software, la implementación de clases, la herencia, el polimorfismo y el desarrollo, depuración y validación de aplicaciones."/>
+                    <pic:cNvPr id="23" name="Gráfico 23" descr="En la síntesis se presentan los principales contenidos del componente formativo, incluyendo los fundamentos de la programación orientada a objetos, el modelado y diseño de software, la implementación de clases, la herencia, el polimorfismo y el desarrollo, depuración y validación de aplicaciones."/>
                     <pic:cNvPicPr/>
                   </pic:nvPicPr>
                   <pic:blipFill>
@@ -19576,6 +19627,15 @@
     </w:p>
     <w:p>
       <w:pPr>
+        <w:ind w:firstLine="0"/>
+        <w:rPr>
+          <w:noProof/>
+          <w:lang w:eastAsia="es-CO"/>
+        </w:rPr>
+      </w:pPr>
+    </w:p>
+    <w:p>
+      <w:pPr>
         <w:pStyle w:val="Titulosgenerales"/>
       </w:pPr>
       <w:bookmarkStart w:id="34" w:name="_Toc236750718"/>
@@ -19918,7 +19978,7 @@
           <w:i/>
           <w:iCs/>
         </w:rPr>
-        <w:t xml:space="preserve"> guide </w:t>
+        <w:t xml:space="preserve"> </w:t>
       </w:r>
       <w:proofErr w:type="spellStart"/>
       <w:r>
@@ -19926,7 +19986,7 @@
           <w:i/>
           <w:iCs/>
         </w:rPr>
-        <w:t>to</w:t>
+        <w:t>guide</w:t>
       </w:r>
       <w:proofErr w:type="spellEnd"/>
       <w:r>
@@ -19942,7 +20002,7 @@
           <w:i/>
           <w:iCs/>
         </w:rPr>
-        <w:t>the</w:t>
+        <w:t>to</w:t>
       </w:r>
       <w:proofErr w:type="spellEnd"/>
       <w:r>
@@ -19950,7 +20010,7 @@
           <w:i/>
           <w:iCs/>
         </w:rPr>
-        <w:t xml:space="preserve"> standard </w:t>
+        <w:t xml:space="preserve"> </w:t>
       </w:r>
       <w:proofErr w:type="spellStart"/>
       <w:r>
@@ -19958,7 +20018,7 @@
           <w:i/>
           <w:iCs/>
         </w:rPr>
-        <w:t>object</w:t>
+        <w:t>the</w:t>
       </w:r>
       <w:proofErr w:type="spellEnd"/>
       <w:r>
@@ -19966,7 +20026,7 @@
           <w:i/>
           <w:iCs/>
         </w:rPr>
-        <w:t xml:space="preserve"> </w:t>
+        <w:t xml:space="preserve"> standard </w:t>
       </w:r>
       <w:proofErr w:type="spellStart"/>
       <w:r>
@@ -19974,7 +20034,7 @@
           <w:i/>
           <w:iCs/>
         </w:rPr>
-        <w:t>modeling</w:t>
+        <w:t>object</w:t>
       </w:r>
       <w:proofErr w:type="spellEnd"/>
       <w:r>
@@ -19990,7 +20050,7 @@
           <w:i/>
           <w:iCs/>
         </w:rPr>
-        <w:t>language</w:t>
+        <w:t>modeling</w:t>
       </w:r>
       <w:proofErr w:type="spellEnd"/>
       <w:r>
@@ -19998,6 +20058,22 @@
           <w:i/>
           <w:iCs/>
         </w:rPr>
+        <w:t xml:space="preserve"> </w:t>
+      </w:r>
+      <w:proofErr w:type="spellStart"/>
+      <w:r>
+        <w:rPr>
+          <w:i/>
+          <w:iCs/>
+        </w:rPr>
+        <w:t>language</w:t>
+      </w:r>
+      <w:proofErr w:type="spellEnd"/>
+      <w:r>
+        <w:rPr>
+          <w:i/>
+          <w:iCs/>
+        </w:rPr>
         <w:t xml:space="preserve"> (3rd ed.).</w:t>
       </w:r>
       <w:r>
@@ -20075,7 +20151,15 @@
       </w:r>
       <w:proofErr w:type="spellEnd"/>
       <w:r>
-        <w:t xml:space="preserve"> and iterative </w:t>
+        <w:t xml:space="preserve"> and </w:t>
+      </w:r>
+      <w:proofErr w:type="spellStart"/>
+      <w:r>
+        <w:t>iterative</w:t>
+      </w:r>
+      <w:proofErr w:type="spellEnd"/>
+      <w:r>
+        <w:t xml:space="preserve"> </w:t>
       </w:r>
       <w:proofErr w:type="spellStart"/>
       <w:r>
@@ -20573,13 +20657,8 @@
             <w:pPr>
               <w:pStyle w:val="TextoTablas"/>
             </w:pPr>
-            <w:proofErr w:type="spellStart"/>
-            <w:r>
-              <w:t>Jose</w:t>
-            </w:r>
-            <w:proofErr w:type="spellEnd"/>
-            <w:r>
-              <w:t xml:space="preserve"> Yobani Penagos Mora</w:t>
+            <w:r>
+              <w:t>Andrés Felipe Velandia Espitia</w:t>
             </w:r>
           </w:p>
         </w:tc>
@@ -20592,7 +20671,7 @@
               <w:pStyle w:val="TextoTablas"/>
             </w:pPr>
             <w:r>
-              <w:t>Diseñador de contenidos digitales</w:t>
+              <w:t xml:space="preserve">Evaluador instruccional </w:t>
             </w:r>
           </w:p>
         </w:tc>
@@ -20624,11 +20703,11 @@
             </w:pPr>
             <w:proofErr w:type="spellStart"/>
             <w:r>
-              <w:t>Sebastian</w:t>
+              <w:t>Jose</w:t>
             </w:r>
             <w:proofErr w:type="spellEnd"/>
             <w:r>
-              <w:t xml:space="preserve"> Trujillo Afanador</w:t>
+              <w:t xml:space="preserve"> Yobani Penagos Mora</w:t>
             </w:r>
           </w:p>
         </w:tc>
@@ -20641,20 +20720,7 @@
               <w:pStyle w:val="TextoTablas"/>
             </w:pPr>
             <w:r>
-              <w:t xml:space="preserve">Desarrollador </w:t>
-            </w:r>
-            <w:r>
-              <w:rPr>
-                <w:rStyle w:val="Extranjerismo"/>
-              </w:rPr>
-              <w:t>full stack</w:t>
-            </w:r>
-            <w:r>
-              <w:rPr>
-                <w:spacing w:val="20"/>
-                <w:lang w:val="en-US"/>
-              </w:rPr>
-              <w:t> </w:t>
+              <w:t>Diseñador de contenidos digitales</w:t>
             </w:r>
           </w:p>
         </w:tc>
@@ -20682,13 +20748,8 @@
               <w:pStyle w:val="TextoTablas"/>
             </w:pPr>
             <w:r>
-              <w:t xml:space="preserve">Gilberto Junior Rodríguez </w:t>
-            </w:r>
-            <w:proofErr w:type="spellStart"/>
-            <w:r>
-              <w:t>Rodríguez</w:t>
-            </w:r>
-            <w:proofErr w:type="spellEnd"/>
+              <w:t>José Jaime Luis Tang Pinzón</w:t>
+            </w:r>
           </w:p>
         </w:tc>
         <w:tc>
@@ -20700,7 +20761,7 @@
               <w:pStyle w:val="TextoTablas"/>
             </w:pPr>
             <w:r>
-              <w:t>Animador y productor audiovisual</w:t>
+              <w:t>Diseñador de contenidos digitales</w:t>
             </w:r>
           </w:p>
         </w:tc>
@@ -20730,8 +20791,13 @@
             <w:pPr>
               <w:pStyle w:val="TextoTablas"/>
             </w:pPr>
-            <w:r>
-              <w:t>María Fernanda Pineda Mora</w:t>
+            <w:proofErr w:type="spellStart"/>
+            <w:r>
+              <w:t>Sebastian</w:t>
+            </w:r>
+            <w:proofErr w:type="spellEnd"/>
+            <w:r>
+              <w:t xml:space="preserve"> Trujillo Afanador</w:t>
             </w:r>
           </w:p>
         </w:tc>
@@ -20744,7 +20810,20 @@
               <w:pStyle w:val="TextoTablas"/>
             </w:pPr>
             <w:r>
-              <w:t>Evaluadora de contenidos inclusivos y accesibles</w:t>
+              <w:t xml:space="preserve">Desarrollador </w:t>
+            </w:r>
+            <w:r>
+              <w:rPr>
+                <w:rStyle w:val="Extranjerismo"/>
+              </w:rPr>
+              <w:t>full stack</w:t>
+            </w:r>
+            <w:r>
+              <w:rPr>
+                <w:spacing w:val="20"/>
+                <w:lang w:val="en-US"/>
+              </w:rPr>
+              <w:t> </w:t>
             </w:r>
           </w:p>
         </w:tc>
@@ -20763,6 +20842,154 @@
         </w:tc>
       </w:tr>
       <w:tr>
+        <w:tc>
+          <w:tcPr>
+            <w:tcW w:w="3114" w:type="dxa"/>
+          </w:tcPr>
+          <w:p>
+            <w:pPr>
+              <w:pStyle w:val="TextoTablas"/>
+            </w:pPr>
+            <w:r>
+              <w:t xml:space="preserve">Manuel Felipe </w:t>
+            </w:r>
+            <w:proofErr w:type="spellStart"/>
+            <w:r>
+              <w:t>Echavarria</w:t>
+            </w:r>
+            <w:proofErr w:type="spellEnd"/>
+            <w:r>
+              <w:t xml:space="preserve"> Orozco</w:t>
+            </w:r>
+          </w:p>
+        </w:tc>
+        <w:tc>
+          <w:tcPr>
+            <w:tcW w:w="3260" w:type="dxa"/>
+          </w:tcPr>
+          <w:p>
+            <w:pPr>
+              <w:pStyle w:val="TextoTablas"/>
+            </w:pPr>
+            <w:r>
+              <w:t>Desarrollador</w:t>
+            </w:r>
+            <w:r>
+              <w:rPr>
+                <w:rStyle w:val="Extranjerismo"/>
+              </w:rPr>
+              <w:t xml:space="preserve"> full stack</w:t>
+            </w:r>
+          </w:p>
+        </w:tc>
+        <w:tc>
+          <w:tcPr>
+            <w:tcW w:w="3402" w:type="dxa"/>
+          </w:tcPr>
+          <w:p>
+            <w:pPr>
+              <w:pStyle w:val="TextoTablas"/>
+            </w:pPr>
+            <w:r>
+              <w:t>Centro de Comercio y Servicios - Regional Tolima</w:t>
+            </w:r>
+          </w:p>
+        </w:tc>
+      </w:tr>
+      <w:tr>
+        <w:trPr>
+          <w:cnfStyle w:val="000000100000" w:firstRow="0" w:lastRow="0" w:firstColumn="0" w:lastColumn="0" w:oddVBand="0" w:evenVBand="0" w:oddHBand="1" w:evenHBand="0" w:firstRowFirstColumn="0" w:firstRowLastColumn="0" w:lastRowFirstColumn="0" w:lastRowLastColumn="0"/>
+        </w:trPr>
+        <w:tc>
+          <w:tcPr>
+            <w:tcW w:w="3114" w:type="dxa"/>
+          </w:tcPr>
+          <w:p>
+            <w:pPr>
+              <w:pStyle w:val="TextoTablas"/>
+            </w:pPr>
+            <w:r>
+              <w:t xml:space="preserve">Gilberto Junior Rodríguez </w:t>
+            </w:r>
+            <w:proofErr w:type="spellStart"/>
+            <w:r>
+              <w:t>Rodríguez</w:t>
+            </w:r>
+            <w:proofErr w:type="spellEnd"/>
+          </w:p>
+        </w:tc>
+        <w:tc>
+          <w:tcPr>
+            <w:tcW w:w="3260" w:type="dxa"/>
+          </w:tcPr>
+          <w:p>
+            <w:pPr>
+              <w:pStyle w:val="TextoTablas"/>
+            </w:pPr>
+            <w:r>
+              <w:t>Animador y productor audiovisual</w:t>
+            </w:r>
+          </w:p>
+        </w:tc>
+        <w:tc>
+          <w:tcPr>
+            <w:tcW w:w="3402" w:type="dxa"/>
+          </w:tcPr>
+          <w:p>
+            <w:pPr>
+              <w:pStyle w:val="TextoTablas"/>
+            </w:pPr>
+            <w:r>
+              <w:t>Centro de Comercio y Servicios - Regional Tolima</w:t>
+            </w:r>
+          </w:p>
+        </w:tc>
+      </w:tr>
+      <w:tr>
+        <w:tc>
+          <w:tcPr>
+            <w:tcW w:w="3114" w:type="dxa"/>
+          </w:tcPr>
+          <w:p>
+            <w:pPr>
+              <w:pStyle w:val="TextoTablas"/>
+            </w:pPr>
+            <w:r>
+              <w:t>María Fernanda Pineda Mora</w:t>
+            </w:r>
+          </w:p>
+        </w:tc>
+        <w:tc>
+          <w:tcPr>
+            <w:tcW w:w="3260" w:type="dxa"/>
+          </w:tcPr>
+          <w:p>
+            <w:pPr>
+              <w:pStyle w:val="TextoTablas"/>
+            </w:pPr>
+            <w:r>
+              <w:t>Evaluadora de contenidos inclusivos y accesibles</w:t>
+            </w:r>
+          </w:p>
+        </w:tc>
+        <w:tc>
+          <w:tcPr>
+            <w:tcW w:w="3402" w:type="dxa"/>
+          </w:tcPr>
+          <w:p>
+            <w:pPr>
+              <w:pStyle w:val="TextoTablas"/>
+            </w:pPr>
+            <w:r>
+              <w:t>Centro de Comercio y Servicios - Regional Tolima</w:t>
+            </w:r>
+          </w:p>
+        </w:tc>
+      </w:tr>
+      <w:tr>
+        <w:trPr>
+          <w:cnfStyle w:val="000000100000" w:firstRow="0" w:lastRow="0" w:firstColumn="0" w:lastColumn="0" w:oddVBand="0" w:evenVBand="0" w:oddHBand="1" w:evenHBand="0" w:firstRowFirstColumn="0" w:firstRowLastColumn="0" w:lastRowFirstColumn="0" w:lastRowLastColumn="0"/>
+        </w:trPr>
         <w:tc>
           <w:tcPr>
             <w:tcW w:w="3114" w:type="dxa"/>
@@ -20830,7 +21057,7 @@
 </file>
 
 <file path=word/endnotes.xml><?xml version="1.0" encoding="utf-8"?>
-<w:endnotes xmlns:wpc="http://schemas.microsoft.com/office/word/2010/wordprocessingCanvas" xmlns:cx="http://schemas.microsoft.com/office/drawing/2014/chartex" xmlns:cx1="http://schemas.microsoft.com/office/drawing/2015/9/8/chartex" xmlns:cx2="http://schemas.microsoft.com/office/drawing/2015/10/21/chartex" xmlns:cx3="http://schemas.microsoft.com/office/drawing/2016/5/9/chartex" xmlns:cx4="http://schemas.microsoft.com/office/drawing/2016/5/10/chartex" xmlns:cx5="http://schemas.microsoft.com/office/drawing/2016/5/11/chartex" xmlns:cx6="http://schemas.microsoft.com/office/drawing/2016/5/12/chartex" xmlns:cx7="http://schemas.microsoft.com/office/drawing/2016/5/13/chartex" xmlns:cx8="http://schemas.microsoft.com/office/drawing/2016/5/14/chartex" xmlns:mc="http://schemas.openxmlformats.org/markup-compatibility/2006" xmlns:aink="http://schemas.microsoft.com/office/drawing/2016/ink" xmlns:am3d="http://schemas.microsoft.com/office/drawing/2017/model3d" xmlns:o="urn:schemas-microsoft-com:office:office" xmlns:r="http://schemas.openxmlformats.org/officeDocument/2006/relationships" xmlns:m="http://schemas.openxmlformats.org/officeDocument/2006/math" xmlns:v="urn:schemas-microsoft-com:vml" xmlns:wp14="http://schemas.microsoft.com/office/word/2010/wordprocessingDrawing" xmlns:wp="http://schemas.openxmlformats.org/drawingml/2006/wordprocessingDrawing" xmlns:w10="urn:schemas-microsoft-com:office:word" xmlns:w="http://schemas.openxmlformats.org/wordprocessingml/2006/main" xmlns:w14="http://schemas.microsoft.com/office/word/2010/wordml" xmlns:w15="http://schemas.microsoft.com/office/word/2012/wordml" xmlns:w16cex="http://schemas.microsoft.com/office/word/2018/wordml/cex" xmlns:w16cid="http://schemas.microsoft.com/office/word/2016/wordml/cid" xmlns:w16="http://schemas.microsoft.com/office/word/2018/wordml" xmlns:w16sdtdh="http://schemas.microsoft.com/office/word/2020/wordml/sdtdatahash" xmlns:w16se="http://schemas.microsoft.com/office/word/2015/wordml/symex" xmlns:wpg="http://schemas.microsoft.com/office/word/2010/wordprocessingGroup" xmlns:wpi="http://schemas.microsoft.com/office/word/2010/wordprocessingInk" xmlns:wne="http://schemas.microsoft.com/office/word/2006/wordml" xmlns:wps="http://schemas.microsoft.com/office/word/2010/wordprocessingShape" mc:Ignorable="w14 w15 w16se w16cid w16 w16cex w16sdtdh wp14">
+<w:endnotes xmlns:wpc="http://schemas.microsoft.com/office/word/2010/wordprocessingCanvas" xmlns:cx="http://schemas.microsoft.com/office/drawing/2014/chartex" xmlns:cx1="http://schemas.microsoft.com/office/drawing/2015/9/8/chartex" xmlns:cx2="http://schemas.microsoft.com/office/drawing/2015/10/21/chartex" xmlns:cx3="http://schemas.microsoft.com/office/drawing/2016/5/9/chartex" xmlns:cx4="http://schemas.microsoft.com/office/drawing/2016/5/10/chartex" xmlns:cx5="http://schemas.microsoft.com/office/drawing/2016/5/11/chartex" xmlns:cx6="http://schemas.microsoft.com/office/drawing/2016/5/12/chartex" xmlns:cx7="http://schemas.microsoft.com/office/drawing/2016/5/13/chartex" xmlns:cx8="http://schemas.microsoft.com/office/drawing/2016/5/14/chartex" xmlns:mc="http://schemas.openxmlformats.org/markup-compatibility/2006" xmlns:aink="http://schemas.microsoft.com/office/drawing/2016/ink" xmlns:am3d="http://schemas.microsoft.com/office/drawing/2017/model3d" xmlns:o="urn:schemas-microsoft-com:office:office" xmlns:r="http://schemas.openxmlformats.org/officeDocument/2006/relationships" xmlns:m="http://schemas.openxmlformats.org/officeDocument/2006/math" xmlns:v="urn:schemas-microsoft-com:vml" xmlns:wp14="http://schemas.microsoft.com/office/word/2010/wordprocessingDrawing" xmlns:wp="http://schemas.openxmlformats.org/drawingml/2006/wordprocessingDrawing" xmlns:w10="urn:schemas-microsoft-com:office:word" xmlns:w="http://schemas.openxmlformats.org/wordprocessingml/2006/main" xmlns:w14="http://schemas.microsoft.com/office/word/2010/wordml" xmlns:w15="http://schemas.microsoft.com/office/word/2012/wordml" xmlns:w16cex="http://schemas.microsoft.com/office/word/2018/wordml/cex" xmlns:w16cid="http://schemas.microsoft.com/office/word/2016/wordml/cid" xmlns:w16="http://schemas.microsoft.com/office/word/2018/wordml" xmlns:w16se="http://schemas.microsoft.com/office/word/2015/wordml/symex" xmlns:wpg="http://schemas.microsoft.com/office/word/2010/wordprocessingGroup" xmlns:wpi="http://schemas.microsoft.com/office/word/2010/wordprocessingInk" xmlns:wne="http://schemas.microsoft.com/office/word/2006/wordml" xmlns:wps="http://schemas.microsoft.com/office/word/2010/wordprocessingShape" mc:Ignorable="w14 w15 w16se w16cid w16 w16cex wp14">
   <w:endnote w:type="separator" w:id="-1">
     <w:p>
       <w:pPr>
@@ -20855,7 +21082,7 @@
 </file>
 
 <file path=word/footer1.xml><?xml version="1.0" encoding="utf-8"?>
-<w:ftr xmlns:wpc="http://schemas.microsoft.com/office/word/2010/wordprocessingCanvas" xmlns:cx="http://schemas.microsoft.com/office/drawing/2014/chartex" xmlns:cx1="http://schemas.microsoft.com/office/drawing/2015/9/8/chartex" xmlns:cx2="http://schemas.microsoft.com/office/drawing/2015/10/21/chartex" xmlns:cx3="http://schemas.microsoft.com/office/drawing/2016/5/9/chartex" xmlns:cx4="http://schemas.microsoft.com/office/drawing/2016/5/10/chartex" xmlns:cx5="http://schemas.microsoft.com/office/drawing/2016/5/11/chartex" xmlns:cx6="http://schemas.microsoft.com/office/drawing/2016/5/12/chartex" xmlns:cx7="http://schemas.microsoft.com/office/drawing/2016/5/13/chartex" xmlns:cx8="http://schemas.microsoft.com/office/drawing/2016/5/14/chartex" xmlns:mc="http://schemas.openxmlformats.org/markup-compatibility/2006" xmlns:aink="http://schemas.microsoft.com/office/drawing/2016/ink" xmlns:am3d="http://schemas.microsoft.com/office/drawing/2017/model3d" xmlns:o="urn:schemas-microsoft-com:office:office" xmlns:r="http://schemas.openxmlformats.org/officeDocument/2006/relationships" xmlns:m="http://schemas.openxmlformats.org/officeDocument/2006/math" xmlns:v="urn:schemas-microsoft-com:vml" xmlns:wp14="http://schemas.microsoft.com/office/word/2010/wordprocessingDrawing" xmlns:wp="http://schemas.openxmlformats.org/drawingml/2006/wordprocessingDrawing" xmlns:w10="urn:schemas-microsoft-com:office:word" xmlns:w="http://schemas.openxmlformats.org/wordprocessingml/2006/main" xmlns:w14="http://schemas.microsoft.com/office/word/2010/wordml" xmlns:w15="http://schemas.microsoft.com/office/word/2012/wordml" xmlns:w16cex="http://schemas.microsoft.com/office/word/2018/wordml/cex" xmlns:w16cid="http://schemas.microsoft.com/office/word/2016/wordml/cid" xmlns:w16="http://schemas.microsoft.com/office/word/2018/wordml" xmlns:w16sdtdh="http://schemas.microsoft.com/office/word/2020/wordml/sdtdatahash" xmlns:w16se="http://schemas.microsoft.com/office/word/2015/wordml/symex" xmlns:wpg="http://schemas.microsoft.com/office/word/2010/wordprocessingGroup" xmlns:wpi="http://schemas.microsoft.com/office/word/2010/wordprocessingInk" xmlns:wne="http://schemas.microsoft.com/office/word/2006/wordml" xmlns:wps="http://schemas.microsoft.com/office/word/2010/wordprocessingShape" mc:Ignorable="w14 w15 w16se w16cid w16 w16cex w16sdtdh wp14">
+<w:ftr xmlns:wpc="http://schemas.microsoft.com/office/word/2010/wordprocessingCanvas" xmlns:cx="http://schemas.microsoft.com/office/drawing/2014/chartex" xmlns:cx1="http://schemas.microsoft.com/office/drawing/2015/9/8/chartex" xmlns:cx2="http://schemas.microsoft.com/office/drawing/2015/10/21/chartex" xmlns:cx3="http://schemas.microsoft.com/office/drawing/2016/5/9/chartex" xmlns:cx4="http://schemas.microsoft.com/office/drawing/2016/5/10/chartex" xmlns:cx5="http://schemas.microsoft.com/office/drawing/2016/5/11/chartex" xmlns:cx6="http://schemas.microsoft.com/office/drawing/2016/5/12/chartex" xmlns:cx7="http://schemas.microsoft.com/office/drawing/2016/5/13/chartex" xmlns:cx8="http://schemas.microsoft.com/office/drawing/2016/5/14/chartex" xmlns:mc="http://schemas.openxmlformats.org/markup-compatibility/2006" xmlns:aink="http://schemas.microsoft.com/office/drawing/2016/ink" xmlns:am3d="http://schemas.microsoft.com/office/drawing/2017/model3d" xmlns:o="urn:schemas-microsoft-com:office:office" xmlns:r="http://schemas.openxmlformats.org/officeDocument/2006/relationships" xmlns:m="http://schemas.openxmlformats.org/officeDocument/2006/math" xmlns:v="urn:schemas-microsoft-com:vml" xmlns:wp14="http://schemas.microsoft.com/office/word/2010/wordprocessingDrawing" xmlns:wp="http://schemas.openxmlformats.org/drawingml/2006/wordprocessingDrawing" xmlns:w10="urn:schemas-microsoft-com:office:word" xmlns:w="http://schemas.openxmlformats.org/wordprocessingml/2006/main" xmlns:w14="http://schemas.microsoft.com/office/word/2010/wordml" xmlns:w15="http://schemas.microsoft.com/office/word/2012/wordml" xmlns:w16cex="http://schemas.microsoft.com/office/word/2018/wordml/cex" xmlns:w16cid="http://schemas.microsoft.com/office/word/2016/wordml/cid" xmlns:w16="http://schemas.microsoft.com/office/word/2018/wordml" xmlns:w16se="http://schemas.microsoft.com/office/word/2015/wordml/symex" xmlns:wpg="http://schemas.microsoft.com/office/word/2010/wordprocessingGroup" xmlns:wpi="http://schemas.microsoft.com/office/word/2010/wordprocessingInk" xmlns:wne="http://schemas.microsoft.com/office/word/2006/wordml" xmlns:wps="http://schemas.microsoft.com/office/word/2010/wordprocessingShape" mc:Ignorable="w14 w15 w16se w16cid w16 w16cex wp14">
   <w:sdt>
     <w:sdtPr>
       <w:id w:val="-1465197936"/>
@@ -20901,7 +21128,7 @@
 </file>
 
 <file path=word/footnotes.xml><?xml version="1.0" encoding="utf-8"?>
-<w:footnotes xmlns:wpc="http://schemas.microsoft.com/office/word/2010/wordprocessingCanvas" xmlns:cx="http://schemas.microsoft.com/office/drawing/2014/chartex" xmlns:cx1="http://schemas.microsoft.com/office/drawing/2015/9/8/chartex" xmlns:cx2="http://schemas.microsoft.com/office/drawing/2015/10/21/chartex" xmlns:cx3="http://schemas.microsoft.com/office/drawing/2016/5/9/chartex" xmlns:cx4="http://schemas.microsoft.com/office/drawing/2016/5/10/chartex" xmlns:cx5="http://schemas.microsoft.com/office/drawing/2016/5/11/chartex" xmlns:cx6="http://schemas.microsoft.com/office/drawing/2016/5/12/chartex" xmlns:cx7="http://schemas.microsoft.com/office/drawing/2016/5/13/chartex" xmlns:cx8="http://schemas.microsoft.com/office/drawing/2016/5/14/chartex" xmlns:mc="http://schemas.openxmlformats.org/markup-compatibility/2006" xmlns:aink="http://schemas.microsoft.com/office/drawing/2016/ink" xmlns:am3d="http://schemas.microsoft.com/office/drawing/2017/model3d" xmlns:o="urn:schemas-microsoft-com:office:office" xmlns:r="http://schemas.openxmlformats.org/officeDocument/2006/relationships" xmlns:m="http://schemas.openxmlformats.org/officeDocument/2006/math" xmlns:v="urn:schemas-microsoft-com:vml" xmlns:wp14="http://schemas.microsoft.com/office/word/2010/wordprocessingDrawing" xmlns:wp="http://schemas.openxmlformats.org/drawingml/2006/wordprocessingDrawing" xmlns:w10="urn:schemas-microsoft-com:office:word" xmlns:w="http://schemas.openxmlformats.org/wordprocessingml/2006/main" xmlns:w14="http://schemas.microsoft.com/office/word/2010/wordml" xmlns:w15="http://schemas.microsoft.com/office/word/2012/wordml" xmlns:w16cex="http://schemas.microsoft.com/office/word/2018/wordml/cex" xmlns:w16cid="http://schemas.microsoft.com/office/word/2016/wordml/cid" xmlns:w16="http://schemas.microsoft.com/office/word/2018/wordml" xmlns:w16sdtdh="http://schemas.microsoft.com/office/word/2020/wordml/sdtdatahash" xmlns:w16se="http://schemas.microsoft.com/office/word/2015/wordml/symex" xmlns:wpg="http://schemas.microsoft.com/office/word/2010/wordprocessingGroup" xmlns:wpi="http://schemas.microsoft.com/office/word/2010/wordprocessingInk" xmlns:wne="http://schemas.microsoft.com/office/word/2006/wordml" xmlns:wps="http://schemas.microsoft.com/office/word/2010/wordprocessingShape" mc:Ignorable="w14 w15 w16se w16cid w16 w16cex w16sdtdh wp14">
+<w:footnotes xmlns:wpc="http://schemas.microsoft.com/office/word/2010/wordprocessingCanvas" xmlns:cx="http://schemas.microsoft.com/office/drawing/2014/chartex" xmlns:cx1="http://schemas.microsoft.com/office/drawing/2015/9/8/chartex" xmlns:cx2="http://schemas.microsoft.com/office/drawing/2015/10/21/chartex" xmlns:cx3="http://schemas.microsoft.com/office/drawing/2016/5/9/chartex" xmlns:cx4="http://schemas.microsoft.com/office/drawing/2016/5/10/chartex" xmlns:cx5="http://schemas.microsoft.com/office/drawing/2016/5/11/chartex" xmlns:cx6="http://schemas.microsoft.com/office/drawing/2016/5/12/chartex" xmlns:cx7="http://schemas.microsoft.com/office/drawing/2016/5/13/chartex" xmlns:cx8="http://schemas.microsoft.com/office/drawing/2016/5/14/chartex" xmlns:mc="http://schemas.openxmlformats.org/markup-compatibility/2006" xmlns:aink="http://schemas.microsoft.com/office/drawing/2016/ink" xmlns:am3d="http://schemas.microsoft.com/office/drawing/2017/model3d" xmlns:o="urn:schemas-microsoft-com:office:office" xmlns:r="http://schemas.openxmlformats.org/officeDocument/2006/relationships" xmlns:m="http://schemas.openxmlformats.org/officeDocument/2006/math" xmlns:v="urn:schemas-microsoft-com:vml" xmlns:wp14="http://schemas.microsoft.com/office/word/2010/wordprocessingDrawing" xmlns:wp="http://schemas.openxmlformats.org/drawingml/2006/wordprocessingDrawing" xmlns:w10="urn:schemas-microsoft-com:office:word" xmlns:w="http://schemas.openxmlformats.org/wordprocessingml/2006/main" xmlns:w14="http://schemas.microsoft.com/office/word/2010/wordml" xmlns:w15="http://schemas.microsoft.com/office/word/2012/wordml" xmlns:w16cex="http://schemas.microsoft.com/office/word/2018/wordml/cex" xmlns:w16cid="http://schemas.microsoft.com/office/word/2016/wordml/cid" xmlns:w16="http://schemas.microsoft.com/office/word/2018/wordml" xmlns:w16se="http://schemas.microsoft.com/office/word/2015/wordml/symex" xmlns:wpg="http://schemas.microsoft.com/office/word/2010/wordprocessingGroup" xmlns:wpi="http://schemas.microsoft.com/office/word/2010/wordprocessingInk" xmlns:wne="http://schemas.microsoft.com/office/word/2006/wordml" xmlns:wps="http://schemas.microsoft.com/office/word/2010/wordprocessingShape" mc:Ignorable="w14 w15 w16se w16cid w16 w16cex wp14">
   <w:footnote w:type="separator" w:id="-1">
     <w:p>
       <w:pPr>
@@ -20926,7 +21153,7 @@
 </file>
 
 <file path=word/header1.xml><?xml version="1.0" encoding="utf-8"?>
-<w:hdr xmlns:wpc="http://schemas.microsoft.com/office/word/2010/wordprocessingCanvas" xmlns:cx="http://schemas.microsoft.com/office/drawing/2014/chartex" xmlns:cx1="http://schemas.microsoft.com/office/drawing/2015/9/8/chartex" xmlns:cx2="http://schemas.microsoft.com/office/drawing/2015/10/21/chartex" xmlns:cx3="http://schemas.microsoft.com/office/drawing/2016/5/9/chartex" xmlns:cx4="http://schemas.microsoft.com/office/drawing/2016/5/10/chartex" xmlns:cx5="http://schemas.microsoft.com/office/drawing/2016/5/11/chartex" xmlns:cx6="http://schemas.microsoft.com/office/drawing/2016/5/12/chartex" xmlns:cx7="http://schemas.microsoft.com/office/drawing/2016/5/13/chartex" xmlns:cx8="http://schemas.microsoft.com/office/drawing/2016/5/14/chartex" xmlns:mc="http://schemas.openxmlformats.org/markup-compatibility/2006" xmlns:aink="http://schemas.microsoft.com/office/drawing/2016/ink" xmlns:am3d="http://schemas.microsoft.com/office/drawing/2017/model3d" xmlns:o="urn:schemas-microsoft-com:office:office" xmlns:r="http://schemas.openxmlformats.org/officeDocument/2006/relationships" xmlns:m="http://schemas.openxmlformats.org/officeDocument/2006/math" xmlns:v="urn:schemas-microsoft-com:vml" xmlns:wp14="http://schemas.microsoft.com/office/word/2010/wordprocessingDrawing" xmlns:wp="http://schemas.openxmlformats.org/drawingml/2006/wordprocessingDrawing" xmlns:w10="urn:schemas-microsoft-com:office:word" xmlns:w="http://schemas.openxmlformats.org/wordprocessingml/2006/main" xmlns:w14="http://schemas.microsoft.com/office/word/2010/wordml" xmlns:w15="http://schemas.microsoft.com/office/word/2012/wordml" xmlns:w16cex="http://schemas.microsoft.com/office/word/2018/wordml/cex" xmlns:w16cid="http://schemas.microsoft.com/office/word/2016/wordml/cid" xmlns:w16="http://schemas.microsoft.com/office/word/2018/wordml" xmlns:w16sdtdh="http://schemas.microsoft.com/office/word/2020/wordml/sdtdatahash" xmlns:w16se="http://schemas.microsoft.com/office/word/2015/wordml/symex" xmlns:wpg="http://schemas.microsoft.com/office/word/2010/wordprocessingGroup" xmlns:wpi="http://schemas.microsoft.com/office/word/2010/wordprocessingInk" xmlns:wne="http://schemas.microsoft.com/office/word/2006/wordml" xmlns:wps="http://schemas.microsoft.com/office/word/2010/wordprocessingShape" mc:Ignorable="w14 w15 w16se w16cid w16 w16cex w16sdtdh wp14">
+<w:hdr xmlns:wpc="http://schemas.microsoft.com/office/word/2010/wordprocessingCanvas" xmlns:cx="http://schemas.microsoft.com/office/drawing/2014/chartex" xmlns:cx1="http://schemas.microsoft.com/office/drawing/2015/9/8/chartex" xmlns:cx2="http://schemas.microsoft.com/office/drawing/2015/10/21/chartex" xmlns:cx3="http://schemas.microsoft.com/office/drawing/2016/5/9/chartex" xmlns:cx4="http://schemas.microsoft.com/office/drawing/2016/5/10/chartex" xmlns:cx5="http://schemas.microsoft.com/office/drawing/2016/5/11/chartex" xmlns:cx6="http://schemas.microsoft.com/office/drawing/2016/5/12/chartex" xmlns:cx7="http://schemas.microsoft.com/office/drawing/2016/5/13/chartex" xmlns:cx8="http://schemas.microsoft.com/office/drawing/2016/5/14/chartex" xmlns:mc="http://schemas.openxmlformats.org/markup-compatibility/2006" xmlns:aink="http://schemas.microsoft.com/office/drawing/2016/ink" xmlns:am3d="http://schemas.microsoft.com/office/drawing/2017/model3d" xmlns:o="urn:schemas-microsoft-com:office:office" xmlns:r="http://schemas.openxmlformats.org/officeDocument/2006/relationships" xmlns:m="http://schemas.openxmlformats.org/officeDocument/2006/math" xmlns:v="urn:schemas-microsoft-com:vml" xmlns:wp14="http://schemas.microsoft.com/office/word/2010/wordprocessingDrawing" xmlns:wp="http://schemas.openxmlformats.org/drawingml/2006/wordprocessingDrawing" xmlns:w10="urn:schemas-microsoft-com:office:word" xmlns:w="http://schemas.openxmlformats.org/wordprocessingml/2006/main" xmlns:w14="http://schemas.microsoft.com/office/word/2010/wordml" xmlns:w15="http://schemas.microsoft.com/office/word/2012/wordml" xmlns:w16cex="http://schemas.microsoft.com/office/word/2018/wordml/cex" xmlns:w16cid="http://schemas.microsoft.com/office/word/2016/wordml/cid" xmlns:w16="http://schemas.microsoft.com/office/word/2018/wordml" xmlns:w16se="http://schemas.microsoft.com/office/word/2015/wordml/symex" xmlns:wpg="http://schemas.microsoft.com/office/word/2010/wordprocessingGroup" xmlns:wpi="http://schemas.microsoft.com/office/word/2010/wordprocessingInk" xmlns:wne="http://schemas.microsoft.com/office/word/2006/wordml" xmlns:wps="http://schemas.microsoft.com/office/word/2010/wordprocessingShape" mc:Ignorable="w14 w15 w16se w16cid w16 w16cex wp14">
   <w:p>
     <w:pPr>
       <w:pStyle w:val="Encabezado"/>
@@ -21012,7 +21239,7 @@
 </file>
 
 <file path=word/numbering.xml><?xml version="1.0" encoding="utf-8"?>
-<w:numbering xmlns:wpc="http://schemas.microsoft.com/office/word/2010/wordprocessingCanvas" xmlns:cx="http://schemas.microsoft.com/office/drawing/2014/chartex" xmlns:cx1="http://schemas.microsoft.com/office/drawing/2015/9/8/chartex" xmlns:cx2="http://schemas.microsoft.com/office/drawing/2015/10/21/chartex" xmlns:cx3="http://schemas.microsoft.com/office/drawing/2016/5/9/chartex" xmlns:cx4="http://schemas.microsoft.com/office/drawing/2016/5/10/chartex" xmlns:cx5="http://schemas.microsoft.com/office/drawing/2016/5/11/chartex" xmlns:cx6="http://schemas.microsoft.com/office/drawing/2016/5/12/chartex" xmlns:cx7="http://schemas.microsoft.com/office/drawing/2016/5/13/chartex" xmlns:cx8="http://schemas.microsoft.com/office/drawing/2016/5/14/chartex" xmlns:mc="http://schemas.openxmlformats.org/markup-compatibility/2006" xmlns:aink="http://schemas.microsoft.com/office/drawing/2016/ink" xmlns:am3d="http://schemas.microsoft.com/office/drawing/2017/model3d" xmlns:o="urn:schemas-microsoft-com:office:office" xmlns:r="http://schemas.openxmlformats.org/officeDocument/2006/relationships" xmlns:m="http://schemas.openxmlformats.org/officeDocument/2006/math" xmlns:v="urn:schemas-microsoft-com:vml" xmlns:wp14="http://schemas.microsoft.com/office/word/2010/wordprocessingDrawing" xmlns:wp="http://schemas.openxmlformats.org/drawingml/2006/wordprocessingDrawing" xmlns:w10="urn:schemas-microsoft-com:office:word" xmlns:w="http://schemas.openxmlformats.org/wordprocessingml/2006/main" xmlns:w14="http://schemas.microsoft.com/office/word/2010/wordml" xmlns:w15="http://schemas.microsoft.com/office/word/2012/wordml" xmlns:w16cex="http://schemas.microsoft.com/office/word/2018/wordml/cex" xmlns:w16cid="http://schemas.microsoft.com/office/word/2016/wordml/cid" xmlns:w16="http://schemas.microsoft.com/office/word/2018/wordml" xmlns:w16sdtdh="http://schemas.microsoft.com/office/word/2020/wordml/sdtdatahash" xmlns:w16se="http://schemas.microsoft.com/office/word/2015/wordml/symex" xmlns:wpg="http://schemas.microsoft.com/office/word/2010/wordprocessingGroup" xmlns:wpi="http://schemas.microsoft.com/office/word/2010/wordprocessingInk" xmlns:wne="http://schemas.microsoft.com/office/word/2006/wordml" xmlns:wps="http://schemas.microsoft.com/office/word/2010/wordprocessingShape" mc:Ignorable="w14 w15 w16se w16cid w16 w16cex w16sdtdh wp14">
+<w:numbering xmlns:wpc="http://schemas.microsoft.com/office/word/2010/wordprocessingCanvas" xmlns:cx="http://schemas.microsoft.com/office/drawing/2014/chartex" xmlns:cx1="http://schemas.microsoft.com/office/drawing/2015/9/8/chartex" xmlns:cx2="http://schemas.microsoft.com/office/drawing/2015/10/21/chartex" xmlns:cx3="http://schemas.microsoft.com/office/drawing/2016/5/9/chartex" xmlns:cx4="http://schemas.microsoft.com/office/drawing/2016/5/10/chartex" xmlns:cx5="http://schemas.microsoft.com/office/drawing/2016/5/11/chartex" xmlns:cx6="http://schemas.microsoft.com/office/drawing/2016/5/12/chartex" xmlns:cx7="http://schemas.microsoft.com/office/drawing/2016/5/13/chartex" xmlns:cx8="http://schemas.microsoft.com/office/drawing/2016/5/14/chartex" xmlns:mc="http://schemas.openxmlformats.org/markup-compatibility/2006" xmlns:aink="http://schemas.microsoft.com/office/drawing/2016/ink" xmlns:am3d="http://schemas.microsoft.com/office/drawing/2017/model3d" xmlns:o="urn:schemas-microsoft-com:office:office" xmlns:r="http://schemas.openxmlformats.org/officeDocument/2006/relationships" xmlns:m="http://schemas.openxmlformats.org/officeDocument/2006/math" xmlns:v="urn:schemas-microsoft-com:vml" xmlns:wp14="http://schemas.microsoft.com/office/word/2010/wordprocessingDrawing" xmlns:wp="http://schemas.openxmlformats.org/drawingml/2006/wordprocessingDrawing" xmlns:w10="urn:schemas-microsoft-com:office:word" xmlns:w="http://schemas.openxmlformats.org/wordprocessingml/2006/main" xmlns:w14="http://schemas.microsoft.com/office/word/2010/wordml" xmlns:w15="http://schemas.microsoft.com/office/word/2012/wordml" xmlns:w16cex="http://schemas.microsoft.com/office/word/2018/wordml/cex" xmlns:w16cid="http://schemas.microsoft.com/office/word/2016/wordml/cid" xmlns:w16="http://schemas.microsoft.com/office/word/2018/wordml" xmlns:w16se="http://schemas.microsoft.com/office/word/2015/wordml/symex" xmlns:wpg="http://schemas.microsoft.com/office/word/2010/wordprocessingGroup" xmlns:wpi="http://schemas.microsoft.com/office/word/2010/wordprocessingInk" xmlns:wne="http://schemas.microsoft.com/office/word/2006/wordml" xmlns:wps="http://schemas.microsoft.com/office/word/2010/wordprocessingShape" mc:Ignorable="w14 w15 w16se w16cid w16 w16cex wp14">
   <w:abstractNum w:abstractNumId="0" w15:restartNumberingAfterBreak="0">
     <w:nsid w:val="FFFFFF89"/>
     <w:multiLevelType w:val="singleLevel"/>
@@ -26505,7 +26732,7 @@
 </file>
 
 <file path=word/styles.xml><?xml version="1.0" encoding="utf-8"?>
-<w:styles xmlns:mc="http://schemas.openxmlformats.org/markup-compatibility/2006" xmlns:r="http://schemas.openxmlformats.org/officeDocument/2006/relationships" xmlns:w="http://schemas.openxmlformats.org/wordprocessingml/2006/main" xmlns:w14="http://schemas.microsoft.com/office/word/2010/wordml" xmlns:w15="http://schemas.microsoft.com/office/word/2012/wordml" xmlns:w16cex="http://schemas.microsoft.com/office/word/2018/wordml/cex" xmlns:w16cid="http://schemas.microsoft.com/office/word/2016/wordml/cid" xmlns:w16="http://schemas.microsoft.com/office/word/2018/wordml" xmlns:w16sdtdh="http://schemas.microsoft.com/office/word/2020/wordml/sdtdatahash" xmlns:w16se="http://schemas.microsoft.com/office/word/2015/wordml/symex" mc:Ignorable="w14 w15 w16se w16cid w16 w16cex w16sdtdh">
+<w:styles xmlns:mc="http://schemas.openxmlformats.org/markup-compatibility/2006" xmlns:r="http://schemas.openxmlformats.org/officeDocument/2006/relationships" xmlns:w="http://schemas.openxmlformats.org/wordprocessingml/2006/main" xmlns:w14="http://schemas.microsoft.com/office/word/2010/wordml" xmlns:w15="http://schemas.microsoft.com/office/word/2012/wordml" xmlns:w16cex="http://schemas.microsoft.com/office/word/2018/wordml/cex" xmlns:w16cid="http://schemas.microsoft.com/office/word/2016/wordml/cid" xmlns:w16="http://schemas.microsoft.com/office/word/2018/wordml" xmlns:w16se="http://schemas.microsoft.com/office/word/2015/wordml/symex" mc:Ignorable="w14 w15 w16se w16cid w16 w16cex">
   <w:docDefaults>
     <w:rPrDefault>
       <w:rPr>
@@ -28246,10 +28473,6 @@
 </file>
 
 <file path=customXml/item1.xml><?xml version="1.0" encoding="utf-8"?>
-<b:Sources xmlns:b="http://schemas.openxmlformats.org/officeDocument/2006/bibliography" xmlns="http://schemas.openxmlformats.org/officeDocument/2006/bibliography" SelectedStyle="\APASixthEditionOfficeOnline.xsl" StyleName="APA" Version="6"/>
-</file>
-
-<file path=customXml/item2.xml><?xml version="1.0" encoding="utf-8"?>
 <?mso-contentType ?>
 <FormTemplates xmlns="http://schemas.microsoft.com/sharepoint/v3/contenttype/forms">
   <Display>DocumentLibraryForm</Display>
@@ -28258,18 +28481,11 @@
 </FormTemplates>
 </file>
 
-<file path=customXml/item3.xml><?xml version="1.0" encoding="utf-8"?>
-<p:properties xmlns:p="http://schemas.microsoft.com/office/2006/metadata/properties" xmlns:xsi="http://www.w3.org/2001/XMLSchema-instance" xmlns:pc="http://schemas.microsoft.com/office/infopath/2007/PartnerControls">
-  <documentManagement>
-    <TaxCatchAll xmlns="13c90a0b-73bc-4dc0-be5f-28d77b615beb" xsi:nil="true"/>
-    <lcf76f155ced4ddcb4097134ff3c332f xmlns="13c93bba-48ce-428c-bfe5-88b42c19b028">
-      <Terms xmlns="http://schemas.microsoft.com/office/infopath/2007/PartnerControls"/>
-    </lcf76f155ced4ddcb4097134ff3c332f>
-  </documentManagement>
-</p:properties>
+<file path=customXml/item2.xml><?xml version="1.0" encoding="utf-8"?>
+<b:Sources xmlns:b="http://schemas.openxmlformats.org/officeDocument/2006/bibliography" xmlns="http://schemas.openxmlformats.org/officeDocument/2006/bibliography" SelectedStyle="\APASixthEditionOfficeOnline.xsl" StyleName="APA" Version="6"/>
 </file>
 
-<file path=customXml/item4.xml><?xml version="1.0" encoding="utf-8"?>
+<file path=customXml/item3.xml><?xml version="1.0" encoding="utf-8"?>
 <ct:contentTypeSchema xmlns:ct="http://schemas.microsoft.com/office/2006/metadata/contentType" xmlns:ma="http://schemas.microsoft.com/office/2006/metadata/properties/metaAttributes" ct:_="" ma:_="" ma:contentTypeName="Documento" ma:contentTypeID="0x0101006A81D6BD42E8DF4C91013959704817E1" ma:contentTypeVersion="15" ma:contentTypeDescription="Crear nuevo documento." ma:contentTypeScope="" ma:versionID="bf4f72ffd194f0963ff564daca6869f7">
   <xsd:schema xmlns:xsd="http://www.w3.org/2001/XMLSchema" xmlns:xs="http://www.w3.org/2001/XMLSchema" xmlns:p="http://schemas.microsoft.com/office/2006/metadata/properties" xmlns:ns2="13c90a0b-73bc-4dc0-be5f-28d77b615beb" xmlns:ns3="13c93bba-48ce-428c-bfe5-88b42c19b028" targetNamespace="http://schemas.microsoft.com/office/2006/metadata/properties" ma:root="true" ma:fieldsID="8718d6f4873a5b1392a45044efa78385" ns2:_="" ns3:_="">
     <xsd:import namespace="13c90a0b-73bc-4dc0-be5f-28d77b615beb"/>
@@ -28504,7 +28720,26 @@
 </ct:contentTypeSchema>
 </file>
 
+<file path=customXml/item4.xml><?xml version="1.0" encoding="utf-8"?>
+<p:properties xmlns:p="http://schemas.microsoft.com/office/2006/metadata/properties" xmlns:xsi="http://www.w3.org/2001/XMLSchema-instance" xmlns:pc="http://schemas.microsoft.com/office/infopath/2007/PartnerControls">
+  <documentManagement>
+    <TaxCatchAll xmlns="13c90a0b-73bc-4dc0-be5f-28d77b615beb" xsi:nil="true"/>
+    <lcf76f155ced4ddcb4097134ff3c332f xmlns="13c93bba-48ce-428c-bfe5-88b42c19b028">
+      <Terms xmlns="http://schemas.microsoft.com/office/infopath/2007/PartnerControls"/>
+    </lcf76f155ced4ddcb4097134ff3c332f>
+  </documentManagement>
+</p:properties>
+</file>
+
 <file path=customXml/itemProps1.xml><?xml version="1.0" encoding="utf-8"?>
+<ds:datastoreItem xmlns:ds="http://schemas.openxmlformats.org/officeDocument/2006/customXml" ds:itemID="{10663269-2064-4804-8290-36D4A57F5557}">
+  <ds:schemaRefs>
+    <ds:schemaRef ds:uri="http://schemas.microsoft.com/sharepoint/v3/contenttype/forms"/>
+  </ds:schemaRefs>
+</ds:datastoreItem>
+</file>
+
+<file path=customXml/itemProps2.xml><?xml version="1.0" encoding="utf-8"?>
 <ds:datastoreItem xmlns:ds="http://schemas.openxmlformats.org/officeDocument/2006/customXml" ds:itemID="{EAE431FD-7059-4C09-804B-C9D69EB7B213}">
   <ds:schemaRefs>
     <ds:schemaRef ds:uri="http://schemas.openxmlformats.org/officeDocument/2006/bibliography"/>
@@ -28512,26 +28747,7 @@
 </ds:datastoreItem>
 </file>
 
-<file path=customXml/itemProps2.xml><?xml version="1.0" encoding="utf-8"?>
-<ds:datastoreItem xmlns:ds="http://schemas.openxmlformats.org/officeDocument/2006/customXml" ds:itemID="{10663269-2064-4804-8290-36D4A57F5557}">
-  <ds:schemaRefs>
-    <ds:schemaRef ds:uri="http://schemas.microsoft.com/sharepoint/v3/contenttype/forms"/>
-  </ds:schemaRefs>
-</ds:datastoreItem>
-</file>
-
 <file path=customXml/itemProps3.xml><?xml version="1.0" encoding="utf-8"?>
-<ds:datastoreItem xmlns:ds="http://schemas.openxmlformats.org/officeDocument/2006/customXml" ds:itemID="{1279454D-02BE-4A9C-A117-DCD1573E2608}">
-  <ds:schemaRefs>
-    <ds:schemaRef ds:uri="http://schemas.microsoft.com/office/2006/metadata/properties"/>
-    <ds:schemaRef ds:uri="http://schemas.microsoft.com/office/infopath/2007/PartnerControls"/>
-    <ds:schemaRef ds:uri="13c90a0b-73bc-4dc0-be5f-28d77b615beb"/>
-    <ds:schemaRef ds:uri="13c93bba-48ce-428c-bfe5-88b42c19b028"/>
-  </ds:schemaRefs>
-</ds:datastoreItem>
-</file>
-
-<file path=customXml/itemProps4.xml><?xml version="1.0" encoding="utf-8"?>
 <ds:datastoreItem xmlns:ds="http://schemas.openxmlformats.org/officeDocument/2006/customXml" ds:itemID="{59065960-E0CA-4804-83B5-320CBCDCC160}">
   <ds:schemaRefs>
     <ds:schemaRef ds:uri="http://schemas.microsoft.com/office/2006/metadata/contentType"/>
@@ -28548,4 +28764,15 @@
     <ds:schemaRef ds:uri="http://schemas.microsoft.com/internal/obd"/>
   </ds:schemaRefs>
 </ds:datastoreItem>
+</file>
+
+<file path=customXml/itemProps4.xml><?xml version="1.0" encoding="utf-8"?>
+<ds:datastoreItem xmlns:ds="http://schemas.openxmlformats.org/officeDocument/2006/customXml" ds:itemID="{1279454D-02BE-4A9C-A117-DCD1573E2608}">
+  <ds:schemaRefs>
+    <ds:schemaRef ds:uri="http://schemas.microsoft.com/office/2006/metadata/properties"/>
+    <ds:schemaRef ds:uri="http://schemas.microsoft.com/office/infopath/2007/PartnerControls"/>
+    <ds:schemaRef ds:uri="13c90a0b-73bc-4dc0-be5f-28d77b615beb"/>
+    <ds:schemaRef ds:uri="13c93bba-48ce-428c-bfe5-88b42c19b028"/>
+  </ds:schemaRefs>
+</ds:datastoreItem>
 </file>
--- a/fuentes/228126_CF07_CFA.docx
+++ b/fuentes/228126_CF07_CFA.docx
@@ -205,7 +205,7 @@
               </wp:anchor>
             </w:drawing>
           </mc:Choice>
-          <mc:Fallback xmlns:w16sdtdh="http://schemas.microsoft.com/office/word/2020/wordml/sdtdatahash" xmlns:oel="http://schemas.microsoft.com/office/2019/extlst">
+          <mc:Fallback xmlns:oel="http://schemas.microsoft.com/office/2019/extlst" xmlns:w16sdtdh="http://schemas.microsoft.com/office/word/2020/wordml/sdtdatahash">
             <w:pict>
               <v:rect w14:anchorId="4C256C62" id="Rectángulo 3" o:spid="_x0000_s1026" alt="&quot;&quot;" style="position:absolute;margin-left:-55.95pt;margin-top:26.4pt;width:613.85pt;height:164.25pt;z-index:-251655168;visibility:visible;mso-wrap-style:square;mso-height-percent:0;mso-wrap-distance-left:9pt;mso-wrap-distance-top:0;mso-wrap-distance-right:9pt;mso-wrap-distance-bottom:0;mso-position-horizontal:absolute;mso-position-horizontal-relative:text;mso-position-vertical:absolute;mso-position-vertical-relative:text;mso-height-percent:0;mso-height-relative:margin;v-text-anchor:middle" o:gfxdata="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" fillcolor="#00314d" stroked="f" strokeweight="1pt"/>
             </w:pict>
@@ -4325,13 +4325,13 @@
         <w:rPr>
           <w:lang w:val="es-419" w:eastAsia="es-CO"/>
         </w:rPr>
-        <w:t>Aunque ambos conceptos mantienen una relación directa, presentan diferencias en cuanto a su propósito, existencia y comportamiento durante la ejecución de una aplicación. La siguiente tabla resume las principales características que permiten distinguir una clase de un objeto.</w:t>
-      </w:r>
-      <w:r>
-        <w:rPr>
-          <w:lang w:val="es-419" w:eastAsia="es-CO"/>
-        </w:rPr>
-        <w:t xml:space="preserve"> </w:t>
+        <w:t>Aunque ambos conceptos mantienen una relación directa, presentan diferencias en cuanto a su propósito, existencia y comportamiento durante la ejecución de una aplicación. La siguiente tabla resume las principales características que permiten distinguir una clase de un objeto</w:t>
+      </w:r>
+      <w:r>
+        <w:rPr>
+          <w:lang w:val="es-419" w:eastAsia="es-CO"/>
+        </w:rPr>
+        <w:t>:</w:t>
       </w:r>
     </w:p>
     <w:p>
@@ -14419,7 +14419,13 @@
         <w:rPr>
           <w:lang w:val="es-419" w:eastAsia="es-CO"/>
         </w:rPr>
-        <w:t>La siguiente tabla presenta las principales características de la sobrecarga de métodos.</w:t>
+        <w:t>La siguiente tabla presenta las principales características de la sobrecarga de métodos</w:t>
+      </w:r>
+      <w:r>
+        <w:rPr>
+          <w:lang w:val="es-419" w:eastAsia="es-CO"/>
+        </w:rPr>
+        <w:t>:</w:t>
       </w:r>
     </w:p>
     <w:p>
@@ -16571,6 +16577,13 @@
           <w:lang w:val="es-419" w:eastAsia="es-CO"/>
         </w:rPr>
       </w:pPr>
+    </w:p>
+    <w:p>
+      <w:pPr>
+        <w:rPr>
+          <w:lang w:val="es-419" w:eastAsia="es-CO"/>
+        </w:rPr>
+      </w:pPr>
       <w:proofErr w:type="spellStart"/>
       <w:r>
         <w:rPr>
@@ -16760,6 +16773,7 @@
         <w:rPr>
           <w:lang w:val="es-419" w:eastAsia="es-CO"/>
         </w:rPr>
+        <w:lastRenderedPageBreak/>
         <w:t xml:space="preserve">    </w:t>
       </w:r>
       <w:proofErr w:type="spellStart"/>
@@ -16823,7 +16837,6 @@
         <w:rPr>
           <w:lang w:val="es-419" w:eastAsia="es-CO"/>
         </w:rPr>
-        <w:lastRenderedPageBreak/>
         <w:t xml:space="preserve">        </w:t>
       </w:r>
       <w:proofErr w:type="spellStart"/>
@@ -17360,6 +17373,7 @@
         <w:rPr>
           <w:lang w:val="es-419" w:eastAsia="es-CO"/>
         </w:rPr>
+        <w:lastRenderedPageBreak/>
         <w:t xml:space="preserve">    }</w:t>
       </w:r>
     </w:p>
@@ -17373,7 +17387,6 @@
         <w:rPr>
           <w:lang w:val="es-419" w:eastAsia="es-CO"/>
         </w:rPr>
-        <w:lastRenderedPageBreak/>
         <w:t>}</w:t>
       </w:r>
     </w:p>
@@ -28473,6 +28486,10 @@
 </file>
 
 <file path=customXml/item1.xml><?xml version="1.0" encoding="utf-8"?>
+<b:Sources xmlns:b="http://schemas.openxmlformats.org/officeDocument/2006/bibliography" xmlns="http://schemas.openxmlformats.org/officeDocument/2006/bibliography" SelectedStyle="\APASixthEditionOfficeOnline.xsl" StyleName="APA" Version="6"/>
+</file>
+
+<file path=customXml/item2.xml><?xml version="1.0" encoding="utf-8"?>
 <?mso-contentType ?>
 <FormTemplates xmlns="http://schemas.microsoft.com/sharepoint/v3/contenttype/forms">
   <Display>DocumentLibraryForm</Display>
@@ -28481,11 +28498,18 @@
 </FormTemplates>
 </file>
 
-<file path=customXml/item2.xml><?xml version="1.0" encoding="utf-8"?>
-<b:Sources xmlns:b="http://schemas.openxmlformats.org/officeDocument/2006/bibliography" xmlns="http://schemas.openxmlformats.org/officeDocument/2006/bibliography" SelectedStyle="\APASixthEditionOfficeOnline.xsl" StyleName="APA" Version="6"/>
+<file path=customXml/item3.xml><?xml version="1.0" encoding="utf-8"?>
+<p:properties xmlns:p="http://schemas.microsoft.com/office/2006/metadata/properties" xmlns:xsi="http://www.w3.org/2001/XMLSchema-instance" xmlns:pc="http://schemas.microsoft.com/office/infopath/2007/PartnerControls">
+  <documentManagement>
+    <TaxCatchAll xmlns="13c90a0b-73bc-4dc0-be5f-28d77b615beb" xsi:nil="true"/>
+    <lcf76f155ced4ddcb4097134ff3c332f xmlns="13c93bba-48ce-428c-bfe5-88b42c19b028">
+      <Terms xmlns="http://schemas.microsoft.com/office/infopath/2007/PartnerControls"/>
+    </lcf76f155ced4ddcb4097134ff3c332f>
+  </documentManagement>
+</p:properties>
 </file>
 
-<file path=customXml/item3.xml><?xml version="1.0" encoding="utf-8"?>
+<file path=customXml/item4.xml><?xml version="1.0" encoding="utf-8"?>
 <ct:contentTypeSchema xmlns:ct="http://schemas.microsoft.com/office/2006/metadata/contentType" xmlns:ma="http://schemas.microsoft.com/office/2006/metadata/properties/metaAttributes" ct:_="" ma:_="" ma:contentTypeName="Documento" ma:contentTypeID="0x0101006A81D6BD42E8DF4C91013959704817E1" ma:contentTypeVersion="15" ma:contentTypeDescription="Crear nuevo documento." ma:contentTypeScope="" ma:versionID="bf4f72ffd194f0963ff564daca6869f7">
   <xsd:schema xmlns:xsd="http://www.w3.org/2001/XMLSchema" xmlns:xs="http://www.w3.org/2001/XMLSchema" xmlns:p="http://schemas.microsoft.com/office/2006/metadata/properties" xmlns:ns2="13c90a0b-73bc-4dc0-be5f-28d77b615beb" xmlns:ns3="13c93bba-48ce-428c-bfe5-88b42c19b028" targetNamespace="http://schemas.microsoft.com/office/2006/metadata/properties" ma:root="true" ma:fieldsID="8718d6f4873a5b1392a45044efa78385" ns2:_="" ns3:_="">
     <xsd:import namespace="13c90a0b-73bc-4dc0-be5f-28d77b615beb"/>
@@ -28720,18 +28744,15 @@
 </ct:contentTypeSchema>
 </file>
 
-<file path=customXml/item4.xml><?xml version="1.0" encoding="utf-8"?>
-<p:properties xmlns:p="http://schemas.microsoft.com/office/2006/metadata/properties" xmlns:xsi="http://www.w3.org/2001/XMLSchema-instance" xmlns:pc="http://schemas.microsoft.com/office/infopath/2007/PartnerControls">
-  <documentManagement>
-    <TaxCatchAll xmlns="13c90a0b-73bc-4dc0-be5f-28d77b615beb" xsi:nil="true"/>
-    <lcf76f155ced4ddcb4097134ff3c332f xmlns="13c93bba-48ce-428c-bfe5-88b42c19b028">
-      <Terms xmlns="http://schemas.microsoft.com/office/infopath/2007/PartnerControls"/>
-    </lcf76f155ced4ddcb4097134ff3c332f>
-  </documentManagement>
-</p:properties>
+<file path=customXml/itemProps1.xml><?xml version="1.0" encoding="utf-8"?>
+<ds:datastoreItem xmlns:ds="http://schemas.openxmlformats.org/officeDocument/2006/customXml" ds:itemID="{EAE431FD-7059-4C09-804B-C9D69EB7B213}">
+  <ds:schemaRefs>
+    <ds:schemaRef ds:uri="http://schemas.openxmlformats.org/officeDocument/2006/bibliography"/>
+  </ds:schemaRefs>
+</ds:datastoreItem>
 </file>
 
-<file path=customXml/itemProps1.xml><?xml version="1.0" encoding="utf-8"?>
+<file path=customXml/itemProps2.xml><?xml version="1.0" encoding="utf-8"?>
 <ds:datastoreItem xmlns:ds="http://schemas.openxmlformats.org/officeDocument/2006/customXml" ds:itemID="{10663269-2064-4804-8290-36D4A57F5557}">
   <ds:schemaRefs>
     <ds:schemaRef ds:uri="http://schemas.microsoft.com/sharepoint/v3/contenttype/forms"/>
@@ -28739,15 +28760,18 @@
 </ds:datastoreItem>
 </file>
 
-<file path=customXml/itemProps2.xml><?xml version="1.0" encoding="utf-8"?>
-<ds:datastoreItem xmlns:ds="http://schemas.openxmlformats.org/officeDocument/2006/customXml" ds:itemID="{EAE431FD-7059-4C09-804B-C9D69EB7B213}">
+<file path=customXml/itemProps3.xml><?xml version="1.0" encoding="utf-8"?>
+<ds:datastoreItem xmlns:ds="http://schemas.openxmlformats.org/officeDocument/2006/customXml" ds:itemID="{1279454D-02BE-4A9C-A117-DCD1573E2608}">
   <ds:schemaRefs>
-    <ds:schemaRef ds:uri="http://schemas.openxmlformats.org/officeDocument/2006/bibliography"/>
+    <ds:schemaRef ds:uri="http://schemas.microsoft.com/office/2006/metadata/properties"/>
+    <ds:schemaRef ds:uri="http://schemas.microsoft.com/office/infopath/2007/PartnerControls"/>
+    <ds:schemaRef ds:uri="13c90a0b-73bc-4dc0-be5f-28d77b615beb"/>
+    <ds:schemaRef ds:uri="13c93bba-48ce-428c-bfe5-88b42c19b028"/>
   </ds:schemaRefs>
 </ds:datastoreItem>
 </file>
 
-<file path=customXml/itemProps3.xml><?xml version="1.0" encoding="utf-8"?>
+<file path=customXml/itemProps4.xml><?xml version="1.0" encoding="utf-8"?>
 <ds:datastoreItem xmlns:ds="http://schemas.openxmlformats.org/officeDocument/2006/customXml" ds:itemID="{59065960-E0CA-4804-83B5-320CBCDCC160}">
   <ds:schemaRefs>
     <ds:schemaRef ds:uri="http://schemas.microsoft.com/office/2006/metadata/contentType"/>
@@ -28764,15 +28788,4 @@
     <ds:schemaRef ds:uri="http://schemas.microsoft.com/internal/obd"/>
   </ds:schemaRefs>
 </ds:datastoreItem>
-</file>
-
-<file path=customXml/itemProps4.xml><?xml version="1.0" encoding="utf-8"?>
-<ds:datastoreItem xmlns:ds="http://schemas.openxmlformats.org/officeDocument/2006/customXml" ds:itemID="{1279454D-02BE-4A9C-A117-DCD1573E2608}">
-  <ds:schemaRefs>
-    <ds:schemaRef ds:uri="http://schemas.microsoft.com/office/2006/metadata/properties"/>
-    <ds:schemaRef ds:uri="http://schemas.microsoft.com/office/infopath/2007/PartnerControls"/>
-    <ds:schemaRef ds:uri="13c90a0b-73bc-4dc0-be5f-28d77b615beb"/>
-    <ds:schemaRef ds:uri="13c93bba-48ce-428c-bfe5-88b42c19b028"/>
-  </ds:schemaRefs>
-</ds:datastoreItem>
 </file>
--- a/fuentes/228126_CF07_CFA.docx
+++ b/fuentes/228126_CF07_CFA.docx
@@ -205,7 +205,7 @@
               </wp:anchor>
             </w:drawing>
           </mc:Choice>
-          <mc:Fallback xmlns:oel="http://schemas.microsoft.com/office/2019/extlst" xmlns:w16sdtdh="http://schemas.microsoft.com/office/word/2020/wordml/sdtdatahash">
+          <mc:Fallback xmlns:w16sdtdh="http://schemas.microsoft.com/office/word/2020/wordml/sdtdatahash" xmlns:oel="http://schemas.microsoft.com/office/2019/extlst">
             <w:pict>
               <v:rect w14:anchorId="4C256C62" id="Rectángulo 3" o:spid="_x0000_s1026" alt="&quot;&quot;" style="position:absolute;margin-left:-55.95pt;margin-top:26.4pt;width:613.85pt;height:164.25pt;z-index:-251655168;visibility:visible;mso-wrap-style:square;mso-height-percent:0;mso-wrap-distance-left:9pt;mso-wrap-distance-top:0;mso-wrap-distance-right:9pt;mso-wrap-distance-bottom:0;mso-position-horizontal:absolute;mso-position-horizontal-relative:text;mso-position-vertical:absolute;mso-position-vertical-relative:text;mso-height-percent:0;mso-height-relative:margin;v-text-anchor:middle" o:gfxdata="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" fillcolor="#00314d" stroked="f" strokeweight="1pt"/>
             </w:pict>
@@ -6100,10 +6100,10 @@
           <w:lang w:val="es-419" w:eastAsia="es-CO"/>
         </w:rPr>
         <w:drawing>
-          <wp:inline distT="0" distB="0" distL="0" distR="0" wp14:anchorId="16394CB7" wp14:editId="2F712280">
-            <wp:extent cx="6334125" cy="3219450"/>
-            <wp:effectExtent l="0" t="0" r="9525" b="0"/>
-            <wp:docPr id="12" name="Imagen 12" descr="En la figura 3 se presenta el intercambio de mensajes entre diferentes objetos para ejecutar una funcionalidad del sistema, evidenciando cómo cada objeto asume responsabilidades específicas y colabora con los demás para dar respuesta a una solicitud."/>
+          <wp:inline distT="0" distB="0" distL="0" distR="0" wp14:anchorId="4BD97F65" wp14:editId="04BC4C44">
+            <wp:extent cx="6324600" cy="3215640"/>
+            <wp:effectExtent l="0" t="0" r="0" b="3810"/>
+            <wp:docPr id="2" name="Imagen 2" descr="En la figura 3 se presenta el intercambio de mensajes entre diferentes objetos para ejecutar una funcionalidad del sistema, evidenciando cómo cada objeto asume responsabilidades específicas y colabora con los demás para dar respuesta a una solicitud."/>
             <wp:cNvGraphicFramePr>
               <a:graphicFrameLocks xmlns:a="http://schemas.openxmlformats.org/drawingml/2006/main" noChangeAspect="1"/>
             </wp:cNvGraphicFramePr>
@@ -6111,7 +6111,7 @@
               <a:graphicData uri="http://schemas.openxmlformats.org/drawingml/2006/picture">
                 <pic:pic xmlns:pic="http://schemas.openxmlformats.org/drawingml/2006/picture">
                   <pic:nvPicPr>
-                    <pic:cNvPr id="12" name="Imagen 12" descr="En la figura 3 se presenta el intercambio de mensajes entre diferentes objetos para ejecutar una funcionalidad del sistema, evidenciando cómo cada objeto asume responsabilidades específicas y colabora con los demás para dar respuesta a una solicitud."/>
+                    <pic:cNvPr id="2" name="Imagen 2" descr="En la figura 3 se presenta el intercambio de mensajes entre diferentes objetos para ejecutar una funcionalidad del sistema, evidenciando cómo cada objeto asume responsabilidades específicas y colabora con los demás para dar respuesta a una solicitud."/>
                     <pic:cNvPicPr>
                       <a:picLocks noChangeAspect="1" noChangeArrowheads="1"/>
                     </pic:cNvPicPr>
@@ -6132,7 +6132,7 @@
                   <pic:spPr bwMode="auto">
                     <a:xfrm>
                       <a:off x="0" y="0"/>
-                      <a:ext cx="6334125" cy="3219450"/>
+                      <a:ext cx="6324600" cy="3215640"/>
                     </a:xfrm>
                     <a:prstGeom prst="rect">
                       <a:avLst/>
@@ -8192,50 +8192,46 @@
         <w:rPr>
           <w:lang w:val="es-419" w:eastAsia="es-CO"/>
         </w:rPr>
-        <w:t>Asociación: Aprendiz</w:t>
-      </w:r>
-      <w:r>
-        <w:rPr>
-          <w:lang w:val="es-419" w:eastAsia="es-CO"/>
-        </w:rPr>
-        <w:t xml:space="preserve"> - </w:t>
-      </w:r>
-      <w:r>
-        <w:rPr>
-          <w:lang w:val="es-419" w:eastAsia="es-CO"/>
-        </w:rPr>
-        <w:t>Curso</w:t>
-      </w:r>
-    </w:p>
-    <w:p>
-      <w:pPr>
-        <w:rPr>
-          <w:lang w:val="es-419" w:eastAsia="es-CO"/>
-        </w:rPr>
-      </w:pPr>
-      <w:r>
-        <w:rPr>
-          <w:lang w:val="es-419" w:eastAsia="es-CO"/>
-        </w:rPr>
-        <w:t>Agregación: Curso</w:t>
-      </w:r>
-      <w:r>
-        <w:rPr>
-          <w:lang w:val="es-419" w:eastAsia="es-CO"/>
-        </w:rPr>
-        <w:t xml:space="preserve"> - </w:t>
-      </w:r>
-      <w:r>
-        <w:rPr>
-          <w:lang w:val="es-419" w:eastAsia="es-CO"/>
-        </w:rPr>
-        <w:t>M</w:t>
+        <w:t>Asociación: Aprendiz — Curso</w:t>
+      </w:r>
+    </w:p>
+    <w:p>
+      <w:pPr>
+        <w:rPr>
+          <w:lang w:val="es-419" w:eastAsia="es-CO"/>
+        </w:rPr>
+      </w:pPr>
+      <w:r>
+        <w:rPr>
+          <w:lang w:val="es-419" w:eastAsia="es-CO"/>
+        </w:rPr>
+        <w:t xml:space="preserve">Agregación: Curso </w:t>
+      </w:r>
+      <w:r>
+        <w:rPr>
+          <w:rFonts w:ascii="Cambria Math" w:hAnsi="Cambria Math" w:cs="Cambria Math"/>
+          <w:lang w:val="es-419" w:eastAsia="es-CO"/>
+        </w:rPr>
+        <w:t>◇</w:t>
       </w:r>
       <w:r>
         <w:rPr>
           <w:rFonts w:ascii="Calibri" w:hAnsi="Calibri" w:cs="Calibri"/>
           <w:lang w:val="es-419" w:eastAsia="es-CO"/>
         </w:rPr>
+        <w:t>──</w:t>
+      </w:r>
+      <w:r>
+        <w:rPr>
+          <w:lang w:val="es-419" w:eastAsia="es-CO"/>
+        </w:rPr>
+        <w:t xml:space="preserve"> M</w:t>
+      </w:r>
+      <w:r>
+        <w:rPr>
+          <w:rFonts w:ascii="Calibri" w:hAnsi="Calibri" w:cs="Calibri"/>
+          <w:lang w:val="es-419" w:eastAsia="es-CO"/>
+        </w:rPr>
         <w:t>ó</w:t>
       </w:r>
       <w:r>
@@ -8256,56 +8252,60 @@
           <w:lang w:val="es-419" w:eastAsia="es-CO"/>
         </w:rPr>
         <w:lastRenderedPageBreak/>
-        <w:t>Composición: Formulario</w:t>
-      </w:r>
-      <w:r>
-        <w:rPr>
-          <w:lang w:val="es-419" w:eastAsia="es-CO"/>
-        </w:rPr>
-        <w:t xml:space="preserve"> - </w:t>
-      </w:r>
-      <w:r>
-        <w:rPr>
-          <w:lang w:val="es-419" w:eastAsia="es-CO"/>
-        </w:rPr>
-        <w:t>Campo</w:t>
-      </w:r>
-    </w:p>
-    <w:p>
-      <w:pPr>
-        <w:rPr>
-          <w:lang w:val="es-419" w:eastAsia="es-CO"/>
-        </w:rPr>
-      </w:pPr>
-      <w:r>
-        <w:rPr>
-          <w:lang w:val="es-419" w:eastAsia="es-CO"/>
-        </w:rPr>
-        <w:t>Herencia: Usuario</w:t>
-      </w:r>
-      <w:r>
-        <w:rPr>
-          <w:lang w:val="es-419" w:eastAsia="es-CO"/>
-        </w:rPr>
-        <w:t xml:space="preserve"> </w:t>
-      </w:r>
-      <w:r>
-        <w:rPr>
-          <w:lang w:val="es-419" w:eastAsia="es-CO"/>
-        </w:rPr>
-        <w:t>–</w:t>
-      </w:r>
-      <w:r>
-        <w:rPr>
-          <w:lang w:val="es-419" w:eastAsia="es-CO"/>
-        </w:rPr>
-        <w:t xml:space="preserve"> </w:t>
-      </w:r>
-      <w:r>
-        <w:rPr>
-          <w:lang w:val="es-419" w:eastAsia="es-CO"/>
-        </w:rPr>
-        <w:t>Administrador</w:t>
+        <w:t xml:space="preserve">Composición: Formulario </w:t>
+      </w:r>
+      <w:r>
+        <w:rPr>
+          <w:rFonts w:ascii="Cambria Math" w:hAnsi="Cambria Math" w:cs="Cambria Math"/>
+          <w:lang w:val="es-419" w:eastAsia="es-CO"/>
+        </w:rPr>
+        <w:t>◆</w:t>
+      </w:r>
+      <w:r>
+        <w:rPr>
+          <w:rFonts w:ascii="Calibri" w:hAnsi="Calibri" w:cs="Calibri"/>
+          <w:lang w:val="es-419" w:eastAsia="es-CO"/>
+        </w:rPr>
+        <w:t>──</w:t>
+      </w:r>
+      <w:r>
+        <w:rPr>
+          <w:lang w:val="es-419" w:eastAsia="es-CO"/>
+        </w:rPr>
+        <w:t xml:space="preserve"> Campo</w:t>
+      </w:r>
+    </w:p>
+    <w:p>
+      <w:pPr>
+        <w:rPr>
+          <w:lang w:val="es-419" w:eastAsia="es-CO"/>
+        </w:rPr>
+      </w:pPr>
+      <w:r>
+        <w:rPr>
+          <w:lang w:val="es-419" w:eastAsia="es-CO"/>
+        </w:rPr>
+        <w:t xml:space="preserve">Herencia: Usuario </w:t>
+      </w:r>
+      <w:r>
+        <w:rPr>
+          <w:rFonts w:ascii="Cambria Math" w:hAnsi="Cambria Math" w:cs="Cambria Math"/>
+          <w:lang w:val="es-419" w:eastAsia="es-CO"/>
+        </w:rPr>
+        <w:t>△</w:t>
+      </w:r>
+      <w:r>
+        <w:rPr>
+          <w:rFonts w:ascii="Calibri" w:hAnsi="Calibri" w:cs="Calibri"/>
+          <w:lang w:val="es-419" w:eastAsia="es-CO"/>
+        </w:rPr>
+        <w:t>──</w:t>
+      </w:r>
+      <w:r>
+        <w:rPr>
+          <w:lang w:val="es-419" w:eastAsia="es-CO"/>
+        </w:rPr>
+        <w:t xml:space="preserve"> Administrador</w:t>
       </w:r>
     </w:p>
     <w:p>
@@ -28486,10 +28486,6 @@
 </file>
 
 <file path=customXml/item1.xml><?xml version="1.0" encoding="utf-8"?>
-<b:Sources xmlns:b="http://schemas.openxmlformats.org/officeDocument/2006/bibliography" xmlns="http://schemas.openxmlformats.org/officeDocument/2006/bibliography" SelectedStyle="\APASixthEditionOfficeOnline.xsl" StyleName="APA" Version="6"/>
-</file>
-
-<file path=customXml/item2.xml><?xml version="1.0" encoding="utf-8"?>
 <?mso-contentType ?>
 <FormTemplates xmlns="http://schemas.microsoft.com/sharepoint/v3/contenttype/forms">
   <Display>DocumentLibraryForm</Display>
@@ -28498,18 +28494,11 @@
 </FormTemplates>
 </file>
 
-<file path=customXml/item3.xml><?xml version="1.0" encoding="utf-8"?>
-<p:properties xmlns:p="http://schemas.microsoft.com/office/2006/metadata/properties" xmlns:xsi="http://www.w3.org/2001/XMLSchema-instance" xmlns:pc="http://schemas.microsoft.com/office/infopath/2007/PartnerControls">
-  <documentManagement>
-    <TaxCatchAll xmlns="13c90a0b-73bc-4dc0-be5f-28d77b615beb" xsi:nil="true"/>
-    <lcf76f155ced4ddcb4097134ff3c332f xmlns="13c93bba-48ce-428c-bfe5-88b42c19b028">
-      <Terms xmlns="http://schemas.microsoft.com/office/infopath/2007/PartnerControls"/>
-    </lcf76f155ced4ddcb4097134ff3c332f>
-  </documentManagement>
-</p:properties>
+<file path=customXml/item2.xml><?xml version="1.0" encoding="utf-8"?>
+<b:Sources xmlns:b="http://schemas.openxmlformats.org/officeDocument/2006/bibliography" xmlns="http://schemas.openxmlformats.org/officeDocument/2006/bibliography" SelectedStyle="\APASixthEditionOfficeOnline.xsl" StyleName="APA" Version="6"/>
 </file>
 
-<file path=customXml/item4.xml><?xml version="1.0" encoding="utf-8"?>
+<file path=customXml/item3.xml><?xml version="1.0" encoding="utf-8"?>
 <ct:contentTypeSchema xmlns:ct="http://schemas.microsoft.com/office/2006/metadata/contentType" xmlns:ma="http://schemas.microsoft.com/office/2006/metadata/properties/metaAttributes" ct:_="" ma:_="" ma:contentTypeName="Documento" ma:contentTypeID="0x0101006A81D6BD42E8DF4C91013959704817E1" ma:contentTypeVersion="15" ma:contentTypeDescription="Crear nuevo documento." ma:contentTypeScope="" ma:versionID="bf4f72ffd194f0963ff564daca6869f7">
   <xsd:schema xmlns:xsd="http://www.w3.org/2001/XMLSchema" xmlns:xs="http://www.w3.org/2001/XMLSchema" xmlns:p="http://schemas.microsoft.com/office/2006/metadata/properties" xmlns:ns2="13c90a0b-73bc-4dc0-be5f-28d77b615beb" xmlns:ns3="13c93bba-48ce-428c-bfe5-88b42c19b028" targetNamespace="http://schemas.microsoft.com/office/2006/metadata/properties" ma:root="true" ma:fieldsID="8718d6f4873a5b1392a45044efa78385" ns2:_="" ns3:_="">
     <xsd:import namespace="13c90a0b-73bc-4dc0-be5f-28d77b615beb"/>
@@ -28744,7 +28733,26 @@
 </ct:contentTypeSchema>
 </file>
 
+<file path=customXml/item4.xml><?xml version="1.0" encoding="utf-8"?>
+<p:properties xmlns:p="http://schemas.microsoft.com/office/2006/metadata/properties" xmlns:xsi="http://www.w3.org/2001/XMLSchema-instance" xmlns:pc="http://schemas.microsoft.com/office/infopath/2007/PartnerControls">
+  <documentManagement>
+    <TaxCatchAll xmlns="13c90a0b-73bc-4dc0-be5f-28d77b615beb" xsi:nil="true"/>
+    <lcf76f155ced4ddcb4097134ff3c332f xmlns="13c93bba-48ce-428c-bfe5-88b42c19b028">
+      <Terms xmlns="http://schemas.microsoft.com/office/infopath/2007/PartnerControls"/>
+    </lcf76f155ced4ddcb4097134ff3c332f>
+  </documentManagement>
+</p:properties>
+</file>
+
 <file path=customXml/itemProps1.xml><?xml version="1.0" encoding="utf-8"?>
+<ds:datastoreItem xmlns:ds="http://schemas.openxmlformats.org/officeDocument/2006/customXml" ds:itemID="{10663269-2064-4804-8290-36D4A57F5557}">
+  <ds:schemaRefs>
+    <ds:schemaRef ds:uri="http://schemas.microsoft.com/sharepoint/v3/contenttype/forms"/>
+  </ds:schemaRefs>
+</ds:datastoreItem>
+</file>
+
+<file path=customXml/itemProps2.xml><?xml version="1.0" encoding="utf-8"?>
 <ds:datastoreItem xmlns:ds="http://schemas.openxmlformats.org/officeDocument/2006/customXml" ds:itemID="{EAE431FD-7059-4C09-804B-C9D69EB7B213}">
   <ds:schemaRefs>
     <ds:schemaRef ds:uri="http://schemas.openxmlformats.org/officeDocument/2006/bibliography"/>
@@ -28752,26 +28760,7 @@
 </ds:datastoreItem>
 </file>
 
-<file path=customXml/itemProps2.xml><?xml version="1.0" encoding="utf-8"?>
-<ds:datastoreItem xmlns:ds="http://schemas.openxmlformats.org/officeDocument/2006/customXml" ds:itemID="{10663269-2064-4804-8290-36D4A57F5557}">
-  <ds:schemaRefs>
-    <ds:schemaRef ds:uri="http://schemas.microsoft.com/sharepoint/v3/contenttype/forms"/>
-  </ds:schemaRefs>
-</ds:datastoreItem>
-</file>
-
 <file path=customXml/itemProps3.xml><?xml version="1.0" encoding="utf-8"?>
-<ds:datastoreItem xmlns:ds="http://schemas.openxmlformats.org/officeDocument/2006/customXml" ds:itemID="{1279454D-02BE-4A9C-A117-DCD1573E2608}">
-  <ds:schemaRefs>
-    <ds:schemaRef ds:uri="http://schemas.microsoft.com/office/2006/metadata/properties"/>
-    <ds:schemaRef ds:uri="http://schemas.microsoft.com/office/infopath/2007/PartnerControls"/>
-    <ds:schemaRef ds:uri="13c90a0b-73bc-4dc0-be5f-28d77b615beb"/>
-    <ds:schemaRef ds:uri="13c93bba-48ce-428c-bfe5-88b42c19b028"/>
-  </ds:schemaRefs>
-</ds:datastoreItem>
-</file>
-
-<file path=customXml/itemProps4.xml><?xml version="1.0" encoding="utf-8"?>
 <ds:datastoreItem xmlns:ds="http://schemas.openxmlformats.org/officeDocument/2006/customXml" ds:itemID="{59065960-E0CA-4804-83B5-320CBCDCC160}">
   <ds:schemaRefs>
     <ds:schemaRef ds:uri="http://schemas.microsoft.com/office/2006/metadata/contentType"/>
@@ -28788,4 +28777,15 @@
     <ds:schemaRef ds:uri="http://schemas.microsoft.com/internal/obd"/>
   </ds:schemaRefs>
 </ds:datastoreItem>
+</file>
+
+<file path=customXml/itemProps4.xml><?xml version="1.0" encoding="utf-8"?>
+<ds:datastoreItem xmlns:ds="http://schemas.openxmlformats.org/officeDocument/2006/customXml" ds:itemID="{1279454D-02BE-4A9C-A117-DCD1573E2608}">
+  <ds:schemaRefs>
+    <ds:schemaRef ds:uri="http://schemas.microsoft.com/office/2006/metadata/properties"/>
+    <ds:schemaRef ds:uri="http://schemas.microsoft.com/office/infopath/2007/PartnerControls"/>
+    <ds:schemaRef ds:uri="13c90a0b-73bc-4dc0-be5f-28d77b615beb"/>
+    <ds:schemaRef ds:uri="13c93bba-48ce-428c-bfe5-88b42c19b028"/>
+  </ds:schemaRefs>
+</ds:datastoreItem>
 </file>